--- a/Требования/Курсовая/Курсовая работа. Чернов С.Ю. ИТ-0930222.docx
+++ b/Требования/Курсовая/Курсовая работа. Чернов С.Ю. ИТ-0930222.docx
@@ -189,7 +189,21 @@
           <w:b/>
           <w:szCs w:val="28"/>
         </w:rPr>
-        <w:t xml:space="preserve">РФ КГУ 09.03.04КР25 </w:t>
+        <w:t>РФ КГУ 09.03.0</w:t>
+      </w:r>
+      <w:r>
+        <w:rPr>
+          <w:b/>
+          <w:szCs w:val="28"/>
+        </w:rPr>
+        <w:t>3</w:t>
+      </w:r>
+      <w:r>
+        <w:rPr>
+          <w:b/>
+          <w:szCs w:val="28"/>
+        </w:rPr>
+        <w:t xml:space="preserve">КР25 </w:t>
       </w:r>
       <w:r>
         <w:rPr>
@@ -2473,39 +2487,33 @@
       <w:r>
         <w:t xml:space="preserve"> [2], </w:t>
       </w:r>
-      <w:proofErr w:type="spellStart"/>
       <w:r>
         <w:rPr>
           <w:lang w:val="en-US"/>
         </w:rPr>
         <w:t>CloudPayments</w:t>
       </w:r>
-      <w:proofErr w:type="spellEnd"/>
       <w:r>
         <w:t xml:space="preserve"> [3], </w:t>
       </w:r>
       <w:r>
         <w:t>Ю</w:t>
       </w:r>
-      <w:proofErr w:type="spellStart"/>
       <w:r>
         <w:rPr>
           <w:lang w:val="en-US"/>
         </w:rPr>
         <w:t>Kassa</w:t>
       </w:r>
-      <w:proofErr w:type="spellEnd"/>
       <w:r>
         <w:t xml:space="preserve"> [4], </w:t>
       </w:r>
-      <w:proofErr w:type="spellStart"/>
       <w:r>
         <w:rPr>
           <w:lang w:val="en-US"/>
         </w:rPr>
         <w:t>Saleor</w:t>
       </w:r>
-      <w:proofErr w:type="spellEnd"/>
       <w:r>
         <w:t xml:space="preserve"> [5].</w:t>
       </w:r>
@@ -2666,14 +2674,12 @@
             <w:r>
               <w:t xml:space="preserve"> </w:t>
             </w:r>
-            <w:proofErr w:type="spellStart"/>
             <w:r>
               <w:rPr>
                 <w:lang w:val="en-US"/>
               </w:rPr>
               <w:t>CloudPayments</w:t>
             </w:r>
-            <w:proofErr w:type="spellEnd"/>
           </w:p>
         </w:tc>
         <w:tc>
@@ -2740,15 +2746,7 @@
               <w:t>DS</w:t>
             </w:r>
             <w:r>
-              <w:t xml:space="preserve"> и </w:t>
-            </w:r>
-            <w:proofErr w:type="spellStart"/>
-            <w:r>
-              <w:t>вебхуков</w:t>
-            </w:r>
-            <w:proofErr w:type="spellEnd"/>
-            <w:r>
-              <w:t>.</w:t>
+              <w:t xml:space="preserve"> и вебхуков.</w:t>
             </w:r>
           </w:p>
         </w:tc>
@@ -3052,14 +3050,12 @@
             <w:r>
               <w:t xml:space="preserve"> Ю</w:t>
             </w:r>
-            <w:proofErr w:type="spellStart"/>
             <w:r>
               <w:rPr>
                 <w:lang w:val="en-US"/>
               </w:rPr>
               <w:t>Kassa</w:t>
             </w:r>
-            <w:proofErr w:type="spellEnd"/>
           </w:p>
         </w:tc>
         <w:tc>
@@ -3150,14 +3146,12 @@
             <w:r>
               <w:t xml:space="preserve">4 </w:t>
             </w:r>
-            <w:proofErr w:type="spellStart"/>
             <w:r>
               <w:rPr>
                 <w:lang w:val="en-US"/>
               </w:rPr>
               <w:t>Saleor</w:t>
             </w:r>
-            <w:proofErr w:type="spellEnd"/>
           </w:p>
         </w:tc>
         <w:tc>
@@ -3512,19 +3506,11 @@
           <w:lang w:eastAsia="ru-RU"/>
         </w:rPr>
       </w:pPr>
-      <w:proofErr w:type="spellStart"/>
       <w:r>
         <w:rPr>
           <w:lang w:eastAsia="ru-RU"/>
         </w:rPr>
-        <w:t>фискализация</w:t>
-      </w:r>
-      <w:proofErr w:type="spellEnd"/>
-      <w:r>
-        <w:rPr>
-          <w:lang w:eastAsia="ru-RU"/>
-        </w:rPr>
-        <w:t xml:space="preserve"> чеков</w:t>
+        <w:t>фискализация чеков</w:t>
       </w:r>
       <w:r>
         <w:rPr>
@@ -3587,15 +3573,7 @@
         <w:spacing w:after="160"/>
       </w:pPr>
       <w:r>
-        <w:t xml:space="preserve">Для формализации функциональных требований к системе и визуализации взаимодействия пользователей с ее компонентами была разработана диаграмма вариантов использования, представленная на рисунке 2, отображающая основных </w:t>
-      </w:r>
-      <w:proofErr w:type="spellStart"/>
-      <w:r>
-        <w:t>акторов</w:t>
-      </w:r>
-      <w:proofErr w:type="spellEnd"/>
-      <w:r>
-        <w:t xml:space="preserve"> системы и </w:t>
+        <w:t xml:space="preserve">Для формализации функциональных требований к системе и визуализации взаимодействия пользователей с ее компонентами была разработана диаграмма вариантов использования, представленная на рисунке 2, отображающая основных акторов системы и </w:t>
       </w:r>
       <w:r>
         <w:t>набор действий, которые они могут выполнять.</w:t>
@@ -3685,15 +3663,7 @@
         <w:t xml:space="preserve">Процесс оплаты заказа. </w:t>
       </w:r>
       <w:r>
-        <w:t xml:space="preserve">Данный процесс системы основной, в котором участвует </w:t>
-      </w:r>
-      <w:proofErr w:type="spellStart"/>
-      <w:r>
-        <w:t>актор</w:t>
-      </w:r>
-      <w:proofErr w:type="spellEnd"/>
-      <w:r>
-        <w:t xml:space="preserve"> «покупатель». </w:t>
+        <w:t xml:space="preserve">Данный процесс системы основной, в котором участвует актор «покупатель». </w:t>
       </w:r>
       <w:r>
         <w:t>После оформления заказа, покупатель выбирает способ оплаты</w:t>
@@ -3799,15 +3769,7 @@
         <w:t>В личном кабинете покупатель может просматривать историю совершенных платежей</w:t>
       </w:r>
       <w:r>
-        <w:t xml:space="preserve">, детальную информацию конкретного платежа и чек за него. Данный процесс объединяет </w:t>
-      </w:r>
-      <w:proofErr w:type="spellStart"/>
-      <w:r>
-        <w:t>акторов</w:t>
-      </w:r>
-      <w:proofErr w:type="spellEnd"/>
-      <w:r>
-        <w:t xml:space="preserve"> «администратор» и «покупатель».</w:t>
+        <w:t>, детальную информацию конкретного платежа и чек за него. Данный процесс объединяет акторов «администратор» и «покупатель».</w:t>
       </w:r>
     </w:p>
     <w:p>
@@ -4608,23 +4570,13 @@
           <w:lang w:val="en-US"/>
         </w:rPr>
       </w:pPr>
-      <w:proofErr w:type="spellStart"/>
       <w:r>
         <w:rPr>
           <w:b/>
           <w:bCs/>
           <w:lang w:val="en-US"/>
         </w:rPr>
-        <w:t>acquiring_payment_method</w:t>
-      </w:r>
-      <w:proofErr w:type="spellEnd"/>
-      <w:r>
-        <w:rPr>
-          <w:b/>
-          <w:bCs/>
-          <w:lang w:val="en-US"/>
-        </w:rPr>
-        <w:t xml:space="preserve"> </w:t>
+        <w:t xml:space="preserve">acquiring_payment_method </w:t>
       </w:r>
       <w:r>
         <w:rPr>
@@ -4866,21 +4818,12 @@
           <w:bCs/>
         </w:rPr>
       </w:pPr>
-      <w:proofErr w:type="gramStart"/>
       <w:r>
         <w:rPr>
           <w:b/>
           <w:bCs/>
         </w:rPr>
-        <w:t>1:N</w:t>
-      </w:r>
-      <w:proofErr w:type="gramEnd"/>
-      <w:r>
-        <w:rPr>
-          <w:b/>
-          <w:bCs/>
-        </w:rPr>
-        <w:t xml:space="preserve"> (один ко многим) – </w:t>
+        <w:t xml:space="preserve">1:N (один ко многим) – </w:t>
       </w:r>
       <w:r>
         <w:t>основной тип связи модели, позволяющий:</w:t>
@@ -5938,13 +5881,8 @@
         <w:t xml:space="preserve">. </w:t>
       </w:r>
       <w:r>
-        <w:t xml:space="preserve">Каждый запрос к </w:t>
-      </w:r>
-      <w:proofErr w:type="spellStart"/>
-      <w:r>
-        <w:t>эндпоинтам</w:t>
-      </w:r>
-      <w:proofErr w:type="spellEnd"/>
+        <w:t>Каждый запрос к эндпоинтам</w:t>
+      </w:r>
       <w:r>
         <w:t xml:space="preserve"> (конечным точкам)</w:t>
       </w:r>
@@ -5984,15 +5922,7 @@
         <w:t>на таблице 3</w:t>
       </w:r>
       <w:r>
-        <w:t xml:space="preserve">. Данный набор </w:t>
-      </w:r>
-      <w:proofErr w:type="spellStart"/>
-      <w:r>
-        <w:t>эндпоинтов</w:t>
-      </w:r>
-      <w:proofErr w:type="spellEnd"/>
-      <w:r>
-        <w:t xml:space="preserve"> покрывает ключевые сценарии взаимодействия клиента с системой.</w:t>
+        <w:t>. Данный набор эндпоинтов покрывает ключевые сценарии взаимодействия клиента с системой.</w:t>
       </w:r>
     </w:p>
     <w:p>
@@ -6233,33 +6163,17 @@
               </w:rPr>
               <w:t>/</w:t>
             </w:r>
-            <w:proofErr w:type="spellStart"/>
             <w:r>
               <w:rPr>
                 <w:sz w:val="24"/>
               </w:rPr>
               <w:t>bindings</w:t>
             </w:r>
-            <w:proofErr w:type="spellEnd"/>
             <w:r>
               <w:rPr>
                 <w:sz w:val="24"/>
               </w:rPr>
-              <w:t>/{</w:t>
-            </w:r>
-            <w:proofErr w:type="spellStart"/>
-            <w:r>
-              <w:rPr>
-                <w:sz w:val="24"/>
-              </w:rPr>
-              <w:t>id</w:t>
-            </w:r>
-            <w:proofErr w:type="spellEnd"/>
-            <w:r>
-              <w:rPr>
-                <w:sz w:val="24"/>
-              </w:rPr>
-              <w:t>}</w:t>
+              <w:t>/{id}</w:t>
             </w:r>
           </w:p>
         </w:tc>
@@ -6496,7 +6410,6 @@
         </w:rPr>
         <w:t>Ю</w:t>
       </w:r>
-      <w:proofErr w:type="spellStart"/>
       <w:r>
         <w:rPr>
           <w:b/>
@@ -6505,7 +6418,6 @@
         </w:rPr>
         <w:t>Kassa</w:t>
       </w:r>
-      <w:proofErr w:type="spellEnd"/>
       <w:r>
         <w:rPr>
           <w:b/>
@@ -6530,38 +6442,10 @@
           <w:b/>
           <w:bCs/>
         </w:rPr>
-        <w:t>Open-</w:t>
-      </w:r>
-      <w:proofErr w:type="spellStart"/>
-      <w:r>
-        <w:rPr>
-          <w:b/>
-          <w:bCs/>
-        </w:rPr>
-        <w:t>source</w:t>
-      </w:r>
-      <w:proofErr w:type="spellEnd"/>
-      <w:r>
-        <w:rPr>
-          <w:b/>
-          <w:bCs/>
-        </w:rPr>
-        <w:t xml:space="preserve"> решения</w:t>
-      </w:r>
-      <w:proofErr w:type="gramStart"/>
-      <w:r>
-        <w:rPr>
-          <w:b/>
-          <w:bCs/>
-        </w:rPr>
-        <w:t>:</w:t>
-      </w:r>
-      <w:r>
-        <w:t xml:space="preserve"> Несмотря</w:t>
-      </w:r>
-      <w:proofErr w:type="gramEnd"/>
-      <w:r>
-        <w:t xml:space="preserve"> на нулевую стоимость лицензии, подобные системы требуют значительных трудозатрат на адаптацию, развертывание и поддержку, что сопоставимо с разработкой собственного продукта, но без гарантии соответствия конкретным требованиям заказчика.</w:t>
+        <w:t>Open-source решения:</w:t>
+      </w:r>
+      <w:r>
+        <w:t xml:space="preserve"> Несмотря на нулевую стоимость лицензии, подобные системы требуют значительных трудозатрат на адаптацию, развертывание и поддержку, что сопоставимо с разработкой собственного продукта, но без гарантии соответствия конкретным требованиям заказчика.</w:t>
       </w:r>
     </w:p>
     <w:p>
@@ -6852,33 +6736,11 @@
           <w:lang w:val="en-US"/>
         </w:rPr>
       </w:pPr>
-      <w:proofErr w:type="spellStart"/>
-      <w:r>
-        <w:rPr>
-          <w:lang w:val="en-US"/>
-        </w:rPr>
-        <w:t>killbill</w:t>
-      </w:r>
-      <w:proofErr w:type="spellEnd"/>
-      <w:r>
-        <w:rPr>
-          <w:lang w:val="en-US"/>
-        </w:rPr>
-        <w:t>/</w:t>
-      </w:r>
-      <w:proofErr w:type="spellStart"/>
-      <w:r>
-        <w:rPr>
-          <w:lang w:val="en-US"/>
-        </w:rPr>
-        <w:t>killbill</w:t>
-      </w:r>
-      <w:proofErr w:type="spellEnd"/>
-      <w:r>
-        <w:rPr>
-          <w:lang w:val="en-US"/>
-        </w:rPr>
-        <w:t>: Open-Source Subscription Billing &amp; Payments Platform</w:t>
+      <w:r>
+        <w:rPr>
+          <w:lang w:val="en-US"/>
+        </w:rPr>
+        <w:t>killbill/killbill: Open-Source Subscription Billing &amp; Payments Platform</w:t>
       </w:r>
       <w:r>
         <w:rPr>
@@ -6904,32 +6766,15 @@
         </w:rPr>
         <w:t xml:space="preserve">]. – URL: </w:t>
       </w:r>
-      <w:r>
-        <w:fldChar w:fldCharType="begin"/>
-      </w:r>
-      <w:r>
-        <w:rPr>
-          <w:lang w:val="en-US"/>
-        </w:rPr>
-        <w:instrText xml:space="preserve"> HYPERLINK "https://github.com/killbill/killbill" </w:instrText>
-      </w:r>
-      <w:r>
-        <w:fldChar w:fldCharType="separate"/>
-      </w:r>
-      <w:r>
-        <w:rPr>
-          <w:rStyle w:val="af"/>
-          <w:lang w:val="en-US"/>
-        </w:rPr>
-        <w:t>https://github.com/killbill/killbill</w:t>
-      </w:r>
-      <w:r>
-        <w:rPr>
-          <w:rStyle w:val="af"/>
-          <w:lang w:val="en-US"/>
-        </w:rPr>
-        <w:fldChar w:fldCharType="end"/>
-      </w:r>
+      <w:hyperlink r:id="rId11" w:history="1">
+        <w:r>
+          <w:rPr>
+            <w:rStyle w:val="af"/>
+            <w:lang w:val="en-US"/>
+          </w:rPr>
+          <w:t>https://github.com/killbill/killbill</w:t>
+        </w:r>
+      </w:hyperlink>
       <w:r>
         <w:rPr>
           <w:lang w:val="en-US"/>
@@ -6966,14 +6811,12 @@
       <w:r>
         <w:t xml:space="preserve">Интернет-эквайринг </w:t>
       </w:r>
-      <w:proofErr w:type="spellStart"/>
       <w:r>
         <w:rPr>
           <w:lang w:val="en-US"/>
         </w:rPr>
         <w:t>CloudPayments</w:t>
       </w:r>
-      <w:proofErr w:type="spellEnd"/>
       <w:r>
         <w:t xml:space="preserve"> |</w:t>
       </w:r>
@@ -7004,7 +6847,7 @@
       <w:r>
         <w:t xml:space="preserve">: </w:t>
       </w:r>
-      <w:hyperlink r:id="rId11" w:history="1">
+      <w:hyperlink r:id="rId12" w:history="1">
         <w:r>
           <w:rPr>
             <w:rStyle w:val="af"/>
@@ -7018,7 +6861,6 @@
           </w:rPr>
           <w:t>://</w:t>
         </w:r>
-        <w:proofErr w:type="spellStart"/>
         <w:r>
           <w:rPr>
             <w:rStyle w:val="af"/>
@@ -7026,7 +6868,6 @@
           </w:rPr>
           <w:t>cloudpayments</w:t>
         </w:r>
-        <w:proofErr w:type="spellEnd"/>
         <w:r>
           <w:rPr>
             <w:rStyle w:val="af"/>
@@ -7074,21 +6915,19 @@
       <w:r>
         <w:t>Ю</w:t>
       </w:r>
-      <w:proofErr w:type="spellStart"/>
       <w:r>
         <w:rPr>
           <w:lang w:val="en-US"/>
         </w:rPr>
         <w:t>Kassa</w:t>
       </w:r>
-      <w:proofErr w:type="spellEnd"/>
       <w:r>
         <w:t xml:space="preserve"> – </w:t>
       </w:r>
       <w:r>
         <w:t xml:space="preserve">сервис для приема платежей в интернете [Электронный ресурс]. – URL: </w:t>
       </w:r>
-      <w:hyperlink r:id="rId12" w:history="1">
+      <w:hyperlink r:id="rId13" w:history="1">
         <w:r>
           <w:rPr>
             <w:rStyle w:val="af"/>
@@ -7108,47 +6947,23 @@
           <w:numId w:val="38"/>
         </w:numPr>
       </w:pPr>
-      <w:proofErr w:type="spellStart"/>
       <w:r>
         <w:rPr>
           <w:lang w:val="en-US"/>
         </w:rPr>
         <w:t>saleor</w:t>
       </w:r>
-      <w:proofErr w:type="spellEnd"/>
       <w:r>
         <w:rPr>
           <w:lang w:val="en-US"/>
         </w:rPr>
         <w:t>/</w:t>
       </w:r>
-      <w:proofErr w:type="spellStart"/>
-      <w:r>
-        <w:rPr>
-          <w:lang w:val="en-US"/>
-        </w:rPr>
-        <w:t>saleor</w:t>
-      </w:r>
-      <w:proofErr w:type="spellEnd"/>
-      <w:r>
-        <w:rPr>
-          <w:lang w:val="en-US"/>
-        </w:rPr>
-        <w:t xml:space="preserve">: </w:t>
-      </w:r>
-      <w:proofErr w:type="spellStart"/>
-      <w:r>
-        <w:rPr>
-          <w:lang w:val="en-US"/>
-        </w:rPr>
-        <w:t>Saleor</w:t>
-      </w:r>
-      <w:proofErr w:type="spellEnd"/>
-      <w:r>
-        <w:rPr>
-          <w:lang w:val="en-US"/>
-        </w:rPr>
-        <w:t xml:space="preserve"> Core: the high performance, composable</w:t>
+      <w:r>
+        <w:rPr>
+          <w:lang w:val="en-US"/>
+        </w:rPr>
+        <w:t>saleor: Saleor Core: the high performance, composable</w:t>
       </w:r>
       <w:r>
         <w:rPr>
@@ -7177,7 +6992,7 @@
       <w:r>
         <w:t xml:space="preserve">]. – </w:t>
       </w:r>
-      <w:hyperlink r:id="rId13" w:history="1">
+      <w:hyperlink r:id="rId14" w:history="1">
         <w:r>
           <w:rPr>
             <w:rStyle w:val="af"/>
@@ -7232,21 +7047,7 @@
         <w:rPr>
           <w:lang w:val="en-US"/>
         </w:rPr>
-        <w:t xml:space="preserve">PostgreSQL: The world's most advanced </w:t>
-      </w:r>
-      <w:proofErr w:type="gramStart"/>
-      <w:r>
-        <w:rPr>
-          <w:lang w:val="en-US"/>
-        </w:rPr>
-        <w:t>open source</w:t>
-      </w:r>
-      <w:proofErr w:type="gramEnd"/>
-      <w:r>
-        <w:rPr>
-          <w:lang w:val="en-US"/>
-        </w:rPr>
-        <w:t xml:space="preserve"> database [</w:t>
+        <w:t>PostgreSQL: The world's most advanced open source database [</w:t>
       </w:r>
       <w:r>
         <w:t>Электронный</w:t>
@@ -7266,7 +7067,7 @@
         </w:rPr>
         <w:t xml:space="preserve">]. – URL: </w:t>
       </w:r>
-      <w:hyperlink r:id="rId14" w:history="1">
+      <w:hyperlink r:id="rId15" w:history="1">
         <w:r>
           <w:rPr>
             <w:rStyle w:val="af"/>
@@ -7433,7 +7234,7 @@
                     <pic:cNvPicPr/>
                   </pic:nvPicPr>
                   <pic:blipFill>
-                    <a:blip r:embed="rId15"/>
+                    <a:blip r:embed="rId16"/>
                     <a:stretch>
                       <a:fillRect/>
                     </a:stretch>
@@ -7486,8 +7287,8 @@
       </w:pPr>
     </w:p>
     <w:sectPr>
-      <w:headerReference w:type="default" r:id="rId16"/>
-      <w:footerReference w:type="default" r:id="rId17"/>
+      <w:headerReference w:type="default" r:id="rId17"/>
+      <w:footerReference w:type="default" r:id="rId18"/>
       <w:pgSz w:w="11907" w:h="16443" w:code="9"/>
       <w:pgMar w:top="1418" w:right="567" w:bottom="851" w:left="1418" w:header="567" w:footer="709" w:gutter="0"/>
       <w:cols w:space="708"/>

--- a/Требования/Курсовая/Курсовая работа. Чернов С.Ю. ИТ-0930222.docx
+++ b/Требования/Курсовая/Курсовая работа. Чернов С.Ю. ИТ-0930222.docx
@@ -788,12 +788,8 @@
         <w:p>
           <w:pPr>
             <w:pStyle w:val="11"/>
-            <w:tabs>
-              <w:tab w:val="right" w:leader="dot" w:pos="9912"/>
-            </w:tabs>
             <w:rPr>
               <w:rFonts w:asciiTheme="minorHAnsi" w:eastAsiaTheme="minorEastAsia" w:hAnsiTheme="minorHAnsi"/>
-              <w:noProof/>
               <w:sz w:val="22"/>
               <w:lang w:eastAsia="ru-RU"/>
             </w:rPr>
@@ -807,58 +803,50 @@
           <w:r>
             <w:fldChar w:fldCharType="separate"/>
           </w:r>
-          <w:hyperlink w:anchor="_Toc216022227" w:history="1">
+          <w:hyperlink w:anchor="_Toc216377860" w:history="1">
             <w:r>
               <w:rPr>
                 <w:rStyle w:val="af"/>
-                <w:noProof/>
-              </w:rPr>
-              <w:t>ВВЕДЕНИЕ</w:t>
-            </w:r>
-            <w:r>
-              <w:rPr>
-                <w:noProof/>
+              </w:rPr>
+              <w:t>Введение</w:t>
+            </w:r>
+            <w:r>
+              <w:rPr>
                 <w:webHidden/>
               </w:rPr>
               <w:tab/>
             </w:r>
             <w:r>
               <w:rPr>
-                <w:noProof/>
                 <w:webHidden/>
               </w:rPr>
               <w:fldChar w:fldCharType="begin"/>
             </w:r>
             <w:r>
               <w:rPr>
-                <w:noProof/>
                 <w:webHidden/>
               </w:rPr>
-              <w:instrText xml:space="preserve"> PAGEREF _Toc216022227 \h </w:instrText>
-            </w:r>
-            <w:r>
-              <w:rPr>
-                <w:noProof/>
+              <w:instrText xml:space="preserve"> PAGEREF _Toc216377860 \h </w:instrText>
+            </w:r>
+            <w:r>
+              <w:rPr>
                 <w:webHidden/>
               </w:rPr>
             </w:r>
             <w:r>
               <w:rPr>
-                <w:noProof/>
                 <w:webHidden/>
               </w:rPr>
               <w:fldChar w:fldCharType="separate"/>
             </w:r>
             <w:r>
               <w:rPr>
-                <w:noProof/>
                 <w:webHidden/>
               </w:rPr>
               <w:t>3</w:t>
             </w:r>
             <w:r>
               <w:rPr>
-                <w:noProof/>
                 <w:webHidden/>
               </w:rPr>
               <w:fldChar w:fldCharType="end"/>
@@ -868,68 +856,56 @@
         <w:p>
           <w:pPr>
             <w:pStyle w:val="11"/>
-            <w:tabs>
-              <w:tab w:val="right" w:leader="dot" w:pos="9912"/>
-            </w:tabs>
             <w:rPr>
               <w:rFonts w:asciiTheme="minorHAnsi" w:eastAsiaTheme="minorEastAsia" w:hAnsiTheme="minorHAnsi"/>
-              <w:noProof/>
               <w:sz w:val="22"/>
               <w:lang w:eastAsia="ru-RU"/>
             </w:rPr>
           </w:pPr>
-          <w:hyperlink w:anchor="_Toc216022228" w:history="1">
+          <w:hyperlink w:anchor="_Toc216377861" w:history="1">
             <w:r>
               <w:rPr>
                 <w:rStyle w:val="af"/>
-                <w:noProof/>
               </w:rPr>
               <w:t>ГЛАВА 1. АНАЛИЗ ПРЕДМЕТНОЙ ОБЛАСТИ</w:t>
             </w:r>
             <w:r>
               <w:rPr>
-                <w:noProof/>
                 <w:webHidden/>
               </w:rPr>
               <w:tab/>
             </w:r>
             <w:r>
               <w:rPr>
-                <w:noProof/>
                 <w:webHidden/>
               </w:rPr>
               <w:fldChar w:fldCharType="begin"/>
             </w:r>
             <w:r>
               <w:rPr>
-                <w:noProof/>
                 <w:webHidden/>
               </w:rPr>
-              <w:instrText xml:space="preserve"> PAGEREF _Toc216022228 \h </w:instrText>
-            </w:r>
-            <w:r>
-              <w:rPr>
-                <w:noProof/>
+              <w:instrText xml:space="preserve"> PAGEREF _Toc216377861 \h </w:instrText>
+            </w:r>
+            <w:r>
+              <w:rPr>
                 <w:webHidden/>
               </w:rPr>
             </w:r>
             <w:r>
               <w:rPr>
-                <w:noProof/>
                 <w:webHidden/>
               </w:rPr>
               <w:fldChar w:fldCharType="separate"/>
             </w:r>
             <w:r>
               <w:rPr>
-                <w:noProof/>
                 <w:webHidden/>
               </w:rPr>
               <w:t>5</w:t>
             </w:r>
             <w:r>
               <w:rPr>
-                <w:noProof/>
                 <w:webHidden/>
               </w:rPr>
               <w:fldChar w:fldCharType="end"/>
@@ -949,7 +925,7 @@
               <w:lang w:eastAsia="ru-RU"/>
             </w:rPr>
           </w:pPr>
-          <w:hyperlink w:anchor="_Toc216022229" w:history="1">
+          <w:hyperlink w:anchor="_Toc216377862" w:history="1">
             <w:r>
               <w:rPr>
                 <w:rStyle w:val="af"/>
@@ -976,7 +952,7 @@
                 <w:noProof/>
                 <w:webHidden/>
               </w:rPr>
-              <w:instrText xml:space="preserve"> PAGEREF _Toc216022229 \h </w:instrText>
+              <w:instrText xml:space="preserve"> PAGEREF _Toc216377862 \h </w:instrText>
             </w:r>
             <w:r>
               <w:rPr>
@@ -1020,7 +996,7 @@
               <w:lang w:eastAsia="ru-RU"/>
             </w:rPr>
           </w:pPr>
-          <w:hyperlink w:anchor="_Toc216022230" w:history="1">
+          <w:hyperlink w:anchor="_Toc216377863" w:history="1">
             <w:r>
               <w:rPr>
                 <w:rStyle w:val="af"/>
@@ -1047,7 +1023,7 @@
                 <w:noProof/>
                 <w:webHidden/>
               </w:rPr>
-              <w:instrText xml:space="preserve"> PAGEREF _Toc216022230 \h </w:instrText>
+              <w:instrText xml:space="preserve"> PAGEREF _Toc216377863 \h </w:instrText>
             </w:r>
             <w:r>
               <w:rPr>
@@ -1091,7 +1067,7 @@
               <w:lang w:eastAsia="ru-RU"/>
             </w:rPr>
           </w:pPr>
-          <w:hyperlink w:anchor="_Toc216022231" w:history="1">
+          <w:hyperlink w:anchor="_Toc216377864" w:history="1">
             <w:r>
               <w:rPr>
                 <w:rStyle w:val="af"/>
@@ -1118,7 +1094,7 @@
                 <w:noProof/>
                 <w:webHidden/>
               </w:rPr>
-              <w:instrText xml:space="preserve"> PAGEREF _Toc216022231 \h </w:instrText>
+              <w:instrText xml:space="preserve"> PAGEREF _Toc216377864 \h </w:instrText>
             </w:r>
             <w:r>
               <w:rPr>
@@ -1151,10 +1127,7 @@
         </w:p>
         <w:p>
           <w:pPr>
-            <w:pStyle w:val="11"/>
-            <w:tabs>
-              <w:tab w:val="right" w:leader="dot" w:pos="9912"/>
-            </w:tabs>
+            <w:pStyle w:val="31"/>
             <w:rPr>
               <w:rFonts w:asciiTheme="minorHAnsi" w:eastAsiaTheme="minorEastAsia" w:hAnsiTheme="minorHAnsi"/>
               <w:noProof/>
@@ -1162,20 +1135,14 @@
               <w:lang w:eastAsia="ru-RU"/>
             </w:rPr>
           </w:pPr>
-          <w:hyperlink w:anchor="_Toc216022232" w:history="1">
+          <w:hyperlink w:anchor="_Toc216377865" w:history="1">
             <w:r>
               <w:rPr>
                 <w:rStyle w:val="af"/>
                 <w:noProof/>
-              </w:rPr>
-              <w:t xml:space="preserve">ГЛАВА 2. </w:t>
-            </w:r>
-            <w:r>
-              <w:rPr>
-                <w:rStyle w:val="af"/>
-                <w:noProof/>
-              </w:rPr>
-              <w:t>ПРОЕКТИРОВАНИЕ СИСТЕМЫ</w:t>
+                <w:lang w:eastAsia="ru-RU"/>
+              </w:rPr>
+              <w:t>1.4. Нефункциональные требования</w:t>
             </w:r>
             <w:r>
               <w:rPr>
@@ -1196,7 +1163,7 @@
                 <w:noProof/>
                 <w:webHidden/>
               </w:rPr>
-              <w:instrText xml:space="preserve"> PAGEREF _Toc216022232 \h </w:instrText>
+              <w:instrText xml:space="preserve"> PAGEREF _Toc216377865 \h </w:instrText>
             </w:r>
             <w:r>
               <w:rPr>
@@ -1216,11 +1183,70 @@
                 <w:noProof/>
                 <w:webHidden/>
               </w:rPr>
-              <w:t>9</w:t>
+              <w:t>8</w:t>
             </w:r>
             <w:r>
               <w:rPr>
                 <w:noProof/>
+                <w:webHidden/>
+              </w:rPr>
+              <w:fldChar w:fldCharType="end"/>
+            </w:r>
+          </w:hyperlink>
+        </w:p>
+        <w:p>
+          <w:pPr>
+            <w:pStyle w:val="11"/>
+            <w:rPr>
+              <w:rFonts w:asciiTheme="minorHAnsi" w:eastAsiaTheme="minorEastAsia" w:hAnsiTheme="minorHAnsi"/>
+              <w:sz w:val="22"/>
+              <w:lang w:eastAsia="ru-RU"/>
+            </w:rPr>
+          </w:pPr>
+          <w:hyperlink w:anchor="_Toc216377866" w:history="1">
+            <w:r>
+              <w:rPr>
+                <w:rStyle w:val="af"/>
+              </w:rPr>
+              <w:t>ГЛАВА 2. Проектирование системы</w:t>
+            </w:r>
+            <w:r>
+              <w:rPr>
+                <w:webHidden/>
+              </w:rPr>
+              <w:tab/>
+            </w:r>
+            <w:r>
+              <w:rPr>
+                <w:webHidden/>
+              </w:rPr>
+              <w:fldChar w:fldCharType="begin"/>
+            </w:r>
+            <w:r>
+              <w:rPr>
+                <w:webHidden/>
+              </w:rPr>
+              <w:instrText xml:space="preserve"> PAGEREF _Toc216377866 \h </w:instrText>
+            </w:r>
+            <w:r>
+              <w:rPr>
+                <w:webHidden/>
+              </w:rPr>
+            </w:r>
+            <w:r>
+              <w:rPr>
+                <w:webHidden/>
+              </w:rPr>
+              <w:fldChar w:fldCharType="separate"/>
+            </w:r>
+            <w:r>
+              <w:rPr>
+                <w:webHidden/>
+              </w:rPr>
+              <w:t>11</w:t>
+            </w:r>
+            <w:r>
+              <w:rPr>
                 <w:webHidden/>
               </w:rPr>
               <w:fldChar w:fldCharType="end"/>
@@ -1230,9 +1256,6 @@
         <w:p>
           <w:pPr>
             <w:pStyle w:val="31"/>
-            <w:tabs>
-              <w:tab w:val="right" w:leader="dot" w:pos="9912"/>
-            </w:tabs>
             <w:rPr>
               <w:rFonts w:asciiTheme="minorHAnsi" w:eastAsiaTheme="minorEastAsia" w:hAnsiTheme="minorHAnsi"/>
               <w:noProof/>
@@ -1240,7 +1263,7 @@
               <w:lang w:eastAsia="ru-RU"/>
             </w:rPr>
           </w:pPr>
-          <w:hyperlink w:anchor="_Toc216022233" w:history="1">
+          <w:hyperlink w:anchor="_Toc216377867" w:history="1">
             <w:r>
               <w:rPr>
                 <w:rStyle w:val="af"/>
@@ -1267,7 +1290,7 @@
                 <w:noProof/>
                 <w:webHidden/>
               </w:rPr>
-              <w:instrText xml:space="preserve"> PAGEREF _Toc216022233 \h </w:instrText>
+              <w:instrText xml:space="preserve"> PAGEREF _Toc216377867 \h </w:instrText>
             </w:r>
             <w:r>
               <w:rPr>
@@ -1287,7 +1310,7 @@
                 <w:noProof/>
                 <w:webHidden/>
               </w:rPr>
-              <w:t>9</w:t>
+              <w:t>11</w:t>
             </w:r>
             <w:r>
               <w:rPr>
@@ -1301,9 +1324,6 @@
         <w:p>
           <w:pPr>
             <w:pStyle w:val="31"/>
-            <w:tabs>
-              <w:tab w:val="right" w:leader="dot" w:pos="9912"/>
-            </w:tabs>
             <w:rPr>
               <w:rFonts w:asciiTheme="minorHAnsi" w:eastAsiaTheme="minorEastAsia" w:hAnsiTheme="minorHAnsi"/>
               <w:noProof/>
@@ -1311,7 +1331,7 @@
               <w:lang w:eastAsia="ru-RU"/>
             </w:rPr>
           </w:pPr>
-          <w:hyperlink w:anchor="_Toc216022234" w:history="1">
+          <w:hyperlink w:anchor="_Toc216377868" w:history="1">
             <w:r>
               <w:rPr>
                 <w:rStyle w:val="af"/>
@@ -1338,7 +1358,7 @@
                 <w:noProof/>
                 <w:webHidden/>
               </w:rPr>
-              <w:instrText xml:space="preserve"> PAGEREF _Toc216022234 \h </w:instrText>
+              <w:instrText xml:space="preserve"> PAGEREF _Toc216377868 \h </w:instrText>
             </w:r>
             <w:r>
               <w:rPr>
@@ -1358,7 +1378,7 @@
                 <w:noProof/>
                 <w:webHidden/>
               </w:rPr>
-              <w:t>10</w:t>
+              <w:t>12</w:t>
             </w:r>
             <w:r>
               <w:rPr>
@@ -1372,9 +1392,6 @@
         <w:p>
           <w:pPr>
             <w:pStyle w:val="31"/>
-            <w:tabs>
-              <w:tab w:val="right" w:leader="dot" w:pos="9912"/>
-            </w:tabs>
             <w:rPr>
               <w:rFonts w:asciiTheme="minorHAnsi" w:eastAsiaTheme="minorEastAsia" w:hAnsiTheme="minorHAnsi"/>
               <w:noProof/>
@@ -1382,7 +1399,7 @@
               <w:lang w:eastAsia="ru-RU"/>
             </w:rPr>
           </w:pPr>
-          <w:hyperlink w:anchor="_Toc216022235" w:history="1">
+          <w:hyperlink w:anchor="_Toc216377869" w:history="1">
             <w:r>
               <w:rPr>
                 <w:rStyle w:val="af"/>
@@ -1409,7 +1426,7 @@
                 <w:noProof/>
                 <w:webHidden/>
               </w:rPr>
-              <w:instrText xml:space="preserve"> PAGEREF _Toc216022235 \h </w:instrText>
+              <w:instrText xml:space="preserve"> PAGEREF _Toc216377869 \h </w:instrText>
             </w:r>
             <w:r>
               <w:rPr>
@@ -1429,7 +1446,7 @@
                 <w:noProof/>
                 <w:webHidden/>
               </w:rPr>
-              <w:t>11</w:t>
+              <w:t>13</w:t>
             </w:r>
             <w:r>
               <w:rPr>
@@ -1443,9 +1460,6 @@
         <w:p>
           <w:pPr>
             <w:pStyle w:val="31"/>
-            <w:tabs>
-              <w:tab w:val="right" w:leader="dot" w:pos="9912"/>
-            </w:tabs>
             <w:rPr>
               <w:rFonts w:asciiTheme="minorHAnsi" w:eastAsiaTheme="minorEastAsia" w:hAnsiTheme="minorHAnsi"/>
               <w:noProof/>
@@ -1453,7 +1467,7 @@
               <w:lang w:eastAsia="ru-RU"/>
             </w:rPr>
           </w:pPr>
-          <w:hyperlink w:anchor="_Toc216022236" w:history="1">
+          <w:hyperlink w:anchor="_Toc216377870" w:history="1">
             <w:r>
               <w:rPr>
                 <w:rStyle w:val="af"/>
@@ -1480,7 +1494,7 @@
                 <w:noProof/>
                 <w:webHidden/>
               </w:rPr>
-              <w:instrText xml:space="preserve"> PAGEREF _Toc216022236 \h </w:instrText>
+              <w:instrText xml:space="preserve"> PAGEREF _Toc216377870 \h </w:instrText>
             </w:r>
             <w:r>
               <w:rPr>
@@ -1500,7 +1514,7 @@
                 <w:noProof/>
                 <w:webHidden/>
               </w:rPr>
-              <w:t>14</w:t>
+              <w:t>16</w:t>
             </w:r>
             <w:r>
               <w:rPr>
@@ -1514,9 +1528,6 @@
         <w:p>
           <w:pPr>
             <w:pStyle w:val="31"/>
-            <w:tabs>
-              <w:tab w:val="right" w:leader="dot" w:pos="9912"/>
-            </w:tabs>
             <w:rPr>
               <w:rFonts w:asciiTheme="minorHAnsi" w:eastAsiaTheme="minorEastAsia" w:hAnsiTheme="minorHAnsi"/>
               <w:noProof/>
@@ -1524,7 +1535,7 @@
               <w:lang w:eastAsia="ru-RU"/>
             </w:rPr>
           </w:pPr>
-          <w:hyperlink w:anchor="_Toc216022237" w:history="1">
+          <w:hyperlink w:anchor="_Toc216377871" w:history="1">
             <w:r>
               <w:rPr>
                 <w:rStyle w:val="af"/>
@@ -1566,7 +1577,7 @@
                 <w:noProof/>
                 <w:webHidden/>
               </w:rPr>
-              <w:instrText xml:space="preserve"> PAGEREF _Toc216022237 \h </w:instrText>
+              <w:instrText xml:space="preserve"> PAGEREF _Toc216377871 \h </w:instrText>
             </w:r>
             <w:r>
               <w:rPr>
@@ -1586,7 +1597,7 @@
                 <w:noProof/>
                 <w:webHidden/>
               </w:rPr>
-              <w:t>15</w:t>
+              <w:t>17</w:t>
             </w:r>
             <w:r>
               <w:rPr>
@@ -1600,9 +1611,6 @@
         <w:p>
           <w:pPr>
             <w:pStyle w:val="31"/>
-            <w:tabs>
-              <w:tab w:val="right" w:leader="dot" w:pos="9912"/>
-            </w:tabs>
             <w:rPr>
               <w:rFonts w:asciiTheme="minorHAnsi" w:eastAsiaTheme="minorEastAsia" w:hAnsiTheme="minorHAnsi"/>
               <w:noProof/>
@@ -1610,7 +1618,7 @@
               <w:lang w:eastAsia="ru-RU"/>
             </w:rPr>
           </w:pPr>
-          <w:hyperlink w:anchor="_Toc216022238" w:history="1">
+          <w:hyperlink w:anchor="_Toc216377872" w:history="1">
             <w:r>
               <w:rPr>
                 <w:rStyle w:val="af"/>
@@ -1637,7 +1645,7 @@
                 <w:noProof/>
                 <w:webHidden/>
               </w:rPr>
-              <w:instrText xml:space="preserve"> PAGEREF _Toc216022238 \h </w:instrText>
+              <w:instrText xml:space="preserve"> PAGEREF _Toc216377872 \h </w:instrText>
             </w:r>
             <w:r>
               <w:rPr>
@@ -1657,7 +1665,7 @@
                 <w:noProof/>
                 <w:webHidden/>
               </w:rPr>
-              <w:t>15</w:t>
+              <w:t>17</w:t>
             </w:r>
             <w:r>
               <w:rPr>
@@ -1671,68 +1679,56 @@
         <w:p>
           <w:pPr>
             <w:pStyle w:val="11"/>
-            <w:tabs>
-              <w:tab w:val="right" w:leader="dot" w:pos="9912"/>
-            </w:tabs>
             <w:rPr>
               <w:rFonts w:asciiTheme="minorHAnsi" w:eastAsiaTheme="minorEastAsia" w:hAnsiTheme="minorHAnsi"/>
-              <w:noProof/>
               <w:sz w:val="22"/>
               <w:lang w:eastAsia="ru-RU"/>
             </w:rPr>
           </w:pPr>
-          <w:hyperlink w:anchor="_Toc216022239" w:history="1">
+          <w:hyperlink w:anchor="_Toc216377873" w:history="1">
             <w:r>
               <w:rPr>
                 <w:rStyle w:val="af"/>
-                <w:noProof/>
               </w:rPr>
               <w:t>ЗАКЛЮЧЕНИЕ</w:t>
             </w:r>
             <w:r>
               <w:rPr>
-                <w:noProof/>
                 <w:webHidden/>
               </w:rPr>
               <w:tab/>
             </w:r>
             <w:r>
               <w:rPr>
-                <w:noProof/>
                 <w:webHidden/>
               </w:rPr>
               <w:fldChar w:fldCharType="begin"/>
             </w:r>
             <w:r>
               <w:rPr>
-                <w:noProof/>
                 <w:webHidden/>
               </w:rPr>
-              <w:instrText xml:space="preserve"> PAGEREF _Toc216022239 \h </w:instrText>
-            </w:r>
-            <w:r>
-              <w:rPr>
-                <w:noProof/>
+              <w:instrText xml:space="preserve"> PAGEREF _Toc216377873 \h </w:instrText>
+            </w:r>
+            <w:r>
+              <w:rPr>
                 <w:webHidden/>
               </w:rPr>
             </w:r>
             <w:r>
               <w:rPr>
-                <w:noProof/>
                 <w:webHidden/>
               </w:rPr>
               <w:fldChar w:fldCharType="separate"/>
             </w:r>
             <w:r>
               <w:rPr>
-                <w:noProof/>
                 <w:webHidden/>
               </w:rPr>
-              <w:t>17</w:t>
-            </w:r>
-            <w:r>
-              <w:rPr>
-                <w:noProof/>
+              <w:t>20</w:t>
+            </w:r>
+            <w:r>
+              <w:rPr>
                 <w:webHidden/>
               </w:rPr>
               <w:fldChar w:fldCharType="end"/>
@@ -1742,69 +1738,57 @@
         <w:p>
           <w:pPr>
             <w:pStyle w:val="11"/>
-            <w:tabs>
-              <w:tab w:val="right" w:leader="dot" w:pos="9912"/>
-            </w:tabs>
             <w:rPr>
               <w:rFonts w:asciiTheme="minorHAnsi" w:eastAsiaTheme="minorEastAsia" w:hAnsiTheme="minorHAnsi"/>
-              <w:noProof/>
               <w:sz w:val="22"/>
               <w:lang w:eastAsia="ru-RU"/>
             </w:rPr>
           </w:pPr>
-          <w:hyperlink w:anchor="_Toc216022240" w:history="1">
+          <w:hyperlink w:anchor="_Toc216377874" w:history="1">
             <w:r>
               <w:rPr>
                 <w:rStyle w:val="af"/>
-                <w:noProof/>
                 <w:lang w:eastAsia="ru-RU"/>
               </w:rPr>
               <w:t>СПИСОК ИСПОЛЬЗОВАННЫХ ИСТОЧНИКОВ</w:t>
             </w:r>
             <w:r>
               <w:rPr>
-                <w:noProof/>
                 <w:webHidden/>
               </w:rPr>
               <w:tab/>
             </w:r>
             <w:r>
               <w:rPr>
-                <w:noProof/>
                 <w:webHidden/>
               </w:rPr>
               <w:fldChar w:fldCharType="begin"/>
             </w:r>
             <w:r>
               <w:rPr>
-                <w:noProof/>
                 <w:webHidden/>
               </w:rPr>
-              <w:instrText xml:space="preserve"> PAGEREF _Toc216022240 \h </w:instrText>
-            </w:r>
-            <w:r>
-              <w:rPr>
-                <w:noProof/>
+              <w:instrText xml:space="preserve"> PAGEREF _Toc216377874 \h </w:instrText>
+            </w:r>
+            <w:r>
+              <w:rPr>
                 <w:webHidden/>
               </w:rPr>
             </w:r>
             <w:r>
               <w:rPr>
-                <w:noProof/>
                 <w:webHidden/>
               </w:rPr>
               <w:fldChar w:fldCharType="separate"/>
             </w:r>
             <w:r>
               <w:rPr>
-                <w:noProof/>
                 <w:webHidden/>
               </w:rPr>
-              <w:t>18</w:t>
-            </w:r>
-            <w:r>
-              <w:rPr>
-                <w:noProof/>
+              <w:t>21</w:t>
+            </w:r>
+            <w:r>
+              <w:rPr>
                 <w:webHidden/>
               </w:rPr>
               <w:fldChar w:fldCharType="end"/>
@@ -1814,81 +1798,56 @@
         <w:p>
           <w:pPr>
             <w:pStyle w:val="11"/>
-            <w:tabs>
-              <w:tab w:val="right" w:leader="dot" w:pos="9912"/>
-            </w:tabs>
             <w:rPr>
               <w:rFonts w:asciiTheme="minorHAnsi" w:eastAsiaTheme="minorEastAsia" w:hAnsiTheme="minorHAnsi"/>
-              <w:b/>
-              <w:bCs/>
-              <w:noProof/>
               <w:sz w:val="22"/>
               <w:lang w:eastAsia="ru-RU"/>
             </w:rPr>
           </w:pPr>
-          <w:hyperlink w:anchor="_Toc216022241" w:history="1">
+          <w:hyperlink w:anchor="_Toc216377875" w:history="1">
             <w:r>
               <w:rPr>
                 <w:rStyle w:val="af"/>
-                <w:rFonts w:eastAsiaTheme="majorEastAsia" w:cstheme="majorBidi"/>
-                <w:caps/>
-                <w:noProof/>
-              </w:rPr>
-              <w:t>П</w:t>
-            </w:r>
-            <w:r>
-              <w:rPr>
-                <w:rStyle w:val="af"/>
-                <w:rFonts w:eastAsiaTheme="majorEastAsia" w:cstheme="majorBidi"/>
-                <w:caps/>
-                <w:noProof/>
-              </w:rPr>
-              <w:t>риложение А</w:t>
-            </w:r>
-            <w:r>
-              <w:rPr>
-                <w:noProof/>
+              </w:rPr>
+              <w:t>приложение А</w:t>
+            </w:r>
+            <w:r>
+              <w:rPr>
                 <w:webHidden/>
               </w:rPr>
               <w:tab/>
             </w:r>
             <w:r>
               <w:rPr>
-                <w:noProof/>
                 <w:webHidden/>
               </w:rPr>
               <w:fldChar w:fldCharType="begin"/>
             </w:r>
             <w:r>
               <w:rPr>
-                <w:noProof/>
                 <w:webHidden/>
               </w:rPr>
-              <w:instrText xml:space="preserve"> PAGEREF _Toc216022241 \h </w:instrText>
-            </w:r>
-            <w:r>
-              <w:rPr>
-                <w:noProof/>
+              <w:instrText xml:space="preserve"> PAGEREF _Toc216377875 \h </w:instrText>
+            </w:r>
+            <w:r>
+              <w:rPr>
                 <w:webHidden/>
               </w:rPr>
             </w:r>
             <w:r>
               <w:rPr>
-                <w:noProof/>
                 <w:webHidden/>
               </w:rPr>
               <w:fldChar w:fldCharType="separate"/>
             </w:r>
             <w:r>
               <w:rPr>
-                <w:noProof/>
                 <w:webHidden/>
               </w:rPr>
-              <w:t>19</w:t>
-            </w:r>
-            <w:r>
-              <w:rPr>
-                <w:noProof/>
+              <w:t>22</w:t>
+            </w:r>
+            <w:r>
+              <w:rPr>
                 <w:webHidden/>
               </w:rPr>
               <w:fldChar w:fldCharType="end"/>
@@ -1921,7 +1880,7 @@
         <w:pStyle w:val="a5"/>
       </w:pPr>
       <w:bookmarkStart w:id="0" w:name="_Toc214998306"/>
-      <w:bookmarkStart w:id="1" w:name="_Toc216022227"/>
+      <w:bookmarkStart w:id="1" w:name="_Toc216377860"/>
       <w:r>
         <w:lastRenderedPageBreak/>
         <w:t>Введение</w:t>
@@ -1952,7 +1911,7 @@
     </w:p>
     <w:p>
       <w:r>
-        <w:t xml:space="preserve">Целью данной выпускной квалификационной работы является </w:t>
+        <w:t xml:space="preserve">Целью данной работы является </w:t>
       </w:r>
       <w:r>
         <w:t>проектирование и разработка платежного агрегатора, предназначенного для внутреннего использования в компании и обеспечивающего унифицированный и отказоустойчивый прием платежей.</w:t>
@@ -2133,7 +2092,7 @@
       <w:pPr>
         <w:pStyle w:val="a5"/>
       </w:pPr>
-      <w:bookmarkStart w:id="2" w:name="_Toc216022228"/>
+      <w:bookmarkStart w:id="2" w:name="_Toc216377861"/>
       <w:r>
         <w:lastRenderedPageBreak/>
         <w:t xml:space="preserve">ГЛАВА 1. </w:t>
@@ -2147,7 +2106,7 @@
       <w:pPr>
         <w:pStyle w:val="a7"/>
       </w:pPr>
-      <w:bookmarkStart w:id="3" w:name="_Toc216022229"/>
+      <w:bookmarkStart w:id="3" w:name="_Toc216377862"/>
       <w:r>
         <w:t>1.1</w:t>
       </w:r>
@@ -2444,7 +2403,7 @@
       <w:pPr>
         <w:pStyle w:val="a7"/>
       </w:pPr>
-      <w:bookmarkStart w:id="4" w:name="_Toc216022230"/>
+      <w:bookmarkStart w:id="4" w:name="_Toc216377863"/>
       <w:r>
         <w:t>1.</w:t>
       </w:r>
@@ -2487,37 +2446,44 @@
       <w:r>
         <w:t xml:space="preserve"> [2], </w:t>
       </w:r>
+      <w:proofErr w:type="spellStart"/>
       <w:r>
         <w:rPr>
           <w:lang w:val="en-US"/>
         </w:rPr>
         <w:t>CloudPayments</w:t>
       </w:r>
+      <w:proofErr w:type="spellEnd"/>
       <w:r>
         <w:t xml:space="preserve"> [3], </w:t>
       </w:r>
       <w:r>
         <w:t>Ю</w:t>
       </w:r>
+      <w:proofErr w:type="spellStart"/>
       <w:r>
         <w:rPr>
           <w:lang w:val="en-US"/>
         </w:rPr>
         <w:t>Kassa</w:t>
       </w:r>
+      <w:proofErr w:type="spellEnd"/>
       <w:r>
         <w:t xml:space="preserve"> [4], </w:t>
       </w:r>
+      <w:proofErr w:type="spellStart"/>
       <w:r>
         <w:rPr>
           <w:lang w:val="en-US"/>
         </w:rPr>
         <w:t>Saleor</w:t>
       </w:r>
+      <w:proofErr w:type="spellEnd"/>
       <w:r>
         <w:t xml:space="preserve"> [5].</w:t>
       </w:r>
     </w:p>
+    <w:p/>
     <w:p>
       <w:r>
         <w:t>Таблица 1 – Обзор существующих решений</w:t>
@@ -2674,12 +2640,14 @@
             <w:r>
               <w:t xml:space="preserve"> </w:t>
             </w:r>
+            <w:proofErr w:type="spellStart"/>
             <w:r>
               <w:rPr>
                 <w:lang w:val="en-US"/>
               </w:rPr>
               <w:t>CloudPayments</w:t>
             </w:r>
+            <w:proofErr w:type="spellEnd"/>
           </w:p>
         </w:tc>
         <w:tc>
@@ -2746,7 +2714,15 @@
               <w:t>DS</w:t>
             </w:r>
             <w:r>
-              <w:t xml:space="preserve"> и вебхуков.</w:t>
+              <w:t xml:space="preserve"> и </w:t>
+            </w:r>
+            <w:proofErr w:type="spellStart"/>
+            <w:r>
+              <w:t>вебхуков</w:t>
+            </w:r>
+            <w:proofErr w:type="spellEnd"/>
+            <w:r>
+              <w:t>.</w:t>
             </w:r>
           </w:p>
         </w:tc>
@@ -3050,12 +3026,14 @@
             <w:r>
               <w:t xml:space="preserve"> Ю</w:t>
             </w:r>
+            <w:proofErr w:type="spellStart"/>
             <w:r>
               <w:rPr>
                 <w:lang w:val="en-US"/>
               </w:rPr>
               <w:t>Kassa</w:t>
             </w:r>
+            <w:proofErr w:type="spellEnd"/>
           </w:p>
         </w:tc>
         <w:tc>
@@ -3146,12 +3124,14 @@
             <w:r>
               <w:t xml:space="preserve">4 </w:t>
             </w:r>
+            <w:proofErr w:type="spellStart"/>
             <w:r>
               <w:rPr>
                 <w:lang w:val="en-US"/>
               </w:rPr>
               <w:t>Saleor</w:t>
             </w:r>
+            <w:proofErr w:type="spellEnd"/>
           </w:p>
         </w:tc>
         <w:tc>
@@ -3289,7 +3269,7 @@
         <w:pStyle w:val="a7"/>
       </w:pPr>
       <w:bookmarkStart w:id="5" w:name="_Toc214998310"/>
-      <w:bookmarkStart w:id="6" w:name="_Toc216022231"/>
+      <w:bookmarkStart w:id="6" w:name="_Toc216377864"/>
       <w:r>
         <w:t>1.</w:t>
       </w:r>
@@ -3325,6 +3305,7 @@
           <w:lang w:eastAsia="ru-RU"/>
         </w:rPr>
       </w:pPr>
+      <w:bookmarkStart w:id="7" w:name="_Hlk216349160"/>
       <w:r>
         <w:rPr>
           <w:lang w:eastAsia="ru-RU"/>
@@ -3367,6 +3348,7 @@
         <w:t>;</w:t>
       </w:r>
     </w:p>
+    <w:bookmarkEnd w:id="7"/>
     <w:p>
       <w:pPr>
         <w:pStyle w:val="ad"/>
@@ -3506,11 +3488,19 @@
           <w:lang w:eastAsia="ru-RU"/>
         </w:rPr>
       </w:pPr>
-      <w:r>
-        <w:rPr>
-          <w:lang w:eastAsia="ru-RU"/>
-        </w:rPr>
-        <w:t>фискализация чеков</w:t>
+      <w:proofErr w:type="spellStart"/>
+      <w:r>
+        <w:rPr>
+          <w:lang w:eastAsia="ru-RU"/>
+        </w:rPr>
+        <w:t>фискализация</w:t>
+      </w:r>
+      <w:proofErr w:type="spellEnd"/>
+      <w:r>
+        <w:rPr>
+          <w:lang w:eastAsia="ru-RU"/>
+        </w:rPr>
+        <w:t xml:space="preserve"> чеков</w:t>
       </w:r>
       <w:r>
         <w:rPr>
@@ -3536,6 +3526,798 @@
         </w:rPr>
         <w:t>.</w:t>
       </w:r>
+    </w:p>
+    <w:p>
+      <w:pPr>
+        <w:pStyle w:val="20"/>
+        <w:rPr>
+          <w:lang w:eastAsia="ru-RU"/>
+        </w:rPr>
+      </w:pPr>
+      <w:bookmarkStart w:id="8" w:name="_Toc216377865"/>
+      <w:r>
+        <w:rPr>
+          <w:lang w:eastAsia="ru-RU"/>
+        </w:rPr>
+        <w:t>1.4. Нефункциональные требования</w:t>
+      </w:r>
+      <w:bookmarkEnd w:id="8"/>
+    </w:p>
+    <w:p>
+      <w:pPr>
+        <w:rPr>
+          <w:lang w:eastAsia="ru-RU"/>
+        </w:rPr>
+      </w:pPr>
+      <w:r>
+        <w:rPr>
+          <w:lang w:eastAsia="ru-RU"/>
+        </w:rPr>
+        <w:t xml:space="preserve">Нефункциональные требования определяют качественные характеристики платёжного агрегатора, влияющие на его надёжность, безопасность, производительность, </w:t>
+      </w:r>
+      <w:proofErr w:type="spellStart"/>
+      <w:r>
+        <w:rPr>
+          <w:lang w:eastAsia="ru-RU"/>
+        </w:rPr>
+        <w:t>сопровождаемость</w:t>
+      </w:r>
+      <w:proofErr w:type="spellEnd"/>
+      <w:r>
+        <w:rPr>
+          <w:lang w:eastAsia="ru-RU"/>
+        </w:rPr>
+        <w:t xml:space="preserve"> и удобство интеграции в корпоративные продукты.</w:t>
+      </w:r>
+    </w:p>
+    <w:p>
+      <w:pPr>
+        <w:rPr>
+          <w:lang w:eastAsia="ru-RU"/>
+        </w:rPr>
+      </w:pPr>
+      <w:r>
+        <w:rPr>
+          <w:lang w:eastAsia="ru-RU"/>
+        </w:rPr>
+        <w:t>Требования к надежности:</w:t>
+      </w:r>
+    </w:p>
+    <w:p>
+      <w:pPr>
+        <w:pStyle w:val="ad"/>
+        <w:numPr>
+          <w:ilvl w:val="0"/>
+          <w:numId w:val="39"/>
+        </w:numPr>
+        <w:tabs>
+          <w:tab w:val="left" w:pos="993"/>
+        </w:tabs>
+        <w:ind w:left="0" w:firstLine="709"/>
+        <w:rPr>
+          <w:lang w:eastAsia="ru-RU"/>
+        </w:rPr>
+      </w:pPr>
+      <w:bookmarkStart w:id="9" w:name="_Hlk216349421"/>
+      <w:r>
+        <w:rPr>
+          <w:lang w:eastAsia="ru-RU"/>
+        </w:rPr>
+        <w:t>с</w:t>
+      </w:r>
+      <w:r>
+        <w:rPr>
+          <w:lang w:eastAsia="ru-RU"/>
+        </w:rPr>
+        <w:t>истема должна обеспечивать непрерывную обработку платёжных запросов при отказе</w:t>
+      </w:r>
+      <w:r>
+        <w:rPr>
+          <w:lang w:eastAsia="ru-RU"/>
+        </w:rPr>
+        <w:t xml:space="preserve"> отдельных компонентов системы</w:t>
+      </w:r>
+      <w:r>
+        <w:rPr>
+          <w:lang w:eastAsia="ru-RU"/>
+        </w:rPr>
+        <w:t>;</w:t>
+      </w:r>
+    </w:p>
+    <w:p>
+      <w:pPr>
+        <w:pStyle w:val="ad"/>
+        <w:numPr>
+          <w:ilvl w:val="0"/>
+          <w:numId w:val="39"/>
+        </w:numPr>
+        <w:tabs>
+          <w:tab w:val="left" w:pos="993"/>
+        </w:tabs>
+        <w:ind w:left="0" w:firstLine="709"/>
+        <w:rPr>
+          <w:lang w:eastAsia="ru-RU"/>
+        </w:rPr>
+      </w:pPr>
+      <w:r>
+        <w:rPr>
+          <w:lang w:eastAsia="ru-RU"/>
+        </w:rPr>
+        <w:t>вс</w:t>
+      </w:r>
+      <w:r>
+        <w:rPr>
+          <w:lang w:eastAsia="ru-RU"/>
+        </w:rPr>
+        <w:t>е критические операции должны выполняться в рамках транзакций СУБД, гарантирующих атомарность и целостность данных (ACID)</w:t>
+      </w:r>
+      <w:r>
+        <w:rPr>
+          <w:lang w:eastAsia="ru-RU"/>
+        </w:rPr>
+        <w:t>;</w:t>
+      </w:r>
+    </w:p>
+    <w:bookmarkEnd w:id="9"/>
+    <w:p>
+      <w:pPr>
+        <w:pStyle w:val="ad"/>
+        <w:numPr>
+          <w:ilvl w:val="0"/>
+          <w:numId w:val="39"/>
+        </w:numPr>
+        <w:tabs>
+          <w:tab w:val="left" w:pos="993"/>
+        </w:tabs>
+        <w:ind w:left="0" w:firstLine="709"/>
+        <w:rPr>
+          <w:lang w:eastAsia="ru-RU"/>
+        </w:rPr>
+      </w:pPr>
+      <w:r>
+        <w:rPr>
+          <w:lang w:eastAsia="ru-RU"/>
+        </w:rPr>
+        <w:lastRenderedPageBreak/>
+        <w:t>п</w:t>
+      </w:r>
+      <w:r>
+        <w:rPr>
+          <w:lang w:eastAsia="ru-RU"/>
+        </w:rPr>
+        <w:t xml:space="preserve">ри недоступности внешнего провайдера система должна автоматически повторять запрос с </w:t>
+      </w:r>
+      <w:r>
+        <w:rPr>
+          <w:lang w:eastAsia="ru-RU"/>
+        </w:rPr>
+        <w:t>временной</w:t>
+      </w:r>
+      <w:r>
+        <w:rPr>
+          <w:lang w:eastAsia="ru-RU"/>
+        </w:rPr>
+        <w:t xml:space="preserve"> задержкой до достижения лимита попыток</w:t>
+      </w:r>
+      <w:r>
+        <w:rPr>
+          <w:lang w:eastAsia="ru-RU"/>
+        </w:rPr>
+        <w:t>.</w:t>
+      </w:r>
+    </w:p>
+    <w:p>
+      <w:pPr>
+        <w:pStyle w:val="ad"/>
+        <w:tabs>
+          <w:tab w:val="left" w:pos="993"/>
+        </w:tabs>
+        <w:ind w:left="709" w:firstLine="0"/>
+        <w:rPr>
+          <w:lang w:eastAsia="ru-RU"/>
+        </w:rPr>
+      </w:pPr>
+      <w:r>
+        <w:rPr>
+          <w:lang w:eastAsia="ru-RU"/>
+        </w:rPr>
+        <w:t>Требования к производительности:</w:t>
+      </w:r>
+    </w:p>
+    <w:p>
+      <w:pPr>
+        <w:pStyle w:val="ad"/>
+        <w:numPr>
+          <w:ilvl w:val="0"/>
+          <w:numId w:val="40"/>
+        </w:numPr>
+        <w:tabs>
+          <w:tab w:val="left" w:pos="993"/>
+        </w:tabs>
+        <w:ind w:left="0" w:firstLine="709"/>
+        <w:rPr>
+          <w:lang w:eastAsia="ru-RU"/>
+        </w:rPr>
+      </w:pPr>
+      <w:r>
+        <w:rPr>
+          <w:lang w:eastAsia="ru-RU"/>
+        </w:rPr>
+        <w:t>с</w:t>
+      </w:r>
+      <w:r>
+        <w:rPr>
+          <w:lang w:eastAsia="ru-RU"/>
+        </w:rPr>
+        <w:t>истема должна поддерживать обработку не менее 100 платёжных запросов в секунду при средней задержке ответа не более 2 секунд</w:t>
+      </w:r>
+      <w:r>
+        <w:rPr>
+          <w:lang w:eastAsia="ru-RU"/>
+        </w:rPr>
+        <w:t>;</w:t>
+      </w:r>
+    </w:p>
+    <w:p>
+      <w:pPr>
+        <w:pStyle w:val="ad"/>
+        <w:numPr>
+          <w:ilvl w:val="0"/>
+          <w:numId w:val="40"/>
+        </w:numPr>
+        <w:tabs>
+          <w:tab w:val="left" w:pos="993"/>
+        </w:tabs>
+        <w:ind w:left="0" w:firstLine="709"/>
+        <w:rPr>
+          <w:lang w:eastAsia="ru-RU"/>
+        </w:rPr>
+      </w:pPr>
+      <w:r>
+        <w:rPr>
+          <w:lang w:eastAsia="ru-RU"/>
+        </w:rPr>
+        <w:t>а</w:t>
+      </w:r>
+      <w:r>
+        <w:rPr>
+          <w:lang w:eastAsia="ru-RU"/>
+        </w:rPr>
+        <w:t>рхитектура должна предусматривать горизонтальное масштабирование микросервисов без необходимости изменения их логики</w:t>
+      </w:r>
+      <w:r>
+        <w:rPr>
+          <w:lang w:eastAsia="ru-RU"/>
+        </w:rPr>
+        <w:t>;</w:t>
+      </w:r>
+    </w:p>
+    <w:p>
+      <w:pPr>
+        <w:pStyle w:val="ad"/>
+        <w:numPr>
+          <w:ilvl w:val="0"/>
+          <w:numId w:val="40"/>
+        </w:numPr>
+        <w:tabs>
+          <w:tab w:val="left" w:pos="993"/>
+        </w:tabs>
+        <w:ind w:left="0" w:firstLine="709"/>
+        <w:rPr>
+          <w:lang w:eastAsia="ru-RU"/>
+        </w:rPr>
+      </w:pPr>
+      <w:r>
+        <w:rPr>
+          <w:lang w:eastAsia="ru-RU"/>
+        </w:rPr>
+        <w:t>б</w:t>
+      </w:r>
+      <w:r>
+        <w:rPr>
+          <w:lang w:eastAsia="ru-RU"/>
+        </w:rPr>
+        <w:t>аза данных должна поддерживать репликацию и обеспечивать отказоустойчивость при сбое основного узла</w:t>
+      </w:r>
+      <w:r>
+        <w:rPr>
+          <w:lang w:eastAsia="ru-RU"/>
+        </w:rPr>
+        <w:t>.</w:t>
+      </w:r>
+    </w:p>
+    <w:p>
+      <w:pPr>
+        <w:pStyle w:val="ad"/>
+        <w:tabs>
+          <w:tab w:val="left" w:pos="993"/>
+        </w:tabs>
+        <w:ind w:left="709" w:firstLine="0"/>
+        <w:rPr>
+          <w:lang w:eastAsia="ru-RU"/>
+        </w:rPr>
+      </w:pPr>
+      <w:r>
+        <w:rPr>
+          <w:lang w:eastAsia="ru-RU"/>
+        </w:rPr>
+        <w:t>Требования к безопасности:</w:t>
+      </w:r>
+    </w:p>
+    <w:p>
+      <w:pPr>
+        <w:pStyle w:val="ad"/>
+        <w:numPr>
+          <w:ilvl w:val="0"/>
+          <w:numId w:val="41"/>
+        </w:numPr>
+        <w:tabs>
+          <w:tab w:val="left" w:pos="993"/>
+        </w:tabs>
+        <w:ind w:left="0" w:firstLine="709"/>
+        <w:rPr>
+          <w:lang w:eastAsia="ru-RU"/>
+        </w:rPr>
+      </w:pPr>
+      <w:r>
+        <w:rPr>
+          <w:lang w:eastAsia="ru-RU"/>
+        </w:rPr>
+        <w:t>в</w:t>
+      </w:r>
+      <w:r>
+        <w:rPr>
+          <w:lang w:eastAsia="ru-RU"/>
+        </w:rPr>
+        <w:t xml:space="preserve">се чувствительные данные должны храниться в </w:t>
+      </w:r>
+      <w:proofErr w:type="spellStart"/>
+      <w:r>
+        <w:rPr>
+          <w:lang w:eastAsia="ru-RU"/>
+        </w:rPr>
+        <w:t>Vault</w:t>
+      </w:r>
+      <w:proofErr w:type="spellEnd"/>
+      <w:r>
+        <w:rPr>
+          <w:lang w:eastAsia="ru-RU"/>
+        </w:rPr>
+        <w:t>-хранилище</w:t>
+      </w:r>
+      <w:r>
+        <w:rPr>
+          <w:lang w:eastAsia="ru-RU"/>
+        </w:rPr>
+        <w:t xml:space="preserve"> и не попадать в логи или исходный код</w:t>
+      </w:r>
+      <w:r>
+        <w:rPr>
+          <w:lang w:eastAsia="ru-RU"/>
+        </w:rPr>
+        <w:t>;</w:t>
+      </w:r>
+    </w:p>
+    <w:p>
+      <w:pPr>
+        <w:pStyle w:val="ad"/>
+        <w:numPr>
+          <w:ilvl w:val="0"/>
+          <w:numId w:val="41"/>
+        </w:numPr>
+        <w:tabs>
+          <w:tab w:val="left" w:pos="993"/>
+        </w:tabs>
+        <w:ind w:left="0" w:firstLine="709"/>
+        <w:rPr>
+          <w:lang w:eastAsia="ru-RU"/>
+        </w:rPr>
+      </w:pPr>
+      <w:r>
+        <w:rPr>
+          <w:lang w:eastAsia="ru-RU"/>
+        </w:rPr>
+        <w:t xml:space="preserve">система не должна хранить номер банковской карты и </w:t>
+      </w:r>
+      <w:r>
+        <w:rPr>
+          <w:lang w:val="en-US" w:eastAsia="ru-RU"/>
+        </w:rPr>
+        <w:t>CVV</w:t>
+      </w:r>
+      <w:r>
+        <w:rPr>
+          <w:lang w:eastAsia="ru-RU"/>
+        </w:rPr>
+        <w:t xml:space="preserve">, </w:t>
+      </w:r>
+      <w:r>
+        <w:rPr>
+          <w:lang w:eastAsia="ru-RU"/>
+        </w:rPr>
+        <w:t>а только токенизированный идентификатор, выданный эквайрингом</w:t>
+      </w:r>
+      <w:r>
+        <w:rPr>
+          <w:lang w:eastAsia="ru-RU"/>
+        </w:rPr>
+        <w:t>;</w:t>
+      </w:r>
+    </w:p>
+    <w:p>
+      <w:pPr>
+        <w:pStyle w:val="ad"/>
+        <w:numPr>
+          <w:ilvl w:val="0"/>
+          <w:numId w:val="41"/>
+        </w:numPr>
+        <w:tabs>
+          <w:tab w:val="left" w:pos="993"/>
+        </w:tabs>
+        <w:ind w:left="0" w:firstLine="709"/>
+        <w:rPr>
+          <w:lang w:eastAsia="ru-RU"/>
+        </w:rPr>
+      </w:pPr>
+      <w:r>
+        <w:rPr>
+          <w:lang w:eastAsia="ru-RU"/>
+        </w:rPr>
+        <w:t>в</w:t>
+      </w:r>
+      <w:r>
+        <w:rPr>
+          <w:lang w:eastAsia="ru-RU"/>
+        </w:rPr>
+        <w:t>се внешние и внутренние коммуникации должны осуществляться по защищённому протоколу HTTPS/TLS 1.2+</w:t>
+      </w:r>
+      <w:r>
+        <w:rPr>
+          <w:lang w:eastAsia="ru-RU"/>
+        </w:rPr>
+        <w:t>.</w:t>
+      </w:r>
+    </w:p>
+    <w:p>
+      <w:pPr>
+        <w:pStyle w:val="ad"/>
+        <w:tabs>
+          <w:tab w:val="left" w:pos="993"/>
+        </w:tabs>
+        <w:ind w:left="709" w:firstLine="0"/>
+        <w:rPr>
+          <w:lang w:eastAsia="ru-RU"/>
+        </w:rPr>
+      </w:pPr>
+      <w:r>
+        <w:rPr>
+          <w:lang w:eastAsia="ru-RU"/>
+        </w:rPr>
+        <w:t>Требования к сопровождаемости:</w:t>
+      </w:r>
+    </w:p>
+    <w:p>
+      <w:pPr>
+        <w:pStyle w:val="ad"/>
+        <w:numPr>
+          <w:ilvl w:val="0"/>
+          <w:numId w:val="43"/>
+        </w:numPr>
+        <w:tabs>
+          <w:tab w:val="left" w:pos="993"/>
+        </w:tabs>
+        <w:ind w:left="0" w:firstLine="709"/>
+        <w:rPr>
+          <w:lang w:eastAsia="ru-RU"/>
+        </w:rPr>
+      </w:pPr>
+      <w:r>
+        <w:rPr>
+          <w:lang w:eastAsia="ru-RU"/>
+        </w:rPr>
+        <w:t>и</w:t>
+      </w:r>
+      <w:r>
+        <w:rPr>
+          <w:lang w:eastAsia="ru-RU"/>
+        </w:rPr>
+        <w:t>сходный код должен быть структурирован по принципу чистой архитектуры (</w:t>
+      </w:r>
+      <w:proofErr w:type="spellStart"/>
+      <w:r>
+        <w:rPr>
+          <w:lang w:eastAsia="ru-RU"/>
+        </w:rPr>
+        <w:t>Clean</w:t>
+      </w:r>
+      <w:proofErr w:type="spellEnd"/>
+      <w:r>
+        <w:rPr>
+          <w:lang w:eastAsia="ru-RU"/>
+        </w:rPr>
+        <w:t xml:space="preserve"> Architecture) с чётким разделением на слои: API, Application, Domain, Infrastructure</w:t>
+      </w:r>
+      <w:r>
+        <w:rPr>
+          <w:lang w:eastAsia="ru-RU"/>
+        </w:rPr>
+        <w:t>;</w:t>
+      </w:r>
+    </w:p>
+    <w:p>
+      <w:pPr>
+        <w:pStyle w:val="ad"/>
+        <w:numPr>
+          <w:ilvl w:val="0"/>
+          <w:numId w:val="43"/>
+        </w:numPr>
+        <w:tabs>
+          <w:tab w:val="left" w:pos="993"/>
+        </w:tabs>
+        <w:ind w:left="0" w:firstLine="709"/>
+        <w:rPr>
+          <w:lang w:eastAsia="ru-RU"/>
+        </w:rPr>
+      </w:pPr>
+      <w:r>
+        <w:rPr>
+          <w:lang w:eastAsia="ru-RU"/>
+        </w:rPr>
+        <w:t>в</w:t>
+      </w:r>
+      <w:r>
+        <w:rPr>
+          <w:lang w:eastAsia="ru-RU"/>
+        </w:rPr>
+        <w:t xml:space="preserve">се ключевые компоненты (адаптеры провайдеров, обработчики </w:t>
+      </w:r>
+      <w:proofErr w:type="spellStart"/>
+      <w:r>
+        <w:rPr>
+          <w:lang w:eastAsia="ru-RU"/>
+        </w:rPr>
+        <w:t>вебхуков</w:t>
+      </w:r>
+      <w:proofErr w:type="spellEnd"/>
+      <w:r>
+        <w:rPr>
+          <w:lang w:eastAsia="ru-RU"/>
+        </w:rPr>
+        <w:t xml:space="preserve">, </w:t>
+      </w:r>
+      <w:proofErr w:type="spellStart"/>
+      <w:r>
+        <w:rPr>
+          <w:lang w:eastAsia="ru-RU"/>
+        </w:rPr>
+        <w:t>retry</w:t>
+      </w:r>
+      <w:proofErr w:type="spellEnd"/>
+      <w:r>
+        <w:rPr>
+          <w:lang w:eastAsia="ru-RU"/>
+        </w:rPr>
+        <w:t>-логика) должны быть локализованы в отдельных модулях</w:t>
+      </w:r>
+      <w:r>
+        <w:rPr>
+          <w:lang w:eastAsia="ru-RU"/>
+        </w:rPr>
+        <w:t>;</w:t>
+      </w:r>
+    </w:p>
+    <w:p>
+      <w:pPr>
+        <w:pStyle w:val="ad"/>
+        <w:numPr>
+          <w:ilvl w:val="0"/>
+          <w:numId w:val="43"/>
+        </w:numPr>
+        <w:tabs>
+          <w:tab w:val="left" w:pos="993"/>
+        </w:tabs>
+        <w:ind w:left="0" w:firstLine="709"/>
+        <w:rPr>
+          <w:lang w:eastAsia="ru-RU"/>
+        </w:rPr>
+      </w:pPr>
+      <w:r>
+        <w:rPr>
+          <w:lang w:eastAsia="ru-RU"/>
+        </w:rPr>
+        <w:t>в</w:t>
+      </w:r>
+      <w:r>
+        <w:rPr>
+          <w:lang w:eastAsia="ru-RU"/>
+        </w:rPr>
+        <w:t>се внешние и внутренние коммуникации должны осуществляться по защищённому протоколу HTTPS/TLS 1.2+</w:t>
+      </w:r>
+      <w:r>
+        <w:rPr>
+          <w:lang w:eastAsia="ru-RU"/>
+        </w:rPr>
+        <w:t>.</w:t>
+      </w:r>
+    </w:p>
+    <w:p>
+      <w:pPr>
+        <w:pStyle w:val="ad"/>
+        <w:tabs>
+          <w:tab w:val="left" w:pos="993"/>
+        </w:tabs>
+        <w:ind w:left="709" w:firstLine="0"/>
+        <w:rPr>
+          <w:lang w:eastAsia="ru-RU"/>
+        </w:rPr>
+      </w:pPr>
+      <w:r>
+        <w:rPr>
+          <w:lang w:eastAsia="ru-RU"/>
+        </w:rPr>
+        <w:t>Требования к совместимости:</w:t>
+      </w:r>
+    </w:p>
+    <w:p>
+      <w:pPr>
+        <w:pStyle w:val="ad"/>
+        <w:numPr>
+          <w:ilvl w:val="0"/>
+          <w:numId w:val="44"/>
+        </w:numPr>
+        <w:tabs>
+          <w:tab w:val="left" w:pos="993"/>
+        </w:tabs>
+        <w:ind w:left="0" w:firstLine="709"/>
+        <w:rPr>
+          <w:lang w:eastAsia="ru-RU"/>
+        </w:rPr>
+      </w:pPr>
+      <w:r>
+        <w:rPr>
+          <w:lang w:eastAsia="ru-RU"/>
+        </w:rPr>
+        <w:t>с</w:t>
+      </w:r>
+      <w:r>
+        <w:rPr>
+          <w:lang w:eastAsia="ru-RU"/>
+        </w:rPr>
+        <w:t>истема должна быть реализована на платформе .NET 8 и поддерживать запуск в контейнерах Docker</w:t>
+      </w:r>
+      <w:r>
+        <w:rPr>
+          <w:lang w:eastAsia="ru-RU"/>
+        </w:rPr>
+        <w:t>;</w:t>
+      </w:r>
+    </w:p>
+    <w:p>
+      <w:pPr>
+        <w:pStyle w:val="ad"/>
+        <w:numPr>
+          <w:ilvl w:val="0"/>
+          <w:numId w:val="44"/>
+        </w:numPr>
+        <w:tabs>
+          <w:tab w:val="left" w:pos="993"/>
+        </w:tabs>
+        <w:ind w:left="0" w:firstLine="709"/>
+        <w:rPr>
+          <w:lang w:eastAsia="ru-RU"/>
+        </w:rPr>
+      </w:pPr>
+      <w:r>
+        <w:rPr>
+          <w:lang w:eastAsia="ru-RU"/>
+        </w:rPr>
+        <w:lastRenderedPageBreak/>
+        <w:t>к</w:t>
+      </w:r>
+      <w:r>
+        <w:rPr>
+          <w:lang w:eastAsia="ru-RU"/>
+        </w:rPr>
+        <w:t xml:space="preserve">орректная работа должна обеспечиваться в операционных системах Linux (в </w:t>
+      </w:r>
+      <w:proofErr w:type="spellStart"/>
+      <w:r>
+        <w:rPr>
+          <w:lang w:eastAsia="ru-RU"/>
+        </w:rPr>
+        <w:t>продакшене</w:t>
+      </w:r>
+      <w:proofErr w:type="spellEnd"/>
+      <w:r>
+        <w:rPr>
+          <w:lang w:eastAsia="ru-RU"/>
+        </w:rPr>
+        <w:t>) и Windows (в разработке)</w:t>
+      </w:r>
+      <w:r>
+        <w:rPr>
+          <w:lang w:eastAsia="ru-RU"/>
+        </w:rPr>
+        <w:t>;</w:t>
+      </w:r>
+    </w:p>
+    <w:p>
+      <w:pPr>
+        <w:pStyle w:val="ad"/>
+        <w:numPr>
+          <w:ilvl w:val="0"/>
+          <w:numId w:val="44"/>
+        </w:numPr>
+        <w:tabs>
+          <w:tab w:val="left" w:pos="993"/>
+        </w:tabs>
+        <w:ind w:left="0" w:firstLine="709"/>
+        <w:rPr>
+          <w:lang w:eastAsia="ru-RU"/>
+        </w:rPr>
+      </w:pPr>
+      <w:r>
+        <w:rPr>
+          <w:lang w:eastAsia="ru-RU"/>
+        </w:rPr>
+        <w:t>в</w:t>
+      </w:r>
+      <w:r>
+        <w:rPr>
+          <w:lang w:eastAsia="ru-RU"/>
+        </w:rPr>
+        <w:t xml:space="preserve">се зависимости (библиотеки, драйверы СУБД, клиенты очередей) должны быть совместимы с </w:t>
+      </w:r>
+      <w:proofErr w:type="spellStart"/>
+      <w:r>
+        <w:rPr>
+          <w:lang w:eastAsia="ru-RU"/>
+        </w:rPr>
+        <w:t>open-source</w:t>
+      </w:r>
+      <w:proofErr w:type="spellEnd"/>
+      <w:r>
+        <w:rPr>
+          <w:lang w:eastAsia="ru-RU"/>
+        </w:rPr>
+        <w:t xml:space="preserve"> лицензиями и поддерживаться производителями</w:t>
+      </w:r>
+      <w:r>
+        <w:rPr>
+          <w:lang w:eastAsia="ru-RU"/>
+        </w:rPr>
+        <w:t>.</w:t>
+      </w:r>
+    </w:p>
+    <w:p>
+      <w:pPr>
+        <w:pStyle w:val="ad"/>
+        <w:tabs>
+          <w:tab w:val="left" w:pos="993"/>
+        </w:tabs>
+        <w:ind w:left="709" w:firstLine="0"/>
+        <w:rPr>
+          <w:lang w:eastAsia="ru-RU"/>
+        </w:rPr>
+      </w:pPr>
+    </w:p>
+    <w:p>
+      <w:pPr>
+        <w:tabs>
+          <w:tab w:val="left" w:pos="993"/>
+        </w:tabs>
+        <w:ind w:firstLine="0"/>
+        <w:rPr>
+          <w:lang w:eastAsia="ru-RU"/>
+        </w:rPr>
+      </w:pPr>
+    </w:p>
+    <w:p>
+      <w:pPr>
+        <w:rPr>
+          <w:lang w:eastAsia="ru-RU"/>
+        </w:rPr>
+      </w:pPr>
     </w:p>
     <w:p>
       <w:pPr>
@@ -3551,29 +4333,37 @@
       <w:pPr>
         <w:pStyle w:val="a5"/>
       </w:pPr>
-      <w:bookmarkStart w:id="7" w:name="_Toc216022232"/>
+      <w:bookmarkStart w:id="10" w:name="_Toc216377866"/>
       <w:r>
         <w:lastRenderedPageBreak/>
         <w:t>ГЛАВА 2. Проектирование системы</w:t>
       </w:r>
-      <w:bookmarkEnd w:id="7"/>
+      <w:bookmarkEnd w:id="10"/>
     </w:p>
     <w:p>
       <w:pPr>
         <w:pStyle w:val="20"/>
       </w:pPr>
-      <w:bookmarkStart w:id="8" w:name="_Toc216022233"/>
+      <w:bookmarkStart w:id="11" w:name="_Toc216377867"/>
       <w:r>
         <w:t>2.1. Разработка схемы бизнес-процессов</w:t>
       </w:r>
-      <w:bookmarkEnd w:id="8"/>
+      <w:bookmarkEnd w:id="11"/>
     </w:p>
     <w:p>
       <w:pPr>
         <w:spacing w:after="160"/>
       </w:pPr>
       <w:r>
-        <w:t xml:space="preserve">Для формализации функциональных требований к системе и визуализации взаимодействия пользователей с ее компонентами была разработана диаграмма вариантов использования, представленная на рисунке 2, отображающая основных акторов системы и </w:t>
+        <w:t xml:space="preserve">Для формализации функциональных требований к системе и визуализации взаимодействия пользователей с ее компонентами была разработана диаграмма вариантов использования, представленная на рисунке 2, отображающая основных </w:t>
+      </w:r>
+      <w:proofErr w:type="spellStart"/>
+      <w:r>
+        <w:t>акторов</w:t>
+      </w:r>
+      <w:proofErr w:type="spellEnd"/>
+      <w:r>
+        <w:t xml:space="preserve"> системы и </w:t>
       </w:r>
       <w:r>
         <w:t>набор действий, которые они могут выполнять.</w:t>
@@ -3627,12 +4417,16 @@
     </w:p>
     <w:p>
       <w:pPr>
-        <w:spacing w:after="160"/>
         <w:jc w:val="center"/>
       </w:pPr>
       <w:r>
         <w:t>Рисунок 1 – Диаграмма вариантов использования</w:t>
       </w:r>
+    </w:p>
+    <w:p>
+      <w:pPr>
+        <w:jc w:val="center"/>
+      </w:pPr>
     </w:p>
     <w:p>
       <w:r>
@@ -3663,7 +4457,15 @@
         <w:t xml:space="preserve">Процесс оплаты заказа. </w:t>
       </w:r>
       <w:r>
-        <w:t xml:space="preserve">Данный процесс системы основной, в котором участвует актор «покупатель». </w:t>
+        <w:t xml:space="preserve">Данный процесс системы основной, в котором участвует </w:t>
+      </w:r>
+      <w:proofErr w:type="spellStart"/>
+      <w:r>
+        <w:t>актор</w:t>
+      </w:r>
+      <w:proofErr w:type="spellEnd"/>
+      <w:r>
+        <w:t xml:space="preserve"> «покупатель». </w:t>
       </w:r>
       <w:r>
         <w:t>После оформления заказа, покупатель выбирает способ оплаты</w:t>
@@ -3769,7 +4571,15 @@
         <w:t>В личном кабинете покупатель может просматривать историю совершенных платежей</w:t>
       </w:r>
       <w:r>
-        <w:t>, детальную информацию конкретного платежа и чек за него. Данный процесс объединяет акторов «администратор» и «покупатель».</w:t>
+        <w:t xml:space="preserve">, детальную информацию конкретного платежа и чек за него. Данный процесс объединяет </w:t>
+      </w:r>
+      <w:proofErr w:type="spellStart"/>
+      <w:r>
+        <w:t>акторов</w:t>
+      </w:r>
+      <w:proofErr w:type="spellEnd"/>
+      <w:r>
+        <w:t xml:space="preserve"> «администратор» и «покупатель».</w:t>
       </w:r>
     </w:p>
     <w:p>
@@ -3826,11 +4636,11 @@
       <w:pPr>
         <w:pStyle w:val="20"/>
       </w:pPr>
-      <w:bookmarkStart w:id="9" w:name="_Toc216022234"/>
+      <w:bookmarkStart w:id="12" w:name="_Toc216377868"/>
       <w:r>
         <w:t>2.2. Описание ролей и прав доступ</w:t>
       </w:r>
-      <w:bookmarkEnd w:id="9"/>
+      <w:bookmarkEnd w:id="12"/>
     </w:p>
     <w:p>
       <w:r>
@@ -4194,11 +5004,11 @@
       <w:pPr>
         <w:pStyle w:val="20"/>
       </w:pPr>
-      <w:bookmarkStart w:id="10" w:name="_Toc216022235"/>
+      <w:bookmarkStart w:id="13" w:name="_Toc216377869"/>
       <w:r>
         <w:t>2.3. Проектирование стурктуры базы данных</w:t>
       </w:r>
-      <w:bookmarkEnd w:id="10"/>
+      <w:bookmarkEnd w:id="13"/>
     </w:p>
     <w:p>
       <w:r>
@@ -4354,6 +5164,7 @@
         <w:t>диаграмма платежного агрегатора</w:t>
       </w:r>
     </w:p>
+    <w:p/>
     <w:p>
       <w:r>
         <w:t>В модель входят следующие сущность:</w:t>
@@ -4570,13 +5381,23 @@
           <w:lang w:val="en-US"/>
         </w:rPr>
       </w:pPr>
+      <w:proofErr w:type="spellStart"/>
       <w:r>
         <w:rPr>
           <w:b/>
           <w:bCs/>
           <w:lang w:val="en-US"/>
         </w:rPr>
-        <w:t xml:space="preserve">acquiring_payment_method </w:t>
+        <w:t>acquiring_payment_method</w:t>
+      </w:r>
+      <w:proofErr w:type="spellEnd"/>
+      <w:r>
+        <w:rPr>
+          <w:b/>
+          <w:bCs/>
+          <w:lang w:val="en-US"/>
+        </w:rPr>
+        <w:t xml:space="preserve"> </w:t>
       </w:r>
       <w:r>
         <w:rPr>
@@ -4728,6 +5549,7 @@
           <w:bCs/>
           <w:lang w:val="en-US"/>
         </w:rPr>
+        <w:lastRenderedPageBreak/>
         <w:t>payment</w:t>
       </w:r>
       <w:r>
@@ -4765,7 +5587,6 @@
           <w:bCs/>
           <w:lang w:val="en-US"/>
         </w:rPr>
-        <w:lastRenderedPageBreak/>
         <w:t>receipt</w:t>
       </w:r>
       <w:r>
@@ -4818,12 +5639,21 @@
           <w:bCs/>
         </w:rPr>
       </w:pPr>
+      <w:proofErr w:type="gramStart"/>
       <w:r>
         <w:rPr>
           <w:b/>
           <w:bCs/>
         </w:rPr>
-        <w:t xml:space="preserve">1:N (один ко многим) – </w:t>
+        <w:t>1:N</w:t>
+      </w:r>
+      <w:proofErr w:type="gramEnd"/>
+      <w:r>
+        <w:rPr>
+          <w:b/>
+          <w:bCs/>
+        </w:rPr>
+        <w:t xml:space="preserve"> (один ко многим) – </w:t>
       </w:r>
       <w:r>
         <w:t>основной тип связи модели, позволяющий:</w:t>
@@ -5500,6 +6330,7 @@
         <w:t>диаграмма отдельных сущностей системы</w:t>
       </w:r>
     </w:p>
+    <w:p/>
     <w:p>
       <w:r>
         <w:t>В модель входят следующие сущности:</w:t>
@@ -5702,11 +6533,11 @@
       <w:pPr>
         <w:pStyle w:val="20"/>
       </w:pPr>
-      <w:bookmarkStart w:id="11" w:name="_Toc216022236"/>
+      <w:bookmarkStart w:id="14" w:name="_Toc216377870"/>
       <w:r>
         <w:t>2.4. Построение логической реляционной модели данных</w:t>
       </w:r>
-      <w:bookmarkEnd w:id="11"/>
+      <w:bookmarkEnd w:id="14"/>
     </w:p>
     <w:p>
       <w:r>
@@ -5743,7 +6574,11 @@
         <w:t>-</w:t>
       </w:r>
       <w:r>
-        <w:t xml:space="preserve">диаграмма представляет собой следующий этап детализации проектирования, переходящий от концептуальной модели сущностей к формальному реляционному представлению, используемому для генерации физической схемы в СУБД </w:t>
+        <w:t xml:space="preserve">диаграмма представляет собой следующий этап детализации проектирования, переходящий от концептуальной </w:t>
+      </w:r>
+      <w:r>
+        <w:lastRenderedPageBreak/>
+        <w:t xml:space="preserve">модели сущностей к формальному реляционному представлению, используемому для генерации физической схемы в СУБД </w:t>
       </w:r>
       <w:r>
         <w:rPr>
@@ -5760,7 +6595,6 @@
     </w:p>
     <w:p>
       <w:r>
-        <w:lastRenderedPageBreak/>
         <w:t xml:space="preserve">В приложении А представлена </w:t>
       </w:r>
       <w:r>
@@ -5792,7 +6626,7 @@
       <w:pPr>
         <w:pStyle w:val="20"/>
       </w:pPr>
-      <w:bookmarkStart w:id="12" w:name="_Toc216022237"/>
+      <w:bookmarkStart w:id="15" w:name="_Toc216377871"/>
       <w:r>
         <w:t>2.5</w:t>
       </w:r>
@@ -5817,7 +6651,7 @@
       <w:r>
         <w:t>я компонентов</w:t>
       </w:r>
-      <w:bookmarkEnd w:id="12"/>
+      <w:bookmarkEnd w:id="15"/>
     </w:p>
     <w:p>
       <w:r>
@@ -5881,8 +6715,13 @@
         <w:t xml:space="preserve">. </w:t>
       </w:r>
       <w:r>
-        <w:t>Каждый запрос к эндпоинтам</w:t>
-      </w:r>
+        <w:t xml:space="preserve">Каждый запрос к </w:t>
+      </w:r>
+      <w:proofErr w:type="spellStart"/>
+      <w:r>
+        <w:t>эндпоинтам</w:t>
+      </w:r>
+      <w:proofErr w:type="spellEnd"/>
       <w:r>
         <w:t xml:space="preserve"> (конечным точкам)</w:t>
       </w:r>
@@ -5922,7 +6761,15 @@
         <w:t>на таблице 3</w:t>
       </w:r>
       <w:r>
-        <w:t>. Данный набор эндпоинтов покрывает ключевые сценарии взаимодействия клиента с системой.</w:t>
+        <w:t xml:space="preserve">. Данный набор </w:t>
+      </w:r>
+      <w:proofErr w:type="spellStart"/>
+      <w:r>
+        <w:t>эндпоинтов</w:t>
+      </w:r>
+      <w:proofErr w:type="spellEnd"/>
+      <w:r>
+        <w:t xml:space="preserve"> покрывает ключевые сценарии взаимодействия клиента с системой.</w:t>
       </w:r>
     </w:p>
     <w:p>
@@ -6163,17 +7010,33 @@
               </w:rPr>
               <w:t>/</w:t>
             </w:r>
+            <w:proofErr w:type="spellStart"/>
             <w:r>
               <w:rPr>
                 <w:sz w:val="24"/>
               </w:rPr>
               <w:t>bindings</w:t>
             </w:r>
+            <w:proofErr w:type="spellEnd"/>
             <w:r>
               <w:rPr>
                 <w:sz w:val="24"/>
               </w:rPr>
-              <w:t>/{id}</w:t>
+              <w:t>/{</w:t>
+            </w:r>
+            <w:proofErr w:type="spellStart"/>
+            <w:r>
+              <w:rPr>
+                <w:sz w:val="24"/>
+              </w:rPr>
+              <w:t>id</w:t>
+            </w:r>
+            <w:proofErr w:type="spellEnd"/>
+            <w:r>
+              <w:rPr>
+                <w:sz w:val="24"/>
+              </w:rPr>
+              <w:t>}</w:t>
             </w:r>
           </w:p>
         </w:tc>
@@ -6368,14 +7231,14 @@
       <w:pPr>
         <w:pStyle w:val="20"/>
       </w:pPr>
-      <w:bookmarkStart w:id="13" w:name="_Toc216022238"/>
+      <w:bookmarkStart w:id="16" w:name="_Toc216377872"/>
       <w:r>
         <w:t xml:space="preserve">2.6. Экономическая </w:t>
       </w:r>
       <w:r>
         <w:t>целесообразность</w:t>
       </w:r>
-      <w:bookmarkEnd w:id="13"/>
+      <w:bookmarkEnd w:id="16"/>
     </w:p>
     <w:p>
       <w:r>
@@ -6384,6 +7247,7 @@
     </w:p>
     <w:p>
       <w:r>
+        <w:lastRenderedPageBreak/>
         <w:t>Перед принятием решения о разработке собственных решений был проведен анализ существующих альтернатив (см. п 1.2), который выявил следующие экономические аспекты:</w:t>
       </w:r>
     </w:p>
@@ -6400,7 +7264,6 @@
           <w:b/>
           <w:bCs/>
         </w:rPr>
-        <w:lastRenderedPageBreak/>
         <w:t>Коммерческие платформы (</w:t>
       </w:r>
       <w:r>
@@ -6410,6 +7273,7 @@
         </w:rPr>
         <w:t>Ю</w:t>
       </w:r>
+      <w:proofErr w:type="spellStart"/>
       <w:r>
         <w:rPr>
           <w:b/>
@@ -6418,6 +7282,7 @@
         </w:rPr>
         <w:t>Kassa</w:t>
       </w:r>
+      <w:proofErr w:type="spellEnd"/>
       <w:r>
         <w:rPr>
           <w:b/>
@@ -6442,10 +7307,38 @@
           <w:b/>
           <w:bCs/>
         </w:rPr>
-        <w:t>Open-source решения:</w:t>
-      </w:r>
-      <w:r>
-        <w:t xml:space="preserve"> Несмотря на нулевую стоимость лицензии, подобные системы требуют значительных трудозатрат на адаптацию, развертывание и поддержку, что сопоставимо с разработкой собственного продукта, но без гарантии соответствия конкретным требованиям заказчика.</w:t>
+        <w:t>Open-</w:t>
+      </w:r>
+      <w:proofErr w:type="spellStart"/>
+      <w:r>
+        <w:rPr>
+          <w:b/>
+          <w:bCs/>
+        </w:rPr>
+        <w:t>source</w:t>
+      </w:r>
+      <w:proofErr w:type="spellEnd"/>
+      <w:r>
+        <w:rPr>
+          <w:b/>
+          <w:bCs/>
+        </w:rPr>
+        <w:t xml:space="preserve"> решения</w:t>
+      </w:r>
+      <w:proofErr w:type="gramStart"/>
+      <w:r>
+        <w:rPr>
+          <w:b/>
+          <w:bCs/>
+        </w:rPr>
+        <w:t>:</w:t>
+      </w:r>
+      <w:r>
+        <w:t xml:space="preserve"> Несмотря</w:t>
+      </w:r>
+      <w:proofErr w:type="gramEnd"/>
+      <w:r>
+        <w:t xml:space="preserve"> на нулевую стоимость лицензии, подобные системы требуют значительных трудозатрат на адаптацию, развертывание и поддержку, что сопоставимо с разработкой собственного продукта, но без гарантии соответствия конкретным требованиям заказчика.</w:t>
       </w:r>
     </w:p>
     <w:p>
@@ -6550,6 +7443,7 @@
           <w:b/>
           <w:bCs/>
         </w:rPr>
+        <w:lastRenderedPageBreak/>
         <w:t>Гибкость и масштабируемость.</w:t>
       </w:r>
       <w:r>
@@ -6573,12 +7467,12 @@
       <w:pPr>
         <w:pStyle w:val="a5"/>
       </w:pPr>
-      <w:bookmarkStart w:id="14" w:name="_Toc216022239"/>
+      <w:bookmarkStart w:id="17" w:name="_Toc216377873"/>
       <w:r>
         <w:lastRenderedPageBreak/>
         <w:t>ЗАКЛЮЧЕНИЕ</w:t>
       </w:r>
-      <w:bookmarkEnd w:id="14"/>
+      <w:bookmarkEnd w:id="17"/>
     </w:p>
     <w:p>
       <w:r>
@@ -6607,8 +7501,8 @@
           <w:lang w:eastAsia="ru-RU"/>
         </w:rPr>
       </w:pPr>
-      <w:bookmarkStart w:id="15" w:name="_Toc214998314"/>
-      <w:bookmarkStart w:id="16" w:name="_Toc216022240"/>
+      <w:bookmarkStart w:id="18" w:name="_Toc214998314"/>
+      <w:bookmarkStart w:id="19" w:name="_Toc216377874"/>
       <w:r>
         <w:rPr>
           <w:caps w:val="0"/>
@@ -6617,8 +7511,8 @@
         <w:lastRenderedPageBreak/>
         <w:t>СПИСОК ИСПОЛЬЗОВАННЫХ ИСТОЧНИКОВ</w:t>
       </w:r>
-      <w:bookmarkEnd w:id="15"/>
-      <w:bookmarkEnd w:id="16"/>
+      <w:bookmarkEnd w:id="18"/>
+      <w:bookmarkEnd w:id="19"/>
     </w:p>
     <w:p>
       <w:pPr>
@@ -6736,11 +7630,33 @@
           <w:lang w:val="en-US"/>
         </w:rPr>
       </w:pPr>
+      <w:proofErr w:type="spellStart"/>
       <w:r>
         <w:rPr>
           <w:lang w:val="en-US"/>
         </w:rPr>
-        <w:t>killbill/killbill: Open-Source Subscription Billing &amp; Payments Platform</w:t>
+        <w:t>killbill</w:t>
+      </w:r>
+      <w:proofErr w:type="spellEnd"/>
+      <w:r>
+        <w:rPr>
+          <w:lang w:val="en-US"/>
+        </w:rPr>
+        <w:t>/</w:t>
+      </w:r>
+      <w:proofErr w:type="spellStart"/>
+      <w:r>
+        <w:rPr>
+          <w:lang w:val="en-US"/>
+        </w:rPr>
+        <w:t>killbill</w:t>
+      </w:r>
+      <w:proofErr w:type="spellEnd"/>
+      <w:r>
+        <w:rPr>
+          <w:lang w:val="en-US"/>
+        </w:rPr>
+        <w:t>: Open-Source Subscription Billing &amp; Payments Platform</w:t>
       </w:r>
       <w:r>
         <w:rPr>
@@ -6811,12 +7727,14 @@
       <w:r>
         <w:t xml:space="preserve">Интернет-эквайринг </w:t>
       </w:r>
+      <w:proofErr w:type="spellStart"/>
       <w:r>
         <w:rPr>
           <w:lang w:val="en-US"/>
         </w:rPr>
         <w:t>CloudPayments</w:t>
       </w:r>
+      <w:proofErr w:type="spellEnd"/>
       <w:r>
         <w:t xml:space="preserve"> |</w:t>
       </w:r>
@@ -6861,6 +7779,7 @@
           </w:rPr>
           <w:t>://</w:t>
         </w:r>
+        <w:proofErr w:type="spellStart"/>
         <w:r>
           <w:rPr>
             <w:rStyle w:val="af"/>
@@ -6868,6 +7787,7 @@
           </w:rPr>
           <w:t>cloudpayments</w:t>
         </w:r>
+        <w:proofErr w:type="spellEnd"/>
         <w:r>
           <w:rPr>
             <w:rStyle w:val="af"/>
@@ -6915,12 +7835,14 @@
       <w:r>
         <w:t>Ю</w:t>
       </w:r>
+      <w:proofErr w:type="spellStart"/>
       <w:r>
         <w:rPr>
           <w:lang w:val="en-US"/>
         </w:rPr>
         <w:t>Kassa</w:t>
       </w:r>
+      <w:proofErr w:type="spellEnd"/>
       <w:r>
         <w:t xml:space="preserve"> – </w:t>
       </w:r>
@@ -6947,23 +7869,47 @@
           <w:numId w:val="38"/>
         </w:numPr>
       </w:pPr>
+      <w:proofErr w:type="spellStart"/>
       <w:r>
         <w:rPr>
           <w:lang w:val="en-US"/>
         </w:rPr>
         <w:t>saleor</w:t>
       </w:r>
+      <w:proofErr w:type="spellEnd"/>
       <w:r>
         <w:rPr>
           <w:lang w:val="en-US"/>
         </w:rPr>
         <w:t>/</w:t>
       </w:r>
+      <w:proofErr w:type="spellStart"/>
       <w:r>
         <w:rPr>
           <w:lang w:val="en-US"/>
         </w:rPr>
-        <w:t>saleor: Saleor Core: the high performance, composable</w:t>
+        <w:t>saleor</w:t>
+      </w:r>
+      <w:proofErr w:type="spellEnd"/>
+      <w:r>
+        <w:rPr>
+          <w:lang w:val="en-US"/>
+        </w:rPr>
+        <w:t xml:space="preserve">: </w:t>
+      </w:r>
+      <w:proofErr w:type="spellStart"/>
+      <w:r>
+        <w:rPr>
+          <w:lang w:val="en-US"/>
+        </w:rPr>
+        <w:t>Saleor</w:t>
+      </w:r>
+      <w:proofErr w:type="spellEnd"/>
+      <w:r>
+        <w:rPr>
+          <w:lang w:val="en-US"/>
+        </w:rPr>
+        <w:t xml:space="preserve"> Core: the high performance, composable</w:t>
       </w:r>
       <w:r>
         <w:rPr>
@@ -7047,7 +7993,21 @@
         <w:rPr>
           <w:lang w:val="en-US"/>
         </w:rPr>
-        <w:t>PostgreSQL: The world's most advanced open source database [</w:t>
+        <w:t xml:space="preserve">PostgreSQL: The world's most advanced </w:t>
+      </w:r>
+      <w:proofErr w:type="gramStart"/>
+      <w:r>
+        <w:rPr>
+          <w:lang w:val="en-US"/>
+        </w:rPr>
+        <w:t>open source</w:t>
+      </w:r>
+      <w:proofErr w:type="gramEnd"/>
+      <w:r>
+        <w:rPr>
+          <w:lang w:val="en-US"/>
+        </w:rPr>
+        <w:t xml:space="preserve"> database [</w:t>
       </w:r>
       <w:r>
         <w:t>Электронный</w:t>
@@ -7164,8 +8124,8 @@
           <w:szCs w:val="32"/>
         </w:rPr>
       </w:pPr>
-      <w:bookmarkStart w:id="17" w:name="_Toc215061780"/>
-      <w:bookmarkStart w:id="18" w:name="_Toc216022241"/>
+      <w:bookmarkStart w:id="20" w:name="_Toc215061780"/>
+      <w:bookmarkStart w:id="21" w:name="_Toc216377875"/>
       <w:r>
         <w:rPr>
           <w:rFonts w:eastAsiaTheme="majorEastAsia" w:cstheme="majorBidi"/>
@@ -7176,8 +8136,8 @@
         <w:lastRenderedPageBreak/>
         <w:t>приложение А</w:t>
       </w:r>
-      <w:bookmarkEnd w:id="17"/>
-      <w:bookmarkEnd w:id="18"/>
+      <w:bookmarkEnd w:id="20"/>
+      <w:bookmarkEnd w:id="21"/>
     </w:p>
     <w:p>
       <w:pPr>
@@ -7218,10 +8178,127 @@
         <w:rPr>
           <w:noProof/>
         </w:rPr>
+        <mc:AlternateContent>
+          <mc:Choice Requires="wps">
+            <w:drawing>
+              <wp:anchor distT="0" distB="0" distL="114300" distR="114300" simplePos="0" relativeHeight="251659264" behindDoc="0" locked="0" layoutInCell="1" allowOverlap="1" wp14:anchorId="6EBE47D3" wp14:editId="0C51255F">
+                <wp:simplePos x="0" y="0"/>
+                <wp:positionH relativeFrom="column">
+                  <wp:posOffset>5668010</wp:posOffset>
+                </wp:positionH>
+                <wp:positionV relativeFrom="paragraph">
+                  <wp:posOffset>2444115</wp:posOffset>
+                </wp:positionV>
+                <wp:extent cx="510540" cy="2918460"/>
+                <wp:effectExtent l="0" t="0" r="22860" b="15240"/>
+                <wp:wrapNone/>
+                <wp:docPr id="2" name="Надпись 2"/>
+                <wp:cNvGraphicFramePr/>
+                <a:graphic xmlns:a="http://schemas.openxmlformats.org/drawingml/2006/main">
+                  <a:graphicData uri="http://schemas.microsoft.com/office/word/2010/wordprocessingShape">
+                    <wps:wsp>
+                      <wps:cNvSpPr txBox="1"/>
+                      <wps:spPr>
+                        <a:xfrm rot="10800000">
+                          <a:off x="0" y="0"/>
+                          <a:ext cx="510540" cy="2918460"/>
+                        </a:xfrm>
+                        <a:prstGeom prst="rect">
+                          <a:avLst/>
+                        </a:prstGeom>
+                        <a:solidFill>
+                          <a:schemeClr val="lt1"/>
+                        </a:solidFill>
+                        <a:ln w="6350">
+                          <a:solidFill>
+                            <a:schemeClr val="bg1"/>
+                          </a:solidFill>
+                        </a:ln>
+                      </wps:spPr>
+                      <wps:txbx>
+                        <w:txbxContent>
+                          <w:p>
+                            <w:pPr>
+                              <w:ind w:firstLine="0"/>
+                              <w:jc w:val="center"/>
+                            </w:pPr>
+                            <w:r>
+                              <w:t xml:space="preserve">Рисунок А.1 – </w:t>
+                            </w:r>
+                            <w:r>
+                              <w:rPr>
+                                <w:lang w:val="en-US"/>
+                              </w:rPr>
+                              <w:t>R</w:t>
+                            </w:r>
+                            <w:r>
+                              <w:t>-</w:t>
+                            </w:r>
+                            <w:r>
+                              <w:t>диаграмма базы данных</w:t>
+                            </w:r>
+                          </w:p>
+                          <w:p/>
+                        </w:txbxContent>
+                      </wps:txbx>
+                      <wps:bodyPr rot="0" spcFirstLastPara="0" vertOverflow="overflow" horzOverflow="overflow" vert="vert" wrap="square" lIns="91440" tIns="45720" rIns="91440" bIns="45720" numCol="1" spcCol="0" rtlCol="0" fromWordArt="0" anchor="t" anchorCtr="0" forceAA="0" compatLnSpc="1">
+                        <a:prstTxWarp prst="textNoShape">
+                          <a:avLst/>
+                        </a:prstTxWarp>
+                        <a:noAutofit/>
+                      </wps:bodyPr>
+                    </wps:wsp>
+                  </a:graphicData>
+                </a:graphic>
+              </wp:anchor>
+            </w:drawing>
+          </mc:Choice>
+          <mc:Fallback>
+            <w:pict>
+              <v:shapetype w14:anchorId="6EBE47D3" id="_x0000_t202" coordsize="21600,21600" o:spt="202" path="m,l,21600r21600,l21600,xe">
+                <v:stroke joinstyle="miter"/>
+                <v:path gradientshapeok="t" o:connecttype="rect"/>
+              </v:shapetype>
+              <v:shape id="Надпись 2" o:spid="_x0000_s1026" type="#_x0000_t202" style="position:absolute;left:0;text-align:left;margin-left:446.3pt;margin-top:192.45pt;width:40.2pt;height:229.8pt;rotation:180;z-index:251659264;visibility:visible;mso-wrap-style:square;mso-wrap-distance-left:9pt;mso-wrap-distance-top:0;mso-wrap-distance-right:9pt;mso-wrap-distance-bottom:0;mso-position-horizontal:absolute;mso-position-horizontal-relative:text;mso-position-vertical:absolute;mso-position-vertical-relative:text;v-text-anchor:top" o:gfxdata="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" fillcolor="white [3201]" strokecolor="white [3212]" strokeweight=".5pt">
+                <v:textbox style="layout-flow:vertical">
+                  <w:txbxContent>
+                    <w:p>
+                      <w:pPr>
+                        <w:ind w:firstLine="0"/>
+                        <w:jc w:val="center"/>
+                      </w:pPr>
+                      <w:r>
+                        <w:t xml:space="preserve">Рисунок А.1 – </w:t>
+                      </w:r>
+                      <w:r>
+                        <w:rPr>
+                          <w:lang w:val="en-US"/>
+                        </w:rPr>
+                        <w:t>R</w:t>
+                      </w:r>
+                      <w:r>
+                        <w:t>-</w:t>
+                      </w:r>
+                      <w:r>
+                        <w:t>диаграмма базы данных</w:t>
+                      </w:r>
+                    </w:p>
+                    <w:p/>
+                  </w:txbxContent>
+                </v:textbox>
+              </v:shape>
+            </w:pict>
+          </mc:Fallback>
+        </mc:AlternateContent>
+      </w:r>
+      <w:r>
+        <w:rPr>
+          <w:noProof/>
+        </w:rPr>
         <w:drawing>
-          <wp:inline distT="0" distB="0" distL="0" distR="0" wp14:anchorId="64D36E8B" wp14:editId="6983EE4F">
-            <wp:extent cx="6300470" cy="4013200"/>
-            <wp:effectExtent l="0" t="0" r="5080" b="6350"/>
+          <wp:inline distT="0" distB="0" distL="0" distR="0" wp14:anchorId="64D36E8B" wp14:editId="577463A4">
+            <wp:extent cx="7589475" cy="4740253"/>
+            <wp:effectExtent l="0" t="4127" r="7937" b="7938"/>
             <wp:docPr id="11" name="Рисунок 11"/>
             <wp:cNvGraphicFramePr>
               <a:graphicFrameLocks xmlns:a="http://schemas.openxmlformats.org/drawingml/2006/main" noChangeAspect="1"/>
@@ -7240,9 +8317,9 @@
                     </a:stretch>
                   </pic:blipFill>
                   <pic:spPr>
-                    <a:xfrm>
+                    <a:xfrm rot="16200000">
                       <a:off x="0" y="0"/>
-                      <a:ext cx="6300470" cy="4013200"/>
+                      <a:ext cx="7631164" cy="4766291"/>
                     </a:xfrm>
                     <a:prstGeom prst="rect">
                       <a:avLst/>
@@ -7253,30 +8330,6 @@
             </a:graphic>
           </wp:inline>
         </w:drawing>
-      </w:r>
-    </w:p>
-    <w:p>
-      <w:pPr>
-        <w:ind w:firstLine="0"/>
-        <w:jc w:val="center"/>
-      </w:pPr>
-      <w:r>
-        <w:t xml:space="preserve">Рисунок А.1 </w:t>
-      </w:r>
-      <w:r>
-        <w:t xml:space="preserve">– </w:t>
-      </w:r>
-      <w:r>
-        <w:rPr>
-          <w:lang w:val="en-US"/>
-        </w:rPr>
-        <w:t>R</w:t>
-      </w:r>
-      <w:r>
-        <w:t>-</w:t>
-      </w:r>
-      <w:r>
-        <w:t>диаграмма базы данных</w:t>
       </w:r>
     </w:p>
     <w:p>
@@ -7845,946 +8898,10 @@
     </w:lvl>
   </w:abstractNum>
   <w:abstractNum w:abstractNumId="4" w15:restartNumberingAfterBreak="0">
-    <w:nsid w:val="0E7C4FC2"/>
+    <w:nsid w:val="0D244590"/>
     <w:multiLevelType w:val="hybridMultilevel"/>
-    <w:tmpl w:val="5B24CBE6"/>
-    <w:lvl w:ilvl="0" w:tplc="FFFFFFFF">
-      <w:start w:val="1"/>
-      <w:numFmt w:val="decimal"/>
-      <w:lvlText w:val="%1."/>
-      <w:lvlJc w:val="left"/>
-      <w:pPr>
-        <w:ind w:left="1429" w:hanging="360"/>
-      </w:pPr>
-      <w:rPr>
-        <w:rFonts w:hint="default"/>
-        <w:color w:val="auto"/>
-      </w:rPr>
-    </w:lvl>
-    <w:lvl w:ilvl="1" w:tplc="FFFFFFFF" w:tentative="1">
-      <w:start w:val="1"/>
-      <w:numFmt w:val="lowerLetter"/>
-      <w:lvlText w:val="%2."/>
-      <w:lvlJc w:val="left"/>
-      <w:pPr>
-        <w:ind w:left="2149" w:hanging="360"/>
-      </w:pPr>
-    </w:lvl>
-    <w:lvl w:ilvl="2" w:tplc="FFFFFFFF" w:tentative="1">
-      <w:start w:val="1"/>
-      <w:numFmt w:val="lowerRoman"/>
-      <w:lvlText w:val="%3."/>
-      <w:lvlJc w:val="right"/>
-      <w:pPr>
-        <w:ind w:left="2869" w:hanging="180"/>
-      </w:pPr>
-    </w:lvl>
-    <w:lvl w:ilvl="3" w:tplc="FFFFFFFF" w:tentative="1">
-      <w:start w:val="1"/>
-      <w:numFmt w:val="decimal"/>
-      <w:lvlText w:val="%4."/>
-      <w:lvlJc w:val="left"/>
-      <w:pPr>
-        <w:ind w:left="3589" w:hanging="360"/>
-      </w:pPr>
-    </w:lvl>
-    <w:lvl w:ilvl="4" w:tplc="FFFFFFFF" w:tentative="1">
-      <w:start w:val="1"/>
-      <w:numFmt w:val="lowerLetter"/>
-      <w:lvlText w:val="%5."/>
-      <w:lvlJc w:val="left"/>
-      <w:pPr>
-        <w:ind w:left="4309" w:hanging="360"/>
-      </w:pPr>
-    </w:lvl>
-    <w:lvl w:ilvl="5" w:tplc="FFFFFFFF" w:tentative="1">
-      <w:start w:val="1"/>
-      <w:numFmt w:val="lowerRoman"/>
-      <w:lvlText w:val="%6."/>
-      <w:lvlJc w:val="right"/>
-      <w:pPr>
-        <w:ind w:left="5029" w:hanging="180"/>
-      </w:pPr>
-    </w:lvl>
-    <w:lvl w:ilvl="6" w:tplc="FFFFFFFF" w:tentative="1">
-      <w:start w:val="1"/>
-      <w:numFmt w:val="decimal"/>
-      <w:lvlText w:val="%7."/>
-      <w:lvlJc w:val="left"/>
-      <w:pPr>
-        <w:ind w:left="5749" w:hanging="360"/>
-      </w:pPr>
-    </w:lvl>
-    <w:lvl w:ilvl="7" w:tplc="FFFFFFFF" w:tentative="1">
-      <w:start w:val="1"/>
-      <w:numFmt w:val="lowerLetter"/>
-      <w:lvlText w:val="%8."/>
-      <w:lvlJc w:val="left"/>
-      <w:pPr>
-        <w:ind w:left="6469" w:hanging="360"/>
-      </w:pPr>
-    </w:lvl>
-    <w:lvl w:ilvl="8" w:tplc="FFFFFFFF" w:tentative="1">
-      <w:start w:val="1"/>
-      <w:numFmt w:val="lowerRoman"/>
-      <w:lvlText w:val="%9."/>
-      <w:lvlJc w:val="right"/>
-      <w:pPr>
-        <w:ind w:left="7189" w:hanging="180"/>
-      </w:pPr>
-    </w:lvl>
-  </w:abstractNum>
-  <w:abstractNum w:abstractNumId="5" w15:restartNumberingAfterBreak="0">
-    <w:nsid w:val="13294CA6"/>
-    <w:multiLevelType w:val="hybridMultilevel"/>
-    <w:tmpl w:val="EBB404BE"/>
-    <w:lvl w:ilvl="0" w:tplc="A0FC85F8">
-      <w:start w:val="1"/>
-      <w:numFmt w:val="decimal"/>
-      <w:suff w:val="space"/>
-      <w:lvlText w:val="%1."/>
-      <w:lvlJc w:val="left"/>
-      <w:pPr>
-        <w:ind w:left="0" w:firstLine="709"/>
-      </w:pPr>
-      <w:rPr>
-        <w:rFonts w:hint="default"/>
-      </w:rPr>
-    </w:lvl>
-    <w:lvl w:ilvl="1" w:tplc="04190019" w:tentative="1">
-      <w:start w:val="1"/>
-      <w:numFmt w:val="lowerLetter"/>
-      <w:lvlText w:val="%2."/>
-      <w:lvlJc w:val="left"/>
-      <w:pPr>
-        <w:ind w:left="2149" w:hanging="360"/>
-      </w:pPr>
-    </w:lvl>
-    <w:lvl w:ilvl="2" w:tplc="0419001B" w:tentative="1">
-      <w:start w:val="1"/>
-      <w:numFmt w:val="lowerRoman"/>
-      <w:lvlText w:val="%3."/>
-      <w:lvlJc w:val="right"/>
-      <w:pPr>
-        <w:ind w:left="2869" w:hanging="180"/>
-      </w:pPr>
-    </w:lvl>
-    <w:lvl w:ilvl="3" w:tplc="0419000F" w:tentative="1">
-      <w:start w:val="1"/>
-      <w:numFmt w:val="decimal"/>
-      <w:lvlText w:val="%4."/>
-      <w:lvlJc w:val="left"/>
-      <w:pPr>
-        <w:ind w:left="3589" w:hanging="360"/>
-      </w:pPr>
-    </w:lvl>
-    <w:lvl w:ilvl="4" w:tplc="04190019" w:tentative="1">
-      <w:start w:val="1"/>
-      <w:numFmt w:val="lowerLetter"/>
-      <w:lvlText w:val="%5."/>
-      <w:lvlJc w:val="left"/>
-      <w:pPr>
-        <w:ind w:left="4309" w:hanging="360"/>
-      </w:pPr>
-    </w:lvl>
-    <w:lvl w:ilvl="5" w:tplc="0419001B" w:tentative="1">
-      <w:start w:val="1"/>
-      <w:numFmt w:val="lowerRoman"/>
-      <w:lvlText w:val="%6."/>
-      <w:lvlJc w:val="right"/>
-      <w:pPr>
-        <w:ind w:left="5029" w:hanging="180"/>
-      </w:pPr>
-    </w:lvl>
-    <w:lvl w:ilvl="6" w:tplc="0419000F" w:tentative="1">
-      <w:start w:val="1"/>
-      <w:numFmt w:val="decimal"/>
-      <w:lvlText w:val="%7."/>
-      <w:lvlJc w:val="left"/>
-      <w:pPr>
-        <w:ind w:left="5749" w:hanging="360"/>
-      </w:pPr>
-    </w:lvl>
-    <w:lvl w:ilvl="7" w:tplc="04190019" w:tentative="1">
-      <w:start w:val="1"/>
-      <w:numFmt w:val="lowerLetter"/>
-      <w:lvlText w:val="%8."/>
-      <w:lvlJc w:val="left"/>
-      <w:pPr>
-        <w:ind w:left="6469" w:hanging="360"/>
-      </w:pPr>
-    </w:lvl>
-    <w:lvl w:ilvl="8" w:tplc="0419001B" w:tentative="1">
-      <w:start w:val="1"/>
-      <w:numFmt w:val="lowerRoman"/>
-      <w:lvlText w:val="%9."/>
-      <w:lvlJc w:val="right"/>
-      <w:pPr>
-        <w:ind w:left="7189" w:hanging="180"/>
-      </w:pPr>
-    </w:lvl>
-  </w:abstractNum>
-  <w:abstractNum w:abstractNumId="6" w15:restartNumberingAfterBreak="0">
-    <w:nsid w:val="192732F3"/>
-    <w:multiLevelType w:val="hybridMultilevel"/>
-    <w:tmpl w:val="A9FA7BD6"/>
-    <w:lvl w:ilvl="0" w:tplc="04190001">
-      <w:start w:val="1"/>
-      <w:numFmt w:val="bullet"/>
-      <w:lvlText w:val=""/>
-      <w:lvlJc w:val="left"/>
-      <w:pPr>
-        <w:ind w:left="1429" w:hanging="360"/>
-      </w:pPr>
-      <w:rPr>
-        <w:rFonts w:ascii="Symbol" w:hAnsi="Symbol" w:hint="default"/>
-      </w:rPr>
-    </w:lvl>
-    <w:lvl w:ilvl="1" w:tplc="04190003" w:tentative="1">
-      <w:start w:val="1"/>
-      <w:numFmt w:val="bullet"/>
-      <w:lvlText w:val="o"/>
-      <w:lvlJc w:val="left"/>
-      <w:pPr>
-        <w:ind w:left="2149" w:hanging="360"/>
-      </w:pPr>
-      <w:rPr>
-        <w:rFonts w:ascii="Courier New" w:hAnsi="Courier New" w:cs="Courier New" w:hint="default"/>
-      </w:rPr>
-    </w:lvl>
-    <w:lvl w:ilvl="2" w:tplc="04190005" w:tentative="1">
-      <w:start w:val="1"/>
-      <w:numFmt w:val="bullet"/>
-      <w:lvlText w:val=""/>
-      <w:lvlJc w:val="left"/>
-      <w:pPr>
-        <w:ind w:left="2869" w:hanging="360"/>
-      </w:pPr>
-      <w:rPr>
-        <w:rFonts w:ascii="Wingdings" w:hAnsi="Wingdings" w:hint="default"/>
-      </w:rPr>
-    </w:lvl>
-    <w:lvl w:ilvl="3" w:tplc="04190001" w:tentative="1">
-      <w:start w:val="1"/>
-      <w:numFmt w:val="bullet"/>
-      <w:lvlText w:val=""/>
-      <w:lvlJc w:val="left"/>
-      <w:pPr>
-        <w:ind w:left="3589" w:hanging="360"/>
-      </w:pPr>
-      <w:rPr>
-        <w:rFonts w:ascii="Symbol" w:hAnsi="Symbol" w:hint="default"/>
-      </w:rPr>
-    </w:lvl>
-    <w:lvl w:ilvl="4" w:tplc="04190003" w:tentative="1">
-      <w:start w:val="1"/>
-      <w:numFmt w:val="bullet"/>
-      <w:lvlText w:val="o"/>
-      <w:lvlJc w:val="left"/>
-      <w:pPr>
-        <w:ind w:left="4309" w:hanging="360"/>
-      </w:pPr>
-      <w:rPr>
-        <w:rFonts w:ascii="Courier New" w:hAnsi="Courier New" w:cs="Courier New" w:hint="default"/>
-      </w:rPr>
-    </w:lvl>
-    <w:lvl w:ilvl="5" w:tplc="04190005" w:tentative="1">
-      <w:start w:val="1"/>
-      <w:numFmt w:val="bullet"/>
-      <w:lvlText w:val=""/>
-      <w:lvlJc w:val="left"/>
-      <w:pPr>
-        <w:ind w:left="5029" w:hanging="360"/>
-      </w:pPr>
-      <w:rPr>
-        <w:rFonts w:ascii="Wingdings" w:hAnsi="Wingdings" w:hint="default"/>
-      </w:rPr>
-    </w:lvl>
-    <w:lvl w:ilvl="6" w:tplc="04190001" w:tentative="1">
-      <w:start w:val="1"/>
-      <w:numFmt w:val="bullet"/>
-      <w:lvlText w:val=""/>
-      <w:lvlJc w:val="left"/>
-      <w:pPr>
-        <w:ind w:left="5749" w:hanging="360"/>
-      </w:pPr>
-      <w:rPr>
-        <w:rFonts w:ascii="Symbol" w:hAnsi="Symbol" w:hint="default"/>
-      </w:rPr>
-    </w:lvl>
-    <w:lvl w:ilvl="7" w:tplc="04190003" w:tentative="1">
-      <w:start w:val="1"/>
-      <w:numFmt w:val="bullet"/>
-      <w:lvlText w:val="o"/>
-      <w:lvlJc w:val="left"/>
-      <w:pPr>
-        <w:ind w:left="6469" w:hanging="360"/>
-      </w:pPr>
-      <w:rPr>
-        <w:rFonts w:ascii="Courier New" w:hAnsi="Courier New" w:cs="Courier New" w:hint="default"/>
-      </w:rPr>
-    </w:lvl>
-    <w:lvl w:ilvl="8" w:tplc="04190005" w:tentative="1">
-      <w:start w:val="1"/>
-      <w:numFmt w:val="bullet"/>
-      <w:lvlText w:val=""/>
-      <w:lvlJc w:val="left"/>
-      <w:pPr>
-        <w:ind w:left="7189" w:hanging="360"/>
-      </w:pPr>
-      <w:rPr>
-        <w:rFonts w:ascii="Wingdings" w:hAnsi="Wingdings" w:hint="default"/>
-      </w:rPr>
-    </w:lvl>
-  </w:abstractNum>
-  <w:abstractNum w:abstractNumId="7" w15:restartNumberingAfterBreak="0">
-    <w:nsid w:val="1C3F6133"/>
-    <w:multiLevelType w:val="hybridMultilevel"/>
-    <w:tmpl w:val="FCD0519E"/>
-    <w:lvl w:ilvl="0" w:tplc="9254223A">
-      <w:start w:val="1"/>
-      <w:numFmt w:val="decimal"/>
-      <w:lvlText w:val="%1."/>
-      <w:lvlJc w:val="left"/>
-      <w:pPr>
-        <w:ind w:left="2149" w:hanging="360"/>
-      </w:pPr>
-      <w:rPr>
-        <w:rFonts w:hint="default"/>
-      </w:rPr>
-    </w:lvl>
-    <w:lvl w:ilvl="1" w:tplc="0419000F">
-      <w:start w:val="1"/>
-      <w:numFmt w:val="decimal"/>
-      <w:lvlText w:val="%2."/>
-      <w:lvlJc w:val="left"/>
-      <w:pPr>
-        <w:ind w:left="2149" w:hanging="360"/>
-      </w:pPr>
-      <w:rPr>
-        <w:rFonts w:hint="default"/>
-      </w:rPr>
-    </w:lvl>
-    <w:lvl w:ilvl="2" w:tplc="0419001B" w:tentative="1">
-      <w:start w:val="1"/>
-      <w:numFmt w:val="lowerRoman"/>
-      <w:lvlText w:val="%3."/>
-      <w:lvlJc w:val="right"/>
-      <w:pPr>
-        <w:ind w:left="2869" w:hanging="180"/>
-      </w:pPr>
-    </w:lvl>
-    <w:lvl w:ilvl="3" w:tplc="0419000F" w:tentative="1">
-      <w:start w:val="1"/>
-      <w:numFmt w:val="decimal"/>
-      <w:lvlText w:val="%4."/>
-      <w:lvlJc w:val="left"/>
-      <w:pPr>
-        <w:ind w:left="3589" w:hanging="360"/>
-      </w:pPr>
-    </w:lvl>
-    <w:lvl w:ilvl="4" w:tplc="04190019" w:tentative="1">
-      <w:start w:val="1"/>
-      <w:numFmt w:val="lowerLetter"/>
-      <w:lvlText w:val="%5."/>
-      <w:lvlJc w:val="left"/>
-      <w:pPr>
-        <w:ind w:left="4309" w:hanging="360"/>
-      </w:pPr>
-    </w:lvl>
-    <w:lvl w:ilvl="5" w:tplc="0419001B" w:tentative="1">
-      <w:start w:val="1"/>
-      <w:numFmt w:val="lowerRoman"/>
-      <w:lvlText w:val="%6."/>
-      <w:lvlJc w:val="right"/>
-      <w:pPr>
-        <w:ind w:left="5029" w:hanging="180"/>
-      </w:pPr>
-    </w:lvl>
-    <w:lvl w:ilvl="6" w:tplc="0419000F" w:tentative="1">
-      <w:start w:val="1"/>
-      <w:numFmt w:val="decimal"/>
-      <w:lvlText w:val="%7."/>
-      <w:lvlJc w:val="left"/>
-      <w:pPr>
-        <w:ind w:left="5749" w:hanging="360"/>
-      </w:pPr>
-    </w:lvl>
-    <w:lvl w:ilvl="7" w:tplc="04190019" w:tentative="1">
-      <w:start w:val="1"/>
-      <w:numFmt w:val="lowerLetter"/>
-      <w:lvlText w:val="%8."/>
-      <w:lvlJc w:val="left"/>
-      <w:pPr>
-        <w:ind w:left="6469" w:hanging="360"/>
-      </w:pPr>
-    </w:lvl>
-    <w:lvl w:ilvl="8" w:tplc="0419001B" w:tentative="1">
-      <w:start w:val="1"/>
-      <w:numFmt w:val="lowerRoman"/>
-      <w:lvlText w:val="%9."/>
-      <w:lvlJc w:val="right"/>
-      <w:pPr>
-        <w:ind w:left="7189" w:hanging="180"/>
-      </w:pPr>
-    </w:lvl>
-  </w:abstractNum>
-  <w:abstractNum w:abstractNumId="8" w15:restartNumberingAfterBreak="0">
-    <w:nsid w:val="204D5DED"/>
-    <w:multiLevelType w:val="hybridMultilevel"/>
-    <w:tmpl w:val="4EC2C89A"/>
-    <w:lvl w:ilvl="0" w:tplc="0419000F">
-      <w:start w:val="1"/>
-      <w:numFmt w:val="decimal"/>
-      <w:lvlText w:val="%1."/>
-      <w:lvlJc w:val="left"/>
-      <w:pPr>
-        <w:ind w:left="1429" w:hanging="360"/>
-      </w:pPr>
-    </w:lvl>
-    <w:lvl w:ilvl="1" w:tplc="04190019" w:tentative="1">
-      <w:start w:val="1"/>
-      <w:numFmt w:val="lowerLetter"/>
-      <w:lvlText w:val="%2."/>
-      <w:lvlJc w:val="left"/>
-      <w:pPr>
-        <w:ind w:left="2149" w:hanging="360"/>
-      </w:pPr>
-    </w:lvl>
-    <w:lvl w:ilvl="2" w:tplc="0419001B" w:tentative="1">
-      <w:start w:val="1"/>
-      <w:numFmt w:val="lowerRoman"/>
-      <w:lvlText w:val="%3."/>
-      <w:lvlJc w:val="right"/>
-      <w:pPr>
-        <w:ind w:left="2869" w:hanging="180"/>
-      </w:pPr>
-    </w:lvl>
-    <w:lvl w:ilvl="3" w:tplc="0419000F" w:tentative="1">
-      <w:start w:val="1"/>
-      <w:numFmt w:val="decimal"/>
-      <w:lvlText w:val="%4."/>
-      <w:lvlJc w:val="left"/>
-      <w:pPr>
-        <w:ind w:left="3589" w:hanging="360"/>
-      </w:pPr>
-    </w:lvl>
-    <w:lvl w:ilvl="4" w:tplc="04190019" w:tentative="1">
-      <w:start w:val="1"/>
-      <w:numFmt w:val="lowerLetter"/>
-      <w:lvlText w:val="%5."/>
-      <w:lvlJc w:val="left"/>
-      <w:pPr>
-        <w:ind w:left="4309" w:hanging="360"/>
-      </w:pPr>
-    </w:lvl>
-    <w:lvl w:ilvl="5" w:tplc="0419001B" w:tentative="1">
-      <w:start w:val="1"/>
-      <w:numFmt w:val="lowerRoman"/>
-      <w:lvlText w:val="%6."/>
-      <w:lvlJc w:val="right"/>
-      <w:pPr>
-        <w:ind w:left="5029" w:hanging="180"/>
-      </w:pPr>
-    </w:lvl>
-    <w:lvl w:ilvl="6" w:tplc="0419000F" w:tentative="1">
-      <w:start w:val="1"/>
-      <w:numFmt w:val="decimal"/>
-      <w:lvlText w:val="%7."/>
-      <w:lvlJc w:val="left"/>
-      <w:pPr>
-        <w:ind w:left="5749" w:hanging="360"/>
-      </w:pPr>
-    </w:lvl>
-    <w:lvl w:ilvl="7" w:tplc="04190019" w:tentative="1">
-      <w:start w:val="1"/>
-      <w:numFmt w:val="lowerLetter"/>
-      <w:lvlText w:val="%8."/>
-      <w:lvlJc w:val="left"/>
-      <w:pPr>
-        <w:ind w:left="6469" w:hanging="360"/>
-      </w:pPr>
-    </w:lvl>
-    <w:lvl w:ilvl="8" w:tplc="0419001B" w:tentative="1">
-      <w:start w:val="1"/>
-      <w:numFmt w:val="lowerRoman"/>
-      <w:lvlText w:val="%9."/>
-      <w:lvlJc w:val="right"/>
-      <w:pPr>
-        <w:ind w:left="7189" w:hanging="180"/>
-      </w:pPr>
-    </w:lvl>
-  </w:abstractNum>
-  <w:abstractNum w:abstractNumId="9" w15:restartNumberingAfterBreak="0">
-    <w:nsid w:val="29D3340E"/>
-    <w:multiLevelType w:val="hybridMultilevel"/>
-    <w:tmpl w:val="8DF0B058"/>
-    <w:lvl w:ilvl="0" w:tplc="0419000F">
-      <w:start w:val="1"/>
-      <w:numFmt w:val="decimal"/>
-      <w:lvlText w:val="%1."/>
-      <w:lvlJc w:val="left"/>
-      <w:pPr>
-        <w:ind w:left="1429" w:hanging="360"/>
-      </w:pPr>
-    </w:lvl>
-    <w:lvl w:ilvl="1" w:tplc="04190019" w:tentative="1">
-      <w:start w:val="1"/>
-      <w:numFmt w:val="lowerLetter"/>
-      <w:lvlText w:val="%2."/>
-      <w:lvlJc w:val="left"/>
-      <w:pPr>
-        <w:ind w:left="2149" w:hanging="360"/>
-      </w:pPr>
-    </w:lvl>
-    <w:lvl w:ilvl="2" w:tplc="0419001B" w:tentative="1">
-      <w:start w:val="1"/>
-      <w:numFmt w:val="lowerRoman"/>
-      <w:lvlText w:val="%3."/>
-      <w:lvlJc w:val="right"/>
-      <w:pPr>
-        <w:ind w:left="2869" w:hanging="180"/>
-      </w:pPr>
-    </w:lvl>
-    <w:lvl w:ilvl="3" w:tplc="0419000F" w:tentative="1">
-      <w:start w:val="1"/>
-      <w:numFmt w:val="decimal"/>
-      <w:lvlText w:val="%4."/>
-      <w:lvlJc w:val="left"/>
-      <w:pPr>
-        <w:ind w:left="3589" w:hanging="360"/>
-      </w:pPr>
-    </w:lvl>
-    <w:lvl w:ilvl="4" w:tplc="04190019" w:tentative="1">
-      <w:start w:val="1"/>
-      <w:numFmt w:val="lowerLetter"/>
-      <w:lvlText w:val="%5."/>
-      <w:lvlJc w:val="left"/>
-      <w:pPr>
-        <w:ind w:left="4309" w:hanging="360"/>
-      </w:pPr>
-    </w:lvl>
-    <w:lvl w:ilvl="5" w:tplc="0419001B" w:tentative="1">
-      <w:start w:val="1"/>
-      <w:numFmt w:val="lowerRoman"/>
-      <w:lvlText w:val="%6."/>
-      <w:lvlJc w:val="right"/>
-      <w:pPr>
-        <w:ind w:left="5029" w:hanging="180"/>
-      </w:pPr>
-    </w:lvl>
-    <w:lvl w:ilvl="6" w:tplc="0419000F" w:tentative="1">
-      <w:start w:val="1"/>
-      <w:numFmt w:val="decimal"/>
-      <w:lvlText w:val="%7."/>
-      <w:lvlJc w:val="left"/>
-      <w:pPr>
-        <w:ind w:left="5749" w:hanging="360"/>
-      </w:pPr>
-    </w:lvl>
-    <w:lvl w:ilvl="7" w:tplc="04190019" w:tentative="1">
-      <w:start w:val="1"/>
-      <w:numFmt w:val="lowerLetter"/>
-      <w:lvlText w:val="%8."/>
-      <w:lvlJc w:val="left"/>
-      <w:pPr>
-        <w:ind w:left="6469" w:hanging="360"/>
-      </w:pPr>
-    </w:lvl>
-    <w:lvl w:ilvl="8" w:tplc="0419001B" w:tentative="1">
-      <w:start w:val="1"/>
-      <w:numFmt w:val="lowerRoman"/>
-      <w:lvlText w:val="%9."/>
-      <w:lvlJc w:val="right"/>
-      <w:pPr>
-        <w:ind w:left="7189" w:hanging="180"/>
-      </w:pPr>
-    </w:lvl>
-  </w:abstractNum>
-  <w:abstractNum w:abstractNumId="10" w15:restartNumberingAfterBreak="0">
-    <w:nsid w:val="2C22580B"/>
-    <w:multiLevelType w:val="hybridMultilevel"/>
-    <w:tmpl w:val="EBB404BE"/>
-    <w:lvl w:ilvl="0" w:tplc="A0FC85F8">
-      <w:start w:val="1"/>
-      <w:numFmt w:val="decimal"/>
-      <w:suff w:val="space"/>
-      <w:lvlText w:val="%1."/>
-      <w:lvlJc w:val="left"/>
-      <w:pPr>
-        <w:ind w:left="0" w:firstLine="709"/>
-      </w:pPr>
-      <w:rPr>
-        <w:rFonts w:hint="default"/>
-      </w:rPr>
-    </w:lvl>
-    <w:lvl w:ilvl="1" w:tplc="04190019" w:tentative="1">
-      <w:start w:val="1"/>
-      <w:numFmt w:val="lowerLetter"/>
-      <w:lvlText w:val="%2."/>
-      <w:lvlJc w:val="left"/>
-      <w:pPr>
-        <w:ind w:left="2149" w:hanging="360"/>
-      </w:pPr>
-    </w:lvl>
-    <w:lvl w:ilvl="2" w:tplc="0419001B" w:tentative="1">
-      <w:start w:val="1"/>
-      <w:numFmt w:val="lowerRoman"/>
-      <w:lvlText w:val="%3."/>
-      <w:lvlJc w:val="right"/>
-      <w:pPr>
-        <w:ind w:left="2869" w:hanging="180"/>
-      </w:pPr>
-    </w:lvl>
-    <w:lvl w:ilvl="3" w:tplc="0419000F" w:tentative="1">
-      <w:start w:val="1"/>
-      <w:numFmt w:val="decimal"/>
-      <w:lvlText w:val="%4."/>
-      <w:lvlJc w:val="left"/>
-      <w:pPr>
-        <w:ind w:left="3589" w:hanging="360"/>
-      </w:pPr>
-    </w:lvl>
-    <w:lvl w:ilvl="4" w:tplc="04190019" w:tentative="1">
-      <w:start w:val="1"/>
-      <w:numFmt w:val="lowerLetter"/>
-      <w:lvlText w:val="%5."/>
-      <w:lvlJc w:val="left"/>
-      <w:pPr>
-        <w:ind w:left="4309" w:hanging="360"/>
-      </w:pPr>
-    </w:lvl>
-    <w:lvl w:ilvl="5" w:tplc="0419001B" w:tentative="1">
-      <w:start w:val="1"/>
-      <w:numFmt w:val="lowerRoman"/>
-      <w:lvlText w:val="%6."/>
-      <w:lvlJc w:val="right"/>
-      <w:pPr>
-        <w:ind w:left="5029" w:hanging="180"/>
-      </w:pPr>
-    </w:lvl>
-    <w:lvl w:ilvl="6" w:tplc="0419000F" w:tentative="1">
-      <w:start w:val="1"/>
-      <w:numFmt w:val="decimal"/>
-      <w:lvlText w:val="%7."/>
-      <w:lvlJc w:val="left"/>
-      <w:pPr>
-        <w:ind w:left="5749" w:hanging="360"/>
-      </w:pPr>
-    </w:lvl>
-    <w:lvl w:ilvl="7" w:tplc="04190019" w:tentative="1">
-      <w:start w:val="1"/>
-      <w:numFmt w:val="lowerLetter"/>
-      <w:lvlText w:val="%8."/>
-      <w:lvlJc w:val="left"/>
-      <w:pPr>
-        <w:ind w:left="6469" w:hanging="360"/>
-      </w:pPr>
-    </w:lvl>
-    <w:lvl w:ilvl="8" w:tplc="0419001B" w:tentative="1">
-      <w:start w:val="1"/>
-      <w:numFmt w:val="lowerRoman"/>
-      <w:lvlText w:val="%9."/>
-      <w:lvlJc w:val="right"/>
-      <w:pPr>
-        <w:ind w:left="7189" w:hanging="180"/>
-      </w:pPr>
-    </w:lvl>
-  </w:abstractNum>
-  <w:abstractNum w:abstractNumId="11" w15:restartNumberingAfterBreak="0">
-    <w:nsid w:val="2D7F1170"/>
-    <w:multiLevelType w:val="hybridMultilevel"/>
-    <w:tmpl w:val="4490D752"/>
-    <w:lvl w:ilvl="0" w:tplc="04190001">
-      <w:start w:val="1"/>
-      <w:numFmt w:val="bullet"/>
-      <w:lvlText w:val=""/>
-      <w:lvlJc w:val="left"/>
-      <w:pPr>
-        <w:ind w:left="1429" w:hanging="360"/>
-      </w:pPr>
-      <w:rPr>
-        <w:rFonts w:ascii="Symbol" w:hAnsi="Symbol" w:hint="default"/>
-        <w:color w:val="auto"/>
-      </w:rPr>
-    </w:lvl>
-    <w:lvl w:ilvl="1" w:tplc="FFFFFFFF" w:tentative="1">
-      <w:start w:val="1"/>
-      <w:numFmt w:val="lowerLetter"/>
-      <w:lvlText w:val="%2."/>
-      <w:lvlJc w:val="left"/>
-      <w:pPr>
-        <w:ind w:left="2149" w:hanging="360"/>
-      </w:pPr>
-    </w:lvl>
-    <w:lvl w:ilvl="2" w:tplc="FFFFFFFF" w:tentative="1">
-      <w:start w:val="1"/>
-      <w:numFmt w:val="lowerRoman"/>
-      <w:lvlText w:val="%3."/>
-      <w:lvlJc w:val="right"/>
-      <w:pPr>
-        <w:ind w:left="2869" w:hanging="180"/>
-      </w:pPr>
-    </w:lvl>
-    <w:lvl w:ilvl="3" w:tplc="FFFFFFFF" w:tentative="1">
-      <w:start w:val="1"/>
-      <w:numFmt w:val="decimal"/>
-      <w:lvlText w:val="%4."/>
-      <w:lvlJc w:val="left"/>
-      <w:pPr>
-        <w:ind w:left="3589" w:hanging="360"/>
-      </w:pPr>
-    </w:lvl>
-    <w:lvl w:ilvl="4" w:tplc="FFFFFFFF" w:tentative="1">
-      <w:start w:val="1"/>
-      <w:numFmt w:val="lowerLetter"/>
-      <w:lvlText w:val="%5."/>
-      <w:lvlJc w:val="left"/>
-      <w:pPr>
-        <w:ind w:left="4309" w:hanging="360"/>
-      </w:pPr>
-    </w:lvl>
-    <w:lvl w:ilvl="5" w:tplc="FFFFFFFF" w:tentative="1">
-      <w:start w:val="1"/>
-      <w:numFmt w:val="lowerRoman"/>
-      <w:lvlText w:val="%6."/>
-      <w:lvlJc w:val="right"/>
-      <w:pPr>
-        <w:ind w:left="5029" w:hanging="180"/>
-      </w:pPr>
-    </w:lvl>
-    <w:lvl w:ilvl="6" w:tplc="FFFFFFFF" w:tentative="1">
-      <w:start w:val="1"/>
-      <w:numFmt w:val="decimal"/>
-      <w:lvlText w:val="%7."/>
-      <w:lvlJc w:val="left"/>
-      <w:pPr>
-        <w:ind w:left="5749" w:hanging="360"/>
-      </w:pPr>
-    </w:lvl>
-    <w:lvl w:ilvl="7" w:tplc="FFFFFFFF" w:tentative="1">
-      <w:start w:val="1"/>
-      <w:numFmt w:val="lowerLetter"/>
-      <w:lvlText w:val="%8."/>
-      <w:lvlJc w:val="left"/>
-      <w:pPr>
-        <w:ind w:left="6469" w:hanging="360"/>
-      </w:pPr>
-    </w:lvl>
-    <w:lvl w:ilvl="8" w:tplc="FFFFFFFF" w:tentative="1">
-      <w:start w:val="1"/>
-      <w:numFmt w:val="lowerRoman"/>
-      <w:lvlText w:val="%9."/>
-      <w:lvlJc w:val="right"/>
-      <w:pPr>
-        <w:ind w:left="7189" w:hanging="180"/>
-      </w:pPr>
-    </w:lvl>
-  </w:abstractNum>
-  <w:abstractNum w:abstractNumId="12" w15:restartNumberingAfterBreak="0">
-    <w:nsid w:val="343815CB"/>
-    <w:multiLevelType w:val="multilevel"/>
-    <w:tmpl w:val="A536A9C0"/>
-    <w:lvl w:ilvl="0">
-      <w:start w:val="1"/>
-      <w:numFmt w:val="decimal"/>
-      <w:lvlText w:val="%1."/>
-      <w:lvlJc w:val="left"/>
-      <w:pPr>
-        <w:tabs>
-          <w:tab w:val="num" w:pos="720"/>
-        </w:tabs>
-        <w:ind w:left="720" w:hanging="360"/>
-      </w:pPr>
-    </w:lvl>
-    <w:lvl w:ilvl="1" w:tentative="1">
-      <w:start w:val="1"/>
-      <w:numFmt w:val="decimal"/>
-      <w:lvlText w:val="%2."/>
-      <w:lvlJc w:val="left"/>
-      <w:pPr>
-        <w:tabs>
-          <w:tab w:val="num" w:pos="1440"/>
-        </w:tabs>
-        <w:ind w:left="1440" w:hanging="360"/>
-      </w:pPr>
-    </w:lvl>
-    <w:lvl w:ilvl="2" w:tentative="1">
-      <w:start w:val="1"/>
-      <w:numFmt w:val="decimal"/>
-      <w:lvlText w:val="%3."/>
-      <w:lvlJc w:val="left"/>
-      <w:pPr>
-        <w:tabs>
-          <w:tab w:val="num" w:pos="2160"/>
-        </w:tabs>
-        <w:ind w:left="2160" w:hanging="360"/>
-      </w:pPr>
-    </w:lvl>
-    <w:lvl w:ilvl="3" w:tentative="1">
-      <w:start w:val="1"/>
-      <w:numFmt w:val="decimal"/>
-      <w:lvlText w:val="%4."/>
-      <w:lvlJc w:val="left"/>
-      <w:pPr>
-        <w:tabs>
-          <w:tab w:val="num" w:pos="2880"/>
-        </w:tabs>
-        <w:ind w:left="2880" w:hanging="360"/>
-      </w:pPr>
-    </w:lvl>
-    <w:lvl w:ilvl="4" w:tentative="1">
-      <w:start w:val="1"/>
-      <w:numFmt w:val="decimal"/>
-      <w:lvlText w:val="%5."/>
-      <w:lvlJc w:val="left"/>
-      <w:pPr>
-        <w:tabs>
-          <w:tab w:val="num" w:pos="3600"/>
-        </w:tabs>
-        <w:ind w:left="3600" w:hanging="360"/>
-      </w:pPr>
-    </w:lvl>
-    <w:lvl w:ilvl="5" w:tentative="1">
-      <w:start w:val="1"/>
-      <w:numFmt w:val="decimal"/>
-      <w:lvlText w:val="%6."/>
-      <w:lvlJc w:val="left"/>
-      <w:pPr>
-        <w:tabs>
-          <w:tab w:val="num" w:pos="4320"/>
-        </w:tabs>
-        <w:ind w:left="4320" w:hanging="360"/>
-      </w:pPr>
-    </w:lvl>
-    <w:lvl w:ilvl="6" w:tentative="1">
-      <w:start w:val="1"/>
-      <w:numFmt w:val="decimal"/>
-      <w:lvlText w:val="%7."/>
-      <w:lvlJc w:val="left"/>
-      <w:pPr>
-        <w:tabs>
-          <w:tab w:val="num" w:pos="5040"/>
-        </w:tabs>
-        <w:ind w:left="5040" w:hanging="360"/>
-      </w:pPr>
-    </w:lvl>
-    <w:lvl w:ilvl="7" w:tentative="1">
-      <w:start w:val="1"/>
-      <w:numFmt w:val="decimal"/>
-      <w:lvlText w:val="%8."/>
-      <w:lvlJc w:val="left"/>
-      <w:pPr>
-        <w:tabs>
-          <w:tab w:val="num" w:pos="5760"/>
-        </w:tabs>
-        <w:ind w:left="5760" w:hanging="360"/>
-      </w:pPr>
-    </w:lvl>
-    <w:lvl w:ilvl="8" w:tentative="1">
-      <w:start w:val="1"/>
-      <w:numFmt w:val="decimal"/>
-      <w:lvlText w:val="%9."/>
-      <w:lvlJc w:val="left"/>
-      <w:pPr>
-        <w:tabs>
-          <w:tab w:val="num" w:pos="6480"/>
-        </w:tabs>
-        <w:ind w:left="6480" w:hanging="360"/>
-      </w:pPr>
-    </w:lvl>
-  </w:abstractNum>
-  <w:abstractNum w:abstractNumId="13" w15:restartNumberingAfterBreak="0">
-    <w:nsid w:val="38636442"/>
-    <w:multiLevelType w:val="hybridMultilevel"/>
-    <w:tmpl w:val="DFFC4B64"/>
-    <w:lvl w:ilvl="0" w:tplc="0419000F">
-      <w:start w:val="1"/>
-      <w:numFmt w:val="decimal"/>
-      <w:lvlText w:val="%1."/>
-      <w:lvlJc w:val="left"/>
-      <w:pPr>
-        <w:ind w:left="2149" w:hanging="360"/>
-      </w:pPr>
-    </w:lvl>
-    <w:lvl w:ilvl="1" w:tplc="04190019" w:tentative="1">
-      <w:start w:val="1"/>
-      <w:numFmt w:val="lowerLetter"/>
-      <w:lvlText w:val="%2."/>
-      <w:lvlJc w:val="left"/>
-      <w:pPr>
-        <w:ind w:left="2869" w:hanging="360"/>
-      </w:pPr>
-    </w:lvl>
-    <w:lvl w:ilvl="2" w:tplc="0419001B" w:tentative="1">
-      <w:start w:val="1"/>
-      <w:numFmt w:val="lowerRoman"/>
-      <w:lvlText w:val="%3."/>
-      <w:lvlJc w:val="right"/>
-      <w:pPr>
-        <w:ind w:left="3589" w:hanging="180"/>
-      </w:pPr>
-    </w:lvl>
-    <w:lvl w:ilvl="3" w:tplc="0419000F" w:tentative="1">
-      <w:start w:val="1"/>
-      <w:numFmt w:val="decimal"/>
-      <w:lvlText w:val="%4."/>
-      <w:lvlJc w:val="left"/>
-      <w:pPr>
-        <w:ind w:left="4309" w:hanging="360"/>
-      </w:pPr>
-    </w:lvl>
-    <w:lvl w:ilvl="4" w:tplc="04190019" w:tentative="1">
-      <w:start w:val="1"/>
-      <w:numFmt w:val="lowerLetter"/>
-      <w:lvlText w:val="%5."/>
-      <w:lvlJc w:val="left"/>
-      <w:pPr>
-        <w:ind w:left="5029" w:hanging="360"/>
-      </w:pPr>
-    </w:lvl>
-    <w:lvl w:ilvl="5" w:tplc="0419001B" w:tentative="1">
-      <w:start w:val="1"/>
-      <w:numFmt w:val="lowerRoman"/>
-      <w:lvlText w:val="%6."/>
-      <w:lvlJc w:val="right"/>
-      <w:pPr>
-        <w:ind w:left="5749" w:hanging="180"/>
-      </w:pPr>
-    </w:lvl>
-    <w:lvl w:ilvl="6" w:tplc="0419000F" w:tentative="1">
-      <w:start w:val="1"/>
-      <w:numFmt w:val="decimal"/>
-      <w:lvlText w:val="%7."/>
-      <w:lvlJc w:val="left"/>
-      <w:pPr>
-        <w:ind w:left="6469" w:hanging="360"/>
-      </w:pPr>
-    </w:lvl>
-    <w:lvl w:ilvl="7" w:tplc="04190019" w:tentative="1">
-      <w:start w:val="1"/>
-      <w:numFmt w:val="lowerLetter"/>
-      <w:lvlText w:val="%8."/>
-      <w:lvlJc w:val="left"/>
-      <w:pPr>
-        <w:ind w:left="7189" w:hanging="360"/>
-      </w:pPr>
-    </w:lvl>
-    <w:lvl w:ilvl="8" w:tplc="0419001B" w:tentative="1">
-      <w:start w:val="1"/>
-      <w:numFmt w:val="lowerRoman"/>
-      <w:lvlText w:val="%9."/>
-      <w:lvlJc w:val="right"/>
-      <w:pPr>
-        <w:ind w:left="7909" w:hanging="180"/>
-      </w:pPr>
-    </w:lvl>
-  </w:abstractNum>
-  <w:abstractNum w:abstractNumId="14" w15:restartNumberingAfterBreak="0">
-    <w:nsid w:val="3BD52167"/>
-    <w:multiLevelType w:val="hybridMultilevel"/>
-    <w:tmpl w:val="804C5DEE"/>
-    <w:lvl w:ilvl="0" w:tplc="2B3C2812">
+    <w:tmpl w:val="B5945F46"/>
+    <w:lvl w:ilvl="0" w:tplc="9CB0AD58">
       <w:start w:val="1"/>
       <w:numFmt w:val="decimal"/>
       <w:lvlText w:val="%1."/>
@@ -8798,108 +8915,84 @@
         <w:bCs w:val="0"/>
       </w:rPr>
     </w:lvl>
-    <w:lvl w:ilvl="1" w:tplc="04190003" w:tentative="1">
-      <w:start w:val="1"/>
-      <w:numFmt w:val="bullet"/>
-      <w:lvlText w:val="o"/>
-      <w:lvlJc w:val="left"/>
-      <w:pPr>
-        <w:ind w:left="2149" w:hanging="360"/>
-      </w:pPr>
-      <w:rPr>
-        <w:rFonts w:ascii="Courier New" w:hAnsi="Courier New" w:cs="Courier New" w:hint="default"/>
-      </w:rPr>
-    </w:lvl>
-    <w:lvl w:ilvl="2" w:tplc="04190005" w:tentative="1">
-      <w:start w:val="1"/>
-      <w:numFmt w:val="bullet"/>
-      <w:lvlText w:val=""/>
-      <w:lvlJc w:val="left"/>
-      <w:pPr>
-        <w:ind w:left="2869" w:hanging="360"/>
-      </w:pPr>
-      <w:rPr>
-        <w:rFonts w:ascii="Wingdings" w:hAnsi="Wingdings" w:hint="default"/>
-      </w:rPr>
-    </w:lvl>
-    <w:lvl w:ilvl="3" w:tplc="04190001" w:tentative="1">
-      <w:start w:val="1"/>
-      <w:numFmt w:val="bullet"/>
-      <w:lvlText w:val=""/>
-      <w:lvlJc w:val="left"/>
-      <w:pPr>
-        <w:ind w:left="3589" w:hanging="360"/>
-      </w:pPr>
-      <w:rPr>
-        <w:rFonts w:ascii="Symbol" w:hAnsi="Symbol" w:hint="default"/>
-      </w:rPr>
-    </w:lvl>
-    <w:lvl w:ilvl="4" w:tplc="04190003" w:tentative="1">
-      <w:start w:val="1"/>
-      <w:numFmt w:val="bullet"/>
-      <w:lvlText w:val="o"/>
-      <w:lvlJc w:val="left"/>
-      <w:pPr>
-        <w:ind w:left="4309" w:hanging="360"/>
-      </w:pPr>
-      <w:rPr>
-        <w:rFonts w:ascii="Courier New" w:hAnsi="Courier New" w:cs="Courier New" w:hint="default"/>
-      </w:rPr>
-    </w:lvl>
-    <w:lvl w:ilvl="5" w:tplc="04190005" w:tentative="1">
-      <w:start w:val="1"/>
-      <w:numFmt w:val="bullet"/>
-      <w:lvlText w:val=""/>
-      <w:lvlJc w:val="left"/>
-      <w:pPr>
-        <w:ind w:left="5029" w:hanging="360"/>
-      </w:pPr>
-      <w:rPr>
-        <w:rFonts w:ascii="Wingdings" w:hAnsi="Wingdings" w:hint="default"/>
-      </w:rPr>
-    </w:lvl>
-    <w:lvl w:ilvl="6" w:tplc="04190001" w:tentative="1">
-      <w:start w:val="1"/>
-      <w:numFmt w:val="bullet"/>
-      <w:lvlText w:val=""/>
-      <w:lvlJc w:val="left"/>
-      <w:pPr>
-        <w:ind w:left="5749" w:hanging="360"/>
-      </w:pPr>
-      <w:rPr>
-        <w:rFonts w:ascii="Symbol" w:hAnsi="Symbol" w:hint="default"/>
-      </w:rPr>
-    </w:lvl>
-    <w:lvl w:ilvl="7" w:tplc="04190003" w:tentative="1">
-      <w:start w:val="1"/>
-      <w:numFmt w:val="bullet"/>
-      <w:lvlText w:val="o"/>
-      <w:lvlJc w:val="left"/>
-      <w:pPr>
-        <w:ind w:left="6469" w:hanging="360"/>
-      </w:pPr>
-      <w:rPr>
-        <w:rFonts w:ascii="Courier New" w:hAnsi="Courier New" w:cs="Courier New" w:hint="default"/>
-      </w:rPr>
-    </w:lvl>
-    <w:lvl w:ilvl="8" w:tplc="04190005" w:tentative="1">
-      <w:start w:val="1"/>
-      <w:numFmt w:val="bullet"/>
-      <w:lvlText w:val=""/>
-      <w:lvlJc w:val="left"/>
-      <w:pPr>
-        <w:ind w:left="7189" w:hanging="360"/>
-      </w:pPr>
-      <w:rPr>
-        <w:rFonts w:ascii="Wingdings" w:hAnsi="Wingdings" w:hint="default"/>
-      </w:rPr>
+    <w:lvl w:ilvl="1" w:tplc="04190019" w:tentative="1">
+      <w:start w:val="1"/>
+      <w:numFmt w:val="lowerLetter"/>
+      <w:lvlText w:val="%2."/>
+      <w:lvlJc w:val="left"/>
+      <w:pPr>
+        <w:ind w:left="1440" w:hanging="360"/>
+      </w:pPr>
+    </w:lvl>
+    <w:lvl w:ilvl="2" w:tplc="0419001B" w:tentative="1">
+      <w:start w:val="1"/>
+      <w:numFmt w:val="lowerRoman"/>
+      <w:lvlText w:val="%3."/>
+      <w:lvlJc w:val="right"/>
+      <w:pPr>
+        <w:ind w:left="2160" w:hanging="180"/>
+      </w:pPr>
+    </w:lvl>
+    <w:lvl w:ilvl="3" w:tplc="0419000F" w:tentative="1">
+      <w:start w:val="1"/>
+      <w:numFmt w:val="decimal"/>
+      <w:lvlText w:val="%4."/>
+      <w:lvlJc w:val="left"/>
+      <w:pPr>
+        <w:ind w:left="2880" w:hanging="360"/>
+      </w:pPr>
+    </w:lvl>
+    <w:lvl w:ilvl="4" w:tplc="04190019" w:tentative="1">
+      <w:start w:val="1"/>
+      <w:numFmt w:val="lowerLetter"/>
+      <w:lvlText w:val="%5."/>
+      <w:lvlJc w:val="left"/>
+      <w:pPr>
+        <w:ind w:left="3600" w:hanging="360"/>
+      </w:pPr>
+    </w:lvl>
+    <w:lvl w:ilvl="5" w:tplc="0419001B" w:tentative="1">
+      <w:start w:val="1"/>
+      <w:numFmt w:val="lowerRoman"/>
+      <w:lvlText w:val="%6."/>
+      <w:lvlJc w:val="right"/>
+      <w:pPr>
+        <w:ind w:left="4320" w:hanging="180"/>
+      </w:pPr>
+    </w:lvl>
+    <w:lvl w:ilvl="6" w:tplc="0419000F" w:tentative="1">
+      <w:start w:val="1"/>
+      <w:numFmt w:val="decimal"/>
+      <w:lvlText w:val="%7."/>
+      <w:lvlJc w:val="left"/>
+      <w:pPr>
+        <w:ind w:left="5040" w:hanging="360"/>
+      </w:pPr>
+    </w:lvl>
+    <w:lvl w:ilvl="7" w:tplc="04190019" w:tentative="1">
+      <w:start w:val="1"/>
+      <w:numFmt w:val="lowerLetter"/>
+      <w:lvlText w:val="%8."/>
+      <w:lvlJc w:val="left"/>
+      <w:pPr>
+        <w:ind w:left="5760" w:hanging="360"/>
+      </w:pPr>
+    </w:lvl>
+    <w:lvl w:ilvl="8" w:tplc="0419001B" w:tentative="1">
+      <w:start w:val="1"/>
+      <w:numFmt w:val="lowerRoman"/>
+      <w:lvlText w:val="%9."/>
+      <w:lvlJc w:val="right"/>
+      <w:pPr>
+        <w:ind w:left="6480" w:hanging="180"/>
+      </w:pPr>
     </w:lvl>
   </w:abstractNum>
-  <w:abstractNum w:abstractNumId="15" w15:restartNumberingAfterBreak="0">
-    <w:nsid w:val="3F58482F"/>
+  <w:abstractNum w:abstractNumId="5" w15:restartNumberingAfterBreak="0">
+    <w:nsid w:val="0E7C4FC2"/>
     <w:multiLevelType w:val="hybridMultilevel"/>
     <w:tmpl w:val="5B24CBE6"/>
-    <w:lvl w:ilvl="0" w:tplc="E6F01898">
+    <w:lvl w:ilvl="0" w:tplc="FFFFFFFF">
       <w:start w:val="1"/>
       <w:numFmt w:val="decimal"/>
       <w:lvlText w:val="%1."/>
@@ -8912,7 +9005,7 @@
         <w:color w:val="auto"/>
       </w:rPr>
     </w:lvl>
-    <w:lvl w:ilvl="1" w:tplc="04190019" w:tentative="1">
+    <w:lvl w:ilvl="1" w:tplc="FFFFFFFF" w:tentative="1">
       <w:start w:val="1"/>
       <w:numFmt w:val="lowerLetter"/>
       <w:lvlText w:val="%2."/>
@@ -8921,7 +9014,7 @@
         <w:ind w:left="2149" w:hanging="360"/>
       </w:pPr>
     </w:lvl>
-    <w:lvl w:ilvl="2" w:tplc="0419001B" w:tentative="1">
+    <w:lvl w:ilvl="2" w:tplc="FFFFFFFF" w:tentative="1">
       <w:start w:val="1"/>
       <w:numFmt w:val="lowerRoman"/>
       <w:lvlText w:val="%3."/>
@@ -8930,7 +9023,7 @@
         <w:ind w:left="2869" w:hanging="180"/>
       </w:pPr>
     </w:lvl>
-    <w:lvl w:ilvl="3" w:tplc="0419000F" w:tentative="1">
+    <w:lvl w:ilvl="3" w:tplc="FFFFFFFF" w:tentative="1">
       <w:start w:val="1"/>
       <w:numFmt w:val="decimal"/>
       <w:lvlText w:val="%4."/>
@@ -8939,7 +9032,7 @@
         <w:ind w:left="3589" w:hanging="360"/>
       </w:pPr>
     </w:lvl>
-    <w:lvl w:ilvl="4" w:tplc="04190019" w:tentative="1">
+    <w:lvl w:ilvl="4" w:tplc="FFFFFFFF" w:tentative="1">
       <w:start w:val="1"/>
       <w:numFmt w:val="lowerLetter"/>
       <w:lvlText w:val="%5."/>
@@ -8948,7 +9041,7 @@
         <w:ind w:left="4309" w:hanging="360"/>
       </w:pPr>
     </w:lvl>
-    <w:lvl w:ilvl="5" w:tplc="0419001B" w:tentative="1">
+    <w:lvl w:ilvl="5" w:tplc="FFFFFFFF" w:tentative="1">
       <w:start w:val="1"/>
       <w:numFmt w:val="lowerRoman"/>
       <w:lvlText w:val="%6."/>
@@ -8957,7 +9050,7 @@
         <w:ind w:left="5029" w:hanging="180"/>
       </w:pPr>
     </w:lvl>
-    <w:lvl w:ilvl="6" w:tplc="0419000F" w:tentative="1">
+    <w:lvl w:ilvl="6" w:tplc="FFFFFFFF" w:tentative="1">
       <w:start w:val="1"/>
       <w:numFmt w:val="decimal"/>
       <w:lvlText w:val="%7."/>
@@ -8966,7 +9059,7 @@
         <w:ind w:left="5749" w:hanging="360"/>
       </w:pPr>
     </w:lvl>
-    <w:lvl w:ilvl="7" w:tplc="04190019" w:tentative="1">
+    <w:lvl w:ilvl="7" w:tplc="FFFFFFFF" w:tentative="1">
       <w:start w:val="1"/>
       <w:numFmt w:val="lowerLetter"/>
       <w:lvlText w:val="%8."/>
@@ -8975,7 +9068,7 @@
         <w:ind w:left="6469" w:hanging="360"/>
       </w:pPr>
     </w:lvl>
-    <w:lvl w:ilvl="8" w:tplc="0419001B" w:tentative="1">
+    <w:lvl w:ilvl="8" w:tplc="FFFFFFFF" w:tentative="1">
       <w:start w:val="1"/>
       <w:numFmt w:val="lowerRoman"/>
       <w:lvlText w:val="%9."/>
@@ -8985,18 +9078,107 @@
       </w:pPr>
     </w:lvl>
   </w:abstractNum>
-  <w:abstractNum w:abstractNumId="16" w15:restartNumberingAfterBreak="0">
-    <w:nsid w:val="3FDB7FE8"/>
+  <w:abstractNum w:abstractNumId="6" w15:restartNumberingAfterBreak="0">
+    <w:nsid w:val="13294CA6"/>
     <w:multiLevelType w:val="hybridMultilevel"/>
-    <w:tmpl w:val="8910A822"/>
-    <w:lvl w:ilvl="0" w:tplc="C4D0E180">
+    <w:tmpl w:val="EBB404BE"/>
+    <w:lvl w:ilvl="0" w:tplc="A0FC85F8">
+      <w:start w:val="1"/>
+      <w:numFmt w:val="decimal"/>
+      <w:suff w:val="space"/>
+      <w:lvlText w:val="%1."/>
+      <w:lvlJc w:val="left"/>
+      <w:pPr>
+        <w:ind w:left="0" w:firstLine="709"/>
+      </w:pPr>
+      <w:rPr>
+        <w:rFonts w:hint="default"/>
+      </w:rPr>
+    </w:lvl>
+    <w:lvl w:ilvl="1" w:tplc="04190019" w:tentative="1">
+      <w:start w:val="1"/>
+      <w:numFmt w:val="lowerLetter"/>
+      <w:lvlText w:val="%2."/>
+      <w:lvlJc w:val="left"/>
+      <w:pPr>
+        <w:ind w:left="2149" w:hanging="360"/>
+      </w:pPr>
+    </w:lvl>
+    <w:lvl w:ilvl="2" w:tplc="0419001B" w:tentative="1">
+      <w:start w:val="1"/>
+      <w:numFmt w:val="lowerRoman"/>
+      <w:lvlText w:val="%3."/>
+      <w:lvlJc w:val="right"/>
+      <w:pPr>
+        <w:ind w:left="2869" w:hanging="180"/>
+      </w:pPr>
+    </w:lvl>
+    <w:lvl w:ilvl="3" w:tplc="0419000F" w:tentative="1">
+      <w:start w:val="1"/>
+      <w:numFmt w:val="decimal"/>
+      <w:lvlText w:val="%4."/>
+      <w:lvlJc w:val="left"/>
+      <w:pPr>
+        <w:ind w:left="3589" w:hanging="360"/>
+      </w:pPr>
+    </w:lvl>
+    <w:lvl w:ilvl="4" w:tplc="04190019" w:tentative="1">
+      <w:start w:val="1"/>
+      <w:numFmt w:val="lowerLetter"/>
+      <w:lvlText w:val="%5."/>
+      <w:lvlJc w:val="left"/>
+      <w:pPr>
+        <w:ind w:left="4309" w:hanging="360"/>
+      </w:pPr>
+    </w:lvl>
+    <w:lvl w:ilvl="5" w:tplc="0419001B" w:tentative="1">
+      <w:start w:val="1"/>
+      <w:numFmt w:val="lowerRoman"/>
+      <w:lvlText w:val="%6."/>
+      <w:lvlJc w:val="right"/>
+      <w:pPr>
+        <w:ind w:left="5029" w:hanging="180"/>
+      </w:pPr>
+    </w:lvl>
+    <w:lvl w:ilvl="6" w:tplc="0419000F" w:tentative="1">
+      <w:start w:val="1"/>
+      <w:numFmt w:val="decimal"/>
+      <w:lvlText w:val="%7."/>
+      <w:lvlJc w:val="left"/>
+      <w:pPr>
+        <w:ind w:left="5749" w:hanging="360"/>
+      </w:pPr>
+    </w:lvl>
+    <w:lvl w:ilvl="7" w:tplc="04190019" w:tentative="1">
+      <w:start w:val="1"/>
+      <w:numFmt w:val="lowerLetter"/>
+      <w:lvlText w:val="%8."/>
+      <w:lvlJc w:val="left"/>
+      <w:pPr>
+        <w:ind w:left="6469" w:hanging="360"/>
+      </w:pPr>
+    </w:lvl>
+    <w:lvl w:ilvl="8" w:tplc="0419001B" w:tentative="1">
+      <w:start w:val="1"/>
+      <w:numFmt w:val="lowerRoman"/>
+      <w:lvlText w:val="%9."/>
+      <w:lvlJc w:val="right"/>
+      <w:pPr>
+        <w:ind w:left="7189" w:hanging="180"/>
+      </w:pPr>
+    </w:lvl>
+  </w:abstractNum>
+  <w:abstractNum w:abstractNumId="7" w15:restartNumberingAfterBreak="0">
+    <w:nsid w:val="192732F3"/>
+    <w:multiLevelType w:val="hybridMultilevel"/>
+    <w:tmpl w:val="A9FA7BD6"/>
+    <w:lvl w:ilvl="0" w:tplc="04190001">
       <w:start w:val="1"/>
       <w:numFmt w:val="bullet"/>
-      <w:suff w:val="space"/>
       <w:lvlText w:val=""/>
       <w:lvlJc w:val="left"/>
       <w:pPr>
-        <w:ind w:left="0" w:firstLine="709"/>
+        <w:ind w:left="1429" w:hanging="360"/>
       </w:pPr>
       <w:rPr>
         <w:rFonts w:ascii="Symbol" w:hAnsi="Symbol" w:hint="default"/>
@@ -9099,31 +9281,33 @@
       </w:rPr>
     </w:lvl>
   </w:abstractNum>
-  <w:abstractNum w:abstractNumId="17" w15:restartNumberingAfterBreak="0">
-    <w:nsid w:val="4319644D"/>
+  <w:abstractNum w:abstractNumId="8" w15:restartNumberingAfterBreak="0">
+    <w:nsid w:val="1C3F6133"/>
     <w:multiLevelType w:val="hybridMultilevel"/>
-    <w:tmpl w:val="E6A01C06"/>
-    <w:lvl w:ilvl="0" w:tplc="8A8A6BB6">
+    <w:tmpl w:val="FCD0519E"/>
+    <w:lvl w:ilvl="0" w:tplc="9254223A">
       <w:start w:val="1"/>
       <w:numFmt w:val="decimal"/>
       <w:lvlText w:val="%1."/>
       <w:lvlJc w:val="left"/>
       <w:pPr>
-        <w:ind w:left="1637" w:hanging="360"/>
+        <w:ind w:left="2149" w:hanging="360"/>
       </w:pPr>
       <w:rPr>
-        <w:b w:val="0"/>
-        <w:bCs w:val="0"/>
+        <w:rFonts w:hint="default"/>
       </w:rPr>
     </w:lvl>
-    <w:lvl w:ilvl="1" w:tplc="04190019" w:tentative="1">
-      <w:start w:val="1"/>
-      <w:numFmt w:val="lowerLetter"/>
+    <w:lvl w:ilvl="1" w:tplc="0419000F">
+      <w:start w:val="1"/>
+      <w:numFmt w:val="decimal"/>
       <w:lvlText w:val="%2."/>
       <w:lvlJc w:val="left"/>
       <w:pPr>
-        <w:ind w:left="2357" w:hanging="360"/>
-      </w:pPr>
+        <w:ind w:left="2149" w:hanging="360"/>
+      </w:pPr>
+      <w:rPr>
+        <w:rFonts w:hint="default"/>
+      </w:rPr>
     </w:lvl>
     <w:lvl w:ilvl="2" w:tplc="0419001B" w:tentative="1">
       <w:start w:val="1"/>
@@ -9131,7 +9315,7 @@
       <w:lvlText w:val="%3."/>
       <w:lvlJc w:val="right"/>
       <w:pPr>
-        <w:ind w:left="3077" w:hanging="180"/>
+        <w:ind w:left="2869" w:hanging="180"/>
       </w:pPr>
     </w:lvl>
     <w:lvl w:ilvl="3" w:tplc="0419000F" w:tentative="1">
@@ -9140,7 +9324,7 @@
       <w:lvlText w:val="%4."/>
       <w:lvlJc w:val="left"/>
       <w:pPr>
-        <w:ind w:left="3797" w:hanging="360"/>
+        <w:ind w:left="3589" w:hanging="360"/>
       </w:pPr>
     </w:lvl>
     <w:lvl w:ilvl="4" w:tplc="04190019" w:tentative="1">
@@ -9149,7 +9333,7 @@
       <w:lvlText w:val="%5."/>
       <w:lvlJc w:val="left"/>
       <w:pPr>
-        <w:ind w:left="4517" w:hanging="360"/>
+        <w:ind w:left="4309" w:hanging="360"/>
       </w:pPr>
     </w:lvl>
     <w:lvl w:ilvl="5" w:tplc="0419001B" w:tentative="1">
@@ -9158,7 +9342,7 @@
       <w:lvlText w:val="%6."/>
       <w:lvlJc w:val="right"/>
       <w:pPr>
-        <w:ind w:left="5237" w:hanging="180"/>
+        <w:ind w:left="5029" w:hanging="180"/>
       </w:pPr>
     </w:lvl>
     <w:lvl w:ilvl="6" w:tplc="0419000F" w:tentative="1">
@@ -9167,7 +9351,7 @@
       <w:lvlText w:val="%7."/>
       <w:lvlJc w:val="left"/>
       <w:pPr>
-        <w:ind w:left="5957" w:hanging="360"/>
+        <w:ind w:left="5749" w:hanging="360"/>
       </w:pPr>
     </w:lvl>
     <w:lvl w:ilvl="7" w:tplc="04190019" w:tentative="1">
@@ -9176,7 +9360,7 @@
       <w:lvlText w:val="%8."/>
       <w:lvlJc w:val="left"/>
       <w:pPr>
-        <w:ind w:left="6677" w:hanging="360"/>
+        <w:ind w:left="6469" w:hanging="360"/>
       </w:pPr>
     </w:lvl>
     <w:lvl w:ilvl="8" w:tplc="0419001B" w:tentative="1">
@@ -9185,125 +9369,12 @@
       <w:lvlText w:val="%9."/>
       <w:lvlJc w:val="right"/>
       <w:pPr>
-        <w:ind w:left="7397" w:hanging="180"/>
+        <w:ind w:left="7189" w:hanging="180"/>
       </w:pPr>
     </w:lvl>
   </w:abstractNum>
-  <w:abstractNum w:abstractNumId="18" w15:restartNumberingAfterBreak="0">
-    <w:nsid w:val="434A30CD"/>
-    <w:multiLevelType w:val="hybridMultilevel"/>
-    <w:tmpl w:val="A456EC4E"/>
-    <w:lvl w:ilvl="0" w:tplc="04190001">
-      <w:start w:val="1"/>
-      <w:numFmt w:val="bullet"/>
-      <w:lvlText w:val=""/>
-      <w:lvlJc w:val="left"/>
-      <w:pPr>
-        <w:ind w:left="1429" w:hanging="360"/>
-      </w:pPr>
-      <w:rPr>
-        <w:rFonts w:ascii="Symbol" w:hAnsi="Symbol" w:hint="default"/>
-      </w:rPr>
-    </w:lvl>
-    <w:lvl w:ilvl="1" w:tplc="04190003" w:tentative="1">
-      <w:start w:val="1"/>
-      <w:numFmt w:val="bullet"/>
-      <w:lvlText w:val="o"/>
-      <w:lvlJc w:val="left"/>
-      <w:pPr>
-        <w:ind w:left="2149" w:hanging="360"/>
-      </w:pPr>
-      <w:rPr>
-        <w:rFonts w:ascii="Courier New" w:hAnsi="Courier New" w:cs="Courier New" w:hint="default"/>
-      </w:rPr>
-    </w:lvl>
-    <w:lvl w:ilvl="2" w:tplc="04190005" w:tentative="1">
-      <w:start w:val="1"/>
-      <w:numFmt w:val="bullet"/>
-      <w:lvlText w:val=""/>
-      <w:lvlJc w:val="left"/>
-      <w:pPr>
-        <w:ind w:left="2869" w:hanging="360"/>
-      </w:pPr>
-      <w:rPr>
-        <w:rFonts w:ascii="Wingdings" w:hAnsi="Wingdings" w:hint="default"/>
-      </w:rPr>
-    </w:lvl>
-    <w:lvl w:ilvl="3" w:tplc="04190001" w:tentative="1">
-      <w:start w:val="1"/>
-      <w:numFmt w:val="bullet"/>
-      <w:lvlText w:val=""/>
-      <w:lvlJc w:val="left"/>
-      <w:pPr>
-        <w:ind w:left="3589" w:hanging="360"/>
-      </w:pPr>
-      <w:rPr>
-        <w:rFonts w:ascii="Symbol" w:hAnsi="Symbol" w:hint="default"/>
-      </w:rPr>
-    </w:lvl>
-    <w:lvl w:ilvl="4" w:tplc="04190003" w:tentative="1">
-      <w:start w:val="1"/>
-      <w:numFmt w:val="bullet"/>
-      <w:lvlText w:val="o"/>
-      <w:lvlJc w:val="left"/>
-      <w:pPr>
-        <w:ind w:left="4309" w:hanging="360"/>
-      </w:pPr>
-      <w:rPr>
-        <w:rFonts w:ascii="Courier New" w:hAnsi="Courier New" w:cs="Courier New" w:hint="default"/>
-      </w:rPr>
-    </w:lvl>
-    <w:lvl w:ilvl="5" w:tplc="04190005" w:tentative="1">
-      <w:start w:val="1"/>
-      <w:numFmt w:val="bullet"/>
-      <w:lvlText w:val=""/>
-      <w:lvlJc w:val="left"/>
-      <w:pPr>
-        <w:ind w:left="5029" w:hanging="360"/>
-      </w:pPr>
-      <w:rPr>
-        <w:rFonts w:ascii="Wingdings" w:hAnsi="Wingdings" w:hint="default"/>
-      </w:rPr>
-    </w:lvl>
-    <w:lvl w:ilvl="6" w:tplc="04190001" w:tentative="1">
-      <w:start w:val="1"/>
-      <w:numFmt w:val="bullet"/>
-      <w:lvlText w:val=""/>
-      <w:lvlJc w:val="left"/>
-      <w:pPr>
-        <w:ind w:left="5749" w:hanging="360"/>
-      </w:pPr>
-      <w:rPr>
-        <w:rFonts w:ascii="Symbol" w:hAnsi="Symbol" w:hint="default"/>
-      </w:rPr>
-    </w:lvl>
-    <w:lvl w:ilvl="7" w:tplc="04190003" w:tentative="1">
-      <w:start w:val="1"/>
-      <w:numFmt w:val="bullet"/>
-      <w:lvlText w:val="o"/>
-      <w:lvlJc w:val="left"/>
-      <w:pPr>
-        <w:ind w:left="6469" w:hanging="360"/>
-      </w:pPr>
-      <w:rPr>
-        <w:rFonts w:ascii="Courier New" w:hAnsi="Courier New" w:cs="Courier New" w:hint="default"/>
-      </w:rPr>
-    </w:lvl>
-    <w:lvl w:ilvl="8" w:tplc="04190005" w:tentative="1">
-      <w:start w:val="1"/>
-      <w:numFmt w:val="bullet"/>
-      <w:lvlText w:val=""/>
-      <w:lvlJc w:val="left"/>
-      <w:pPr>
-        <w:ind w:left="7189" w:hanging="360"/>
-      </w:pPr>
-      <w:rPr>
-        <w:rFonts w:ascii="Wingdings" w:hAnsi="Wingdings" w:hint="default"/>
-      </w:rPr>
-    </w:lvl>
-  </w:abstractNum>
-  <w:abstractNum w:abstractNumId="19" w15:restartNumberingAfterBreak="0">
-    <w:nsid w:val="43B7011C"/>
+  <w:abstractNum w:abstractNumId="9" w15:restartNumberingAfterBreak="0">
+    <w:nsid w:val="1DAA3970"/>
     <w:multiLevelType w:val="hybridMultilevel"/>
     <w:tmpl w:val="B5945F46"/>
     <w:lvl w:ilvl="0" w:tplc="9CB0AD58">
@@ -9393,21 +9464,18 @@
       </w:pPr>
     </w:lvl>
   </w:abstractNum>
-  <w:abstractNum w:abstractNumId="20" w15:restartNumberingAfterBreak="0">
-    <w:nsid w:val="447A51EB"/>
+  <w:abstractNum w:abstractNumId="10" w15:restartNumberingAfterBreak="0">
+    <w:nsid w:val="204D5DED"/>
     <w:multiLevelType w:val="hybridMultilevel"/>
-    <w:tmpl w:val="9884AA22"/>
+    <w:tmpl w:val="4EC2C89A"/>
     <w:lvl w:ilvl="0" w:tplc="0419000F">
       <w:start w:val="1"/>
       <w:numFmt w:val="decimal"/>
       <w:lvlText w:val="%1."/>
       <w:lvlJc w:val="left"/>
       <w:pPr>
-        <w:ind w:left="2149" w:hanging="360"/>
-      </w:pPr>
-      <w:rPr>
-        <w:rFonts w:hint="default"/>
-      </w:rPr>
+        <w:ind w:left="1429" w:hanging="360"/>
+      </w:pPr>
     </w:lvl>
     <w:lvl w:ilvl="1" w:tplc="04190019" w:tentative="1">
       <w:start w:val="1"/>
@@ -9415,7 +9483,7 @@
       <w:lvlText w:val="%2."/>
       <w:lvlJc w:val="left"/>
       <w:pPr>
-        <w:ind w:left="2869" w:hanging="360"/>
+        <w:ind w:left="2149" w:hanging="360"/>
       </w:pPr>
     </w:lvl>
     <w:lvl w:ilvl="2" w:tplc="0419001B" w:tentative="1">
@@ -9424,7 +9492,7 @@
       <w:lvlText w:val="%3."/>
       <w:lvlJc w:val="right"/>
       <w:pPr>
-        <w:ind w:left="3589" w:hanging="180"/>
+        <w:ind w:left="2869" w:hanging="180"/>
       </w:pPr>
     </w:lvl>
     <w:lvl w:ilvl="3" w:tplc="0419000F" w:tentative="1">
@@ -9433,7 +9501,7 @@
       <w:lvlText w:val="%4."/>
       <w:lvlJc w:val="left"/>
       <w:pPr>
-        <w:ind w:left="4309" w:hanging="360"/>
+        <w:ind w:left="3589" w:hanging="360"/>
       </w:pPr>
     </w:lvl>
     <w:lvl w:ilvl="4" w:tplc="04190019" w:tentative="1">
@@ -9442,7 +9510,7 @@
       <w:lvlText w:val="%5."/>
       <w:lvlJc w:val="left"/>
       <w:pPr>
-        <w:ind w:left="5029" w:hanging="360"/>
+        <w:ind w:left="4309" w:hanging="360"/>
       </w:pPr>
     </w:lvl>
     <w:lvl w:ilvl="5" w:tplc="0419001B" w:tentative="1">
@@ -9451,7 +9519,7 @@
       <w:lvlText w:val="%6."/>
       <w:lvlJc w:val="right"/>
       <w:pPr>
-        <w:ind w:left="5749" w:hanging="180"/>
+        <w:ind w:left="5029" w:hanging="180"/>
       </w:pPr>
     </w:lvl>
     <w:lvl w:ilvl="6" w:tplc="0419000F" w:tentative="1">
@@ -9460,7 +9528,7 @@
       <w:lvlText w:val="%7."/>
       <w:lvlJc w:val="left"/>
       <w:pPr>
-        <w:ind w:left="6469" w:hanging="360"/>
+        <w:ind w:left="5749" w:hanging="360"/>
       </w:pPr>
     </w:lvl>
     <w:lvl w:ilvl="7" w:tplc="04190019" w:tentative="1">
@@ -9469,7 +9537,7 @@
       <w:lvlText w:val="%8."/>
       <w:lvlJc w:val="left"/>
       <w:pPr>
-        <w:ind w:left="7189" w:hanging="360"/>
+        <w:ind w:left="6469" w:hanging="360"/>
       </w:pPr>
     </w:lvl>
     <w:lvl w:ilvl="8" w:tplc="0419001B" w:tentative="1">
@@ -9478,477 +9546,15 @@
       <w:lvlText w:val="%9."/>
       <w:lvlJc w:val="right"/>
       <w:pPr>
-        <w:ind w:left="7909" w:hanging="180"/>
+        <w:ind w:left="7189" w:hanging="180"/>
       </w:pPr>
     </w:lvl>
   </w:abstractNum>
-  <w:abstractNum w:abstractNumId="21" w15:restartNumberingAfterBreak="0">
-    <w:nsid w:val="4A4B639C"/>
+  <w:abstractNum w:abstractNumId="11" w15:restartNumberingAfterBreak="0">
+    <w:nsid w:val="29A149F9"/>
     <w:multiLevelType w:val="hybridMultilevel"/>
-    <w:tmpl w:val="5EE880F8"/>
-    <w:lvl w:ilvl="0" w:tplc="0419000F">
-      <w:start w:val="1"/>
-      <w:numFmt w:val="decimal"/>
-      <w:lvlText w:val="%1."/>
-      <w:lvlJc w:val="left"/>
-      <w:pPr>
-        <w:ind w:left="1429" w:hanging="360"/>
-      </w:pPr>
-    </w:lvl>
-    <w:lvl w:ilvl="1" w:tplc="04190019" w:tentative="1">
-      <w:start w:val="1"/>
-      <w:numFmt w:val="lowerLetter"/>
-      <w:lvlText w:val="%2."/>
-      <w:lvlJc w:val="left"/>
-      <w:pPr>
-        <w:ind w:left="2149" w:hanging="360"/>
-      </w:pPr>
-    </w:lvl>
-    <w:lvl w:ilvl="2" w:tplc="0419001B" w:tentative="1">
-      <w:start w:val="1"/>
-      <w:numFmt w:val="lowerRoman"/>
-      <w:lvlText w:val="%3."/>
-      <w:lvlJc w:val="right"/>
-      <w:pPr>
-        <w:ind w:left="2869" w:hanging="180"/>
-      </w:pPr>
-    </w:lvl>
-    <w:lvl w:ilvl="3" w:tplc="0419000F" w:tentative="1">
-      <w:start w:val="1"/>
-      <w:numFmt w:val="decimal"/>
-      <w:lvlText w:val="%4."/>
-      <w:lvlJc w:val="left"/>
-      <w:pPr>
-        <w:ind w:left="3589" w:hanging="360"/>
-      </w:pPr>
-    </w:lvl>
-    <w:lvl w:ilvl="4" w:tplc="04190019" w:tentative="1">
-      <w:start w:val="1"/>
-      <w:numFmt w:val="lowerLetter"/>
-      <w:lvlText w:val="%5."/>
-      <w:lvlJc w:val="left"/>
-      <w:pPr>
-        <w:ind w:left="4309" w:hanging="360"/>
-      </w:pPr>
-    </w:lvl>
-    <w:lvl w:ilvl="5" w:tplc="0419001B" w:tentative="1">
-      <w:start w:val="1"/>
-      <w:numFmt w:val="lowerRoman"/>
-      <w:lvlText w:val="%6."/>
-      <w:lvlJc w:val="right"/>
-      <w:pPr>
-        <w:ind w:left="5029" w:hanging="180"/>
-      </w:pPr>
-    </w:lvl>
-    <w:lvl w:ilvl="6" w:tplc="0419000F" w:tentative="1">
-      <w:start w:val="1"/>
-      <w:numFmt w:val="decimal"/>
-      <w:lvlText w:val="%7."/>
-      <w:lvlJc w:val="left"/>
-      <w:pPr>
-        <w:ind w:left="5749" w:hanging="360"/>
-      </w:pPr>
-    </w:lvl>
-    <w:lvl w:ilvl="7" w:tplc="04190019" w:tentative="1">
-      <w:start w:val="1"/>
-      <w:numFmt w:val="lowerLetter"/>
-      <w:lvlText w:val="%8."/>
-      <w:lvlJc w:val="left"/>
-      <w:pPr>
-        <w:ind w:left="6469" w:hanging="360"/>
-      </w:pPr>
-    </w:lvl>
-    <w:lvl w:ilvl="8" w:tplc="0419001B" w:tentative="1">
-      <w:start w:val="1"/>
-      <w:numFmt w:val="lowerRoman"/>
-      <w:lvlText w:val="%9."/>
-      <w:lvlJc w:val="right"/>
-      <w:pPr>
-        <w:ind w:left="7189" w:hanging="180"/>
-      </w:pPr>
-    </w:lvl>
-  </w:abstractNum>
-  <w:abstractNum w:abstractNumId="22" w15:restartNumberingAfterBreak="0">
-    <w:nsid w:val="519345CC"/>
-    <w:multiLevelType w:val="hybridMultilevel"/>
-    <w:tmpl w:val="A66C10D2"/>
-    <w:lvl w:ilvl="0" w:tplc="DBB2DD5C">
-      <w:start w:val="1"/>
-      <w:numFmt w:val="decimal"/>
-      <w:suff w:val="space"/>
-      <w:lvlText w:val="%1."/>
-      <w:lvlJc w:val="left"/>
-      <w:pPr>
-        <w:ind w:left="0" w:firstLine="709"/>
-      </w:pPr>
-      <w:rPr>
-        <w:rFonts w:hint="default"/>
-      </w:rPr>
-    </w:lvl>
-    <w:lvl w:ilvl="1" w:tplc="04190019" w:tentative="1">
-      <w:start w:val="1"/>
-      <w:numFmt w:val="lowerLetter"/>
-      <w:lvlText w:val="%2."/>
-      <w:lvlJc w:val="left"/>
-      <w:pPr>
-        <w:ind w:left="2149" w:hanging="360"/>
-      </w:pPr>
-    </w:lvl>
-    <w:lvl w:ilvl="2" w:tplc="0419001B" w:tentative="1">
-      <w:start w:val="1"/>
-      <w:numFmt w:val="lowerRoman"/>
-      <w:lvlText w:val="%3."/>
-      <w:lvlJc w:val="right"/>
-      <w:pPr>
-        <w:ind w:left="2869" w:hanging="180"/>
-      </w:pPr>
-    </w:lvl>
-    <w:lvl w:ilvl="3" w:tplc="0419000F" w:tentative="1">
-      <w:start w:val="1"/>
-      <w:numFmt w:val="decimal"/>
-      <w:lvlText w:val="%4."/>
-      <w:lvlJc w:val="left"/>
-      <w:pPr>
-        <w:ind w:left="3589" w:hanging="360"/>
-      </w:pPr>
-    </w:lvl>
-    <w:lvl w:ilvl="4" w:tplc="04190019" w:tentative="1">
-      <w:start w:val="1"/>
-      <w:numFmt w:val="lowerLetter"/>
-      <w:lvlText w:val="%5."/>
-      <w:lvlJc w:val="left"/>
-      <w:pPr>
-        <w:ind w:left="4309" w:hanging="360"/>
-      </w:pPr>
-    </w:lvl>
-    <w:lvl w:ilvl="5" w:tplc="0419001B" w:tentative="1">
-      <w:start w:val="1"/>
-      <w:numFmt w:val="lowerRoman"/>
-      <w:lvlText w:val="%6."/>
-      <w:lvlJc w:val="right"/>
-      <w:pPr>
-        <w:ind w:left="5029" w:hanging="180"/>
-      </w:pPr>
-    </w:lvl>
-    <w:lvl w:ilvl="6" w:tplc="0419000F" w:tentative="1">
-      <w:start w:val="1"/>
-      <w:numFmt w:val="decimal"/>
-      <w:lvlText w:val="%7."/>
-      <w:lvlJc w:val="left"/>
-      <w:pPr>
-        <w:ind w:left="5749" w:hanging="360"/>
-      </w:pPr>
-    </w:lvl>
-    <w:lvl w:ilvl="7" w:tplc="04190019" w:tentative="1">
-      <w:start w:val="1"/>
-      <w:numFmt w:val="lowerLetter"/>
-      <w:lvlText w:val="%8."/>
-      <w:lvlJc w:val="left"/>
-      <w:pPr>
-        <w:ind w:left="6469" w:hanging="360"/>
-      </w:pPr>
-    </w:lvl>
-    <w:lvl w:ilvl="8" w:tplc="0419001B" w:tentative="1">
-      <w:start w:val="1"/>
-      <w:numFmt w:val="lowerRoman"/>
-      <w:lvlText w:val="%9."/>
-      <w:lvlJc w:val="right"/>
-      <w:pPr>
-        <w:ind w:left="7189" w:hanging="180"/>
-      </w:pPr>
-    </w:lvl>
-  </w:abstractNum>
-  <w:abstractNum w:abstractNumId="23" w15:restartNumberingAfterBreak="0">
-    <w:nsid w:val="54551378"/>
-    <w:multiLevelType w:val="hybridMultilevel"/>
-    <w:tmpl w:val="DFFC4B64"/>
-    <w:lvl w:ilvl="0" w:tplc="0419000F">
-      <w:start w:val="1"/>
-      <w:numFmt w:val="decimal"/>
-      <w:lvlText w:val="%1."/>
-      <w:lvlJc w:val="left"/>
-      <w:pPr>
-        <w:ind w:left="2149" w:hanging="360"/>
-      </w:pPr>
-    </w:lvl>
-    <w:lvl w:ilvl="1" w:tplc="04190019" w:tentative="1">
-      <w:start w:val="1"/>
-      <w:numFmt w:val="lowerLetter"/>
-      <w:lvlText w:val="%2."/>
-      <w:lvlJc w:val="left"/>
-      <w:pPr>
-        <w:ind w:left="2869" w:hanging="360"/>
-      </w:pPr>
-    </w:lvl>
-    <w:lvl w:ilvl="2" w:tplc="0419001B" w:tentative="1">
-      <w:start w:val="1"/>
-      <w:numFmt w:val="lowerRoman"/>
-      <w:lvlText w:val="%3."/>
-      <w:lvlJc w:val="right"/>
-      <w:pPr>
-        <w:ind w:left="3589" w:hanging="180"/>
-      </w:pPr>
-    </w:lvl>
-    <w:lvl w:ilvl="3" w:tplc="0419000F" w:tentative="1">
-      <w:start w:val="1"/>
-      <w:numFmt w:val="decimal"/>
-      <w:lvlText w:val="%4."/>
-      <w:lvlJc w:val="left"/>
-      <w:pPr>
-        <w:ind w:left="4309" w:hanging="360"/>
-      </w:pPr>
-    </w:lvl>
-    <w:lvl w:ilvl="4" w:tplc="04190019" w:tentative="1">
-      <w:start w:val="1"/>
-      <w:numFmt w:val="lowerLetter"/>
-      <w:lvlText w:val="%5."/>
-      <w:lvlJc w:val="left"/>
-      <w:pPr>
-        <w:ind w:left="5029" w:hanging="360"/>
-      </w:pPr>
-    </w:lvl>
-    <w:lvl w:ilvl="5" w:tplc="0419001B" w:tentative="1">
-      <w:start w:val="1"/>
-      <w:numFmt w:val="lowerRoman"/>
-      <w:lvlText w:val="%6."/>
-      <w:lvlJc w:val="right"/>
-      <w:pPr>
-        <w:ind w:left="5749" w:hanging="180"/>
-      </w:pPr>
-    </w:lvl>
-    <w:lvl w:ilvl="6" w:tplc="0419000F" w:tentative="1">
-      <w:start w:val="1"/>
-      <w:numFmt w:val="decimal"/>
-      <w:lvlText w:val="%7."/>
-      <w:lvlJc w:val="left"/>
-      <w:pPr>
-        <w:ind w:left="6469" w:hanging="360"/>
-      </w:pPr>
-    </w:lvl>
-    <w:lvl w:ilvl="7" w:tplc="04190019" w:tentative="1">
-      <w:start w:val="1"/>
-      <w:numFmt w:val="lowerLetter"/>
-      <w:lvlText w:val="%8."/>
-      <w:lvlJc w:val="left"/>
-      <w:pPr>
-        <w:ind w:left="7189" w:hanging="360"/>
-      </w:pPr>
-    </w:lvl>
-    <w:lvl w:ilvl="8" w:tplc="0419001B" w:tentative="1">
-      <w:start w:val="1"/>
-      <w:numFmt w:val="lowerRoman"/>
-      <w:lvlText w:val="%9."/>
-      <w:lvlJc w:val="right"/>
-      <w:pPr>
-        <w:ind w:left="7909" w:hanging="180"/>
-      </w:pPr>
-    </w:lvl>
-  </w:abstractNum>
-  <w:abstractNum w:abstractNumId="24" w15:restartNumberingAfterBreak="0">
-    <w:nsid w:val="55BB38EF"/>
-    <w:multiLevelType w:val="hybridMultilevel"/>
-    <w:tmpl w:val="3DE00650"/>
-    <w:lvl w:ilvl="0" w:tplc="0419000F">
-      <w:start w:val="1"/>
-      <w:numFmt w:val="decimal"/>
-      <w:lvlText w:val="%1."/>
-      <w:lvlJc w:val="left"/>
-      <w:pPr>
-        <w:ind w:left="1429" w:hanging="360"/>
-      </w:pPr>
-    </w:lvl>
-    <w:lvl w:ilvl="1" w:tplc="04190019" w:tentative="1">
-      <w:start w:val="1"/>
-      <w:numFmt w:val="lowerLetter"/>
-      <w:lvlText w:val="%2."/>
-      <w:lvlJc w:val="left"/>
-      <w:pPr>
-        <w:ind w:left="2149" w:hanging="360"/>
-      </w:pPr>
-    </w:lvl>
-    <w:lvl w:ilvl="2" w:tplc="0419001B" w:tentative="1">
-      <w:start w:val="1"/>
-      <w:numFmt w:val="lowerRoman"/>
-      <w:lvlText w:val="%3."/>
-      <w:lvlJc w:val="right"/>
-      <w:pPr>
-        <w:ind w:left="2869" w:hanging="180"/>
-      </w:pPr>
-    </w:lvl>
-    <w:lvl w:ilvl="3" w:tplc="0419000F" w:tentative="1">
-      <w:start w:val="1"/>
-      <w:numFmt w:val="decimal"/>
-      <w:lvlText w:val="%4."/>
-      <w:lvlJc w:val="left"/>
-      <w:pPr>
-        <w:ind w:left="3589" w:hanging="360"/>
-      </w:pPr>
-    </w:lvl>
-    <w:lvl w:ilvl="4" w:tplc="04190019" w:tentative="1">
-      <w:start w:val="1"/>
-      <w:numFmt w:val="lowerLetter"/>
-      <w:lvlText w:val="%5."/>
-      <w:lvlJc w:val="left"/>
-      <w:pPr>
-        <w:ind w:left="4309" w:hanging="360"/>
-      </w:pPr>
-    </w:lvl>
-    <w:lvl w:ilvl="5" w:tplc="0419001B" w:tentative="1">
-      <w:start w:val="1"/>
-      <w:numFmt w:val="lowerRoman"/>
-      <w:lvlText w:val="%6."/>
-      <w:lvlJc w:val="right"/>
-      <w:pPr>
-        <w:ind w:left="5029" w:hanging="180"/>
-      </w:pPr>
-    </w:lvl>
-    <w:lvl w:ilvl="6" w:tplc="0419000F" w:tentative="1">
-      <w:start w:val="1"/>
-      <w:numFmt w:val="decimal"/>
-      <w:lvlText w:val="%7."/>
-      <w:lvlJc w:val="left"/>
-      <w:pPr>
-        <w:ind w:left="5749" w:hanging="360"/>
-      </w:pPr>
-    </w:lvl>
-    <w:lvl w:ilvl="7" w:tplc="04190019" w:tentative="1">
-      <w:start w:val="1"/>
-      <w:numFmt w:val="lowerLetter"/>
-      <w:lvlText w:val="%8."/>
-      <w:lvlJc w:val="left"/>
-      <w:pPr>
-        <w:ind w:left="6469" w:hanging="360"/>
-      </w:pPr>
-    </w:lvl>
-    <w:lvl w:ilvl="8" w:tplc="0419001B" w:tentative="1">
-      <w:start w:val="1"/>
-      <w:numFmt w:val="lowerRoman"/>
-      <w:lvlText w:val="%9."/>
-      <w:lvlJc w:val="right"/>
-      <w:pPr>
-        <w:ind w:left="7189" w:hanging="180"/>
-      </w:pPr>
-    </w:lvl>
-  </w:abstractNum>
-  <w:abstractNum w:abstractNumId="25" w15:restartNumberingAfterBreak="0">
-    <w:nsid w:val="5F4F1FB8"/>
-    <w:multiLevelType w:val="hybridMultilevel"/>
-    <w:tmpl w:val="48E87D12"/>
-    <w:lvl w:ilvl="0" w:tplc="BDC6D014">
-      <w:start w:val="1"/>
-      <w:numFmt w:val="bullet"/>
-      <w:suff w:val="space"/>
-      <w:lvlText w:val=""/>
-      <w:lvlJc w:val="left"/>
-      <w:pPr>
-        <w:ind w:left="0" w:firstLine="709"/>
-      </w:pPr>
-      <w:rPr>
-        <w:rFonts w:ascii="Symbol" w:hAnsi="Symbol" w:hint="default"/>
-      </w:rPr>
-    </w:lvl>
-    <w:lvl w:ilvl="1" w:tplc="04190003">
-      <w:start w:val="1"/>
-      <w:numFmt w:val="bullet"/>
-      <w:lvlText w:val="o"/>
-      <w:lvlJc w:val="left"/>
-      <w:pPr>
-        <w:ind w:left="2149" w:hanging="360"/>
-      </w:pPr>
-      <w:rPr>
-        <w:rFonts w:ascii="Courier New" w:hAnsi="Courier New" w:cs="Courier New" w:hint="default"/>
-      </w:rPr>
-    </w:lvl>
-    <w:lvl w:ilvl="2" w:tplc="04190005" w:tentative="1">
-      <w:start w:val="1"/>
-      <w:numFmt w:val="bullet"/>
-      <w:lvlText w:val=""/>
-      <w:lvlJc w:val="left"/>
-      <w:pPr>
-        <w:ind w:left="2869" w:hanging="360"/>
-      </w:pPr>
-      <w:rPr>
-        <w:rFonts w:ascii="Wingdings" w:hAnsi="Wingdings" w:hint="default"/>
-      </w:rPr>
-    </w:lvl>
-    <w:lvl w:ilvl="3" w:tplc="04190001" w:tentative="1">
-      <w:start w:val="1"/>
-      <w:numFmt w:val="bullet"/>
-      <w:lvlText w:val=""/>
-      <w:lvlJc w:val="left"/>
-      <w:pPr>
-        <w:ind w:left="3589" w:hanging="360"/>
-      </w:pPr>
-      <w:rPr>
-        <w:rFonts w:ascii="Symbol" w:hAnsi="Symbol" w:hint="default"/>
-      </w:rPr>
-    </w:lvl>
-    <w:lvl w:ilvl="4" w:tplc="04190003" w:tentative="1">
-      <w:start w:val="1"/>
-      <w:numFmt w:val="bullet"/>
-      <w:lvlText w:val="o"/>
-      <w:lvlJc w:val="left"/>
-      <w:pPr>
-        <w:ind w:left="4309" w:hanging="360"/>
-      </w:pPr>
-      <w:rPr>
-        <w:rFonts w:ascii="Courier New" w:hAnsi="Courier New" w:cs="Courier New" w:hint="default"/>
-      </w:rPr>
-    </w:lvl>
-    <w:lvl w:ilvl="5" w:tplc="04190005" w:tentative="1">
-      <w:start w:val="1"/>
-      <w:numFmt w:val="bullet"/>
-      <w:lvlText w:val=""/>
-      <w:lvlJc w:val="left"/>
-      <w:pPr>
-        <w:ind w:left="5029" w:hanging="360"/>
-      </w:pPr>
-      <w:rPr>
-        <w:rFonts w:ascii="Wingdings" w:hAnsi="Wingdings" w:hint="default"/>
-      </w:rPr>
-    </w:lvl>
-    <w:lvl w:ilvl="6" w:tplc="04190001" w:tentative="1">
-      <w:start w:val="1"/>
-      <w:numFmt w:val="bullet"/>
-      <w:lvlText w:val=""/>
-      <w:lvlJc w:val="left"/>
-      <w:pPr>
-        <w:ind w:left="5749" w:hanging="360"/>
-      </w:pPr>
-      <w:rPr>
-        <w:rFonts w:ascii="Symbol" w:hAnsi="Symbol" w:hint="default"/>
-      </w:rPr>
-    </w:lvl>
-    <w:lvl w:ilvl="7" w:tplc="04190003" w:tentative="1">
-      <w:start w:val="1"/>
-      <w:numFmt w:val="bullet"/>
-      <w:lvlText w:val="o"/>
-      <w:lvlJc w:val="left"/>
-      <w:pPr>
-        <w:ind w:left="6469" w:hanging="360"/>
-      </w:pPr>
-      <w:rPr>
-        <w:rFonts w:ascii="Courier New" w:hAnsi="Courier New" w:cs="Courier New" w:hint="default"/>
-      </w:rPr>
-    </w:lvl>
-    <w:lvl w:ilvl="8" w:tplc="04190005" w:tentative="1">
-      <w:start w:val="1"/>
-      <w:numFmt w:val="bullet"/>
-      <w:lvlText w:val=""/>
-      <w:lvlJc w:val="left"/>
-      <w:pPr>
-        <w:ind w:left="7189" w:hanging="360"/>
-      </w:pPr>
-      <w:rPr>
-        <w:rFonts w:ascii="Wingdings" w:hAnsi="Wingdings" w:hint="default"/>
-      </w:rPr>
-    </w:lvl>
-  </w:abstractNum>
-  <w:abstractNum w:abstractNumId="26" w15:restartNumberingAfterBreak="0">
-    <w:nsid w:val="622A30CB"/>
-    <w:multiLevelType w:val="hybridMultilevel"/>
-    <w:tmpl w:val="4C8C1B2C"/>
-    <w:lvl w:ilvl="0" w:tplc="2B3C2812">
+    <w:tmpl w:val="B5945F46"/>
+    <w:lvl w:ilvl="0" w:tplc="9CB0AD58">
       <w:start w:val="1"/>
       <w:numFmt w:val="decimal"/>
       <w:lvlText w:val="%1."/>
@@ -9962,6 +9568,651 @@
         <w:bCs w:val="0"/>
       </w:rPr>
     </w:lvl>
+    <w:lvl w:ilvl="1" w:tplc="04190019" w:tentative="1">
+      <w:start w:val="1"/>
+      <w:numFmt w:val="lowerLetter"/>
+      <w:lvlText w:val="%2."/>
+      <w:lvlJc w:val="left"/>
+      <w:pPr>
+        <w:ind w:left="1440" w:hanging="360"/>
+      </w:pPr>
+    </w:lvl>
+    <w:lvl w:ilvl="2" w:tplc="0419001B" w:tentative="1">
+      <w:start w:val="1"/>
+      <w:numFmt w:val="lowerRoman"/>
+      <w:lvlText w:val="%3."/>
+      <w:lvlJc w:val="right"/>
+      <w:pPr>
+        <w:ind w:left="2160" w:hanging="180"/>
+      </w:pPr>
+    </w:lvl>
+    <w:lvl w:ilvl="3" w:tplc="0419000F" w:tentative="1">
+      <w:start w:val="1"/>
+      <w:numFmt w:val="decimal"/>
+      <w:lvlText w:val="%4."/>
+      <w:lvlJc w:val="left"/>
+      <w:pPr>
+        <w:ind w:left="2880" w:hanging="360"/>
+      </w:pPr>
+    </w:lvl>
+    <w:lvl w:ilvl="4" w:tplc="04190019" w:tentative="1">
+      <w:start w:val="1"/>
+      <w:numFmt w:val="lowerLetter"/>
+      <w:lvlText w:val="%5."/>
+      <w:lvlJc w:val="left"/>
+      <w:pPr>
+        <w:ind w:left="3600" w:hanging="360"/>
+      </w:pPr>
+    </w:lvl>
+    <w:lvl w:ilvl="5" w:tplc="0419001B" w:tentative="1">
+      <w:start w:val="1"/>
+      <w:numFmt w:val="lowerRoman"/>
+      <w:lvlText w:val="%6."/>
+      <w:lvlJc w:val="right"/>
+      <w:pPr>
+        <w:ind w:left="4320" w:hanging="180"/>
+      </w:pPr>
+    </w:lvl>
+    <w:lvl w:ilvl="6" w:tplc="0419000F" w:tentative="1">
+      <w:start w:val="1"/>
+      <w:numFmt w:val="decimal"/>
+      <w:lvlText w:val="%7."/>
+      <w:lvlJc w:val="left"/>
+      <w:pPr>
+        <w:ind w:left="5040" w:hanging="360"/>
+      </w:pPr>
+    </w:lvl>
+    <w:lvl w:ilvl="7" w:tplc="04190019" w:tentative="1">
+      <w:start w:val="1"/>
+      <w:numFmt w:val="lowerLetter"/>
+      <w:lvlText w:val="%8."/>
+      <w:lvlJc w:val="left"/>
+      <w:pPr>
+        <w:ind w:left="5760" w:hanging="360"/>
+      </w:pPr>
+    </w:lvl>
+    <w:lvl w:ilvl="8" w:tplc="0419001B" w:tentative="1">
+      <w:start w:val="1"/>
+      <w:numFmt w:val="lowerRoman"/>
+      <w:lvlText w:val="%9."/>
+      <w:lvlJc w:val="right"/>
+      <w:pPr>
+        <w:ind w:left="6480" w:hanging="180"/>
+      </w:pPr>
+    </w:lvl>
+  </w:abstractNum>
+  <w:abstractNum w:abstractNumId="12" w15:restartNumberingAfterBreak="0">
+    <w:nsid w:val="29D3340E"/>
+    <w:multiLevelType w:val="hybridMultilevel"/>
+    <w:tmpl w:val="8DF0B058"/>
+    <w:lvl w:ilvl="0" w:tplc="0419000F">
+      <w:start w:val="1"/>
+      <w:numFmt w:val="decimal"/>
+      <w:lvlText w:val="%1."/>
+      <w:lvlJc w:val="left"/>
+      <w:pPr>
+        <w:ind w:left="1429" w:hanging="360"/>
+      </w:pPr>
+    </w:lvl>
+    <w:lvl w:ilvl="1" w:tplc="04190019" w:tentative="1">
+      <w:start w:val="1"/>
+      <w:numFmt w:val="lowerLetter"/>
+      <w:lvlText w:val="%2."/>
+      <w:lvlJc w:val="left"/>
+      <w:pPr>
+        <w:ind w:left="2149" w:hanging="360"/>
+      </w:pPr>
+    </w:lvl>
+    <w:lvl w:ilvl="2" w:tplc="0419001B" w:tentative="1">
+      <w:start w:val="1"/>
+      <w:numFmt w:val="lowerRoman"/>
+      <w:lvlText w:val="%3."/>
+      <w:lvlJc w:val="right"/>
+      <w:pPr>
+        <w:ind w:left="2869" w:hanging="180"/>
+      </w:pPr>
+    </w:lvl>
+    <w:lvl w:ilvl="3" w:tplc="0419000F" w:tentative="1">
+      <w:start w:val="1"/>
+      <w:numFmt w:val="decimal"/>
+      <w:lvlText w:val="%4."/>
+      <w:lvlJc w:val="left"/>
+      <w:pPr>
+        <w:ind w:left="3589" w:hanging="360"/>
+      </w:pPr>
+    </w:lvl>
+    <w:lvl w:ilvl="4" w:tplc="04190019" w:tentative="1">
+      <w:start w:val="1"/>
+      <w:numFmt w:val="lowerLetter"/>
+      <w:lvlText w:val="%5."/>
+      <w:lvlJc w:val="left"/>
+      <w:pPr>
+        <w:ind w:left="4309" w:hanging="360"/>
+      </w:pPr>
+    </w:lvl>
+    <w:lvl w:ilvl="5" w:tplc="0419001B" w:tentative="1">
+      <w:start w:val="1"/>
+      <w:numFmt w:val="lowerRoman"/>
+      <w:lvlText w:val="%6."/>
+      <w:lvlJc w:val="right"/>
+      <w:pPr>
+        <w:ind w:left="5029" w:hanging="180"/>
+      </w:pPr>
+    </w:lvl>
+    <w:lvl w:ilvl="6" w:tplc="0419000F" w:tentative="1">
+      <w:start w:val="1"/>
+      <w:numFmt w:val="decimal"/>
+      <w:lvlText w:val="%7."/>
+      <w:lvlJc w:val="left"/>
+      <w:pPr>
+        <w:ind w:left="5749" w:hanging="360"/>
+      </w:pPr>
+    </w:lvl>
+    <w:lvl w:ilvl="7" w:tplc="04190019" w:tentative="1">
+      <w:start w:val="1"/>
+      <w:numFmt w:val="lowerLetter"/>
+      <w:lvlText w:val="%8."/>
+      <w:lvlJc w:val="left"/>
+      <w:pPr>
+        <w:ind w:left="6469" w:hanging="360"/>
+      </w:pPr>
+    </w:lvl>
+    <w:lvl w:ilvl="8" w:tplc="0419001B" w:tentative="1">
+      <w:start w:val="1"/>
+      <w:numFmt w:val="lowerRoman"/>
+      <w:lvlText w:val="%9."/>
+      <w:lvlJc w:val="right"/>
+      <w:pPr>
+        <w:ind w:left="7189" w:hanging="180"/>
+      </w:pPr>
+    </w:lvl>
+  </w:abstractNum>
+  <w:abstractNum w:abstractNumId="13" w15:restartNumberingAfterBreak="0">
+    <w:nsid w:val="2C22580B"/>
+    <w:multiLevelType w:val="hybridMultilevel"/>
+    <w:tmpl w:val="EBB404BE"/>
+    <w:lvl w:ilvl="0" w:tplc="A0FC85F8">
+      <w:start w:val="1"/>
+      <w:numFmt w:val="decimal"/>
+      <w:suff w:val="space"/>
+      <w:lvlText w:val="%1."/>
+      <w:lvlJc w:val="left"/>
+      <w:pPr>
+        <w:ind w:left="0" w:firstLine="709"/>
+      </w:pPr>
+      <w:rPr>
+        <w:rFonts w:hint="default"/>
+      </w:rPr>
+    </w:lvl>
+    <w:lvl w:ilvl="1" w:tplc="04190019" w:tentative="1">
+      <w:start w:val="1"/>
+      <w:numFmt w:val="lowerLetter"/>
+      <w:lvlText w:val="%2."/>
+      <w:lvlJc w:val="left"/>
+      <w:pPr>
+        <w:ind w:left="2149" w:hanging="360"/>
+      </w:pPr>
+    </w:lvl>
+    <w:lvl w:ilvl="2" w:tplc="0419001B" w:tentative="1">
+      <w:start w:val="1"/>
+      <w:numFmt w:val="lowerRoman"/>
+      <w:lvlText w:val="%3."/>
+      <w:lvlJc w:val="right"/>
+      <w:pPr>
+        <w:ind w:left="2869" w:hanging="180"/>
+      </w:pPr>
+    </w:lvl>
+    <w:lvl w:ilvl="3" w:tplc="0419000F" w:tentative="1">
+      <w:start w:val="1"/>
+      <w:numFmt w:val="decimal"/>
+      <w:lvlText w:val="%4."/>
+      <w:lvlJc w:val="left"/>
+      <w:pPr>
+        <w:ind w:left="3589" w:hanging="360"/>
+      </w:pPr>
+    </w:lvl>
+    <w:lvl w:ilvl="4" w:tplc="04190019" w:tentative="1">
+      <w:start w:val="1"/>
+      <w:numFmt w:val="lowerLetter"/>
+      <w:lvlText w:val="%5."/>
+      <w:lvlJc w:val="left"/>
+      <w:pPr>
+        <w:ind w:left="4309" w:hanging="360"/>
+      </w:pPr>
+    </w:lvl>
+    <w:lvl w:ilvl="5" w:tplc="0419001B" w:tentative="1">
+      <w:start w:val="1"/>
+      <w:numFmt w:val="lowerRoman"/>
+      <w:lvlText w:val="%6."/>
+      <w:lvlJc w:val="right"/>
+      <w:pPr>
+        <w:ind w:left="5029" w:hanging="180"/>
+      </w:pPr>
+    </w:lvl>
+    <w:lvl w:ilvl="6" w:tplc="0419000F" w:tentative="1">
+      <w:start w:val="1"/>
+      <w:numFmt w:val="decimal"/>
+      <w:lvlText w:val="%7."/>
+      <w:lvlJc w:val="left"/>
+      <w:pPr>
+        <w:ind w:left="5749" w:hanging="360"/>
+      </w:pPr>
+    </w:lvl>
+    <w:lvl w:ilvl="7" w:tplc="04190019" w:tentative="1">
+      <w:start w:val="1"/>
+      <w:numFmt w:val="lowerLetter"/>
+      <w:lvlText w:val="%8."/>
+      <w:lvlJc w:val="left"/>
+      <w:pPr>
+        <w:ind w:left="6469" w:hanging="360"/>
+      </w:pPr>
+    </w:lvl>
+    <w:lvl w:ilvl="8" w:tplc="0419001B" w:tentative="1">
+      <w:start w:val="1"/>
+      <w:numFmt w:val="lowerRoman"/>
+      <w:lvlText w:val="%9."/>
+      <w:lvlJc w:val="right"/>
+      <w:pPr>
+        <w:ind w:left="7189" w:hanging="180"/>
+      </w:pPr>
+    </w:lvl>
+  </w:abstractNum>
+  <w:abstractNum w:abstractNumId="14" w15:restartNumberingAfterBreak="0">
+    <w:nsid w:val="2D7F1170"/>
+    <w:multiLevelType w:val="hybridMultilevel"/>
+    <w:tmpl w:val="4490D752"/>
+    <w:lvl w:ilvl="0" w:tplc="04190001">
+      <w:start w:val="1"/>
+      <w:numFmt w:val="bullet"/>
+      <w:lvlText w:val=""/>
+      <w:lvlJc w:val="left"/>
+      <w:pPr>
+        <w:ind w:left="1429" w:hanging="360"/>
+      </w:pPr>
+      <w:rPr>
+        <w:rFonts w:ascii="Symbol" w:hAnsi="Symbol" w:hint="default"/>
+        <w:color w:val="auto"/>
+      </w:rPr>
+    </w:lvl>
+    <w:lvl w:ilvl="1" w:tplc="FFFFFFFF" w:tentative="1">
+      <w:start w:val="1"/>
+      <w:numFmt w:val="lowerLetter"/>
+      <w:lvlText w:val="%2."/>
+      <w:lvlJc w:val="left"/>
+      <w:pPr>
+        <w:ind w:left="2149" w:hanging="360"/>
+      </w:pPr>
+    </w:lvl>
+    <w:lvl w:ilvl="2" w:tplc="FFFFFFFF" w:tentative="1">
+      <w:start w:val="1"/>
+      <w:numFmt w:val="lowerRoman"/>
+      <w:lvlText w:val="%3."/>
+      <w:lvlJc w:val="right"/>
+      <w:pPr>
+        <w:ind w:left="2869" w:hanging="180"/>
+      </w:pPr>
+    </w:lvl>
+    <w:lvl w:ilvl="3" w:tplc="FFFFFFFF" w:tentative="1">
+      <w:start w:val="1"/>
+      <w:numFmt w:val="decimal"/>
+      <w:lvlText w:val="%4."/>
+      <w:lvlJc w:val="left"/>
+      <w:pPr>
+        <w:ind w:left="3589" w:hanging="360"/>
+      </w:pPr>
+    </w:lvl>
+    <w:lvl w:ilvl="4" w:tplc="FFFFFFFF" w:tentative="1">
+      <w:start w:val="1"/>
+      <w:numFmt w:val="lowerLetter"/>
+      <w:lvlText w:val="%5."/>
+      <w:lvlJc w:val="left"/>
+      <w:pPr>
+        <w:ind w:left="4309" w:hanging="360"/>
+      </w:pPr>
+    </w:lvl>
+    <w:lvl w:ilvl="5" w:tplc="FFFFFFFF" w:tentative="1">
+      <w:start w:val="1"/>
+      <w:numFmt w:val="lowerRoman"/>
+      <w:lvlText w:val="%6."/>
+      <w:lvlJc w:val="right"/>
+      <w:pPr>
+        <w:ind w:left="5029" w:hanging="180"/>
+      </w:pPr>
+    </w:lvl>
+    <w:lvl w:ilvl="6" w:tplc="FFFFFFFF" w:tentative="1">
+      <w:start w:val="1"/>
+      <w:numFmt w:val="decimal"/>
+      <w:lvlText w:val="%7."/>
+      <w:lvlJc w:val="left"/>
+      <w:pPr>
+        <w:ind w:left="5749" w:hanging="360"/>
+      </w:pPr>
+    </w:lvl>
+    <w:lvl w:ilvl="7" w:tplc="FFFFFFFF" w:tentative="1">
+      <w:start w:val="1"/>
+      <w:numFmt w:val="lowerLetter"/>
+      <w:lvlText w:val="%8."/>
+      <w:lvlJc w:val="left"/>
+      <w:pPr>
+        <w:ind w:left="6469" w:hanging="360"/>
+      </w:pPr>
+    </w:lvl>
+    <w:lvl w:ilvl="8" w:tplc="FFFFFFFF" w:tentative="1">
+      <w:start w:val="1"/>
+      <w:numFmt w:val="lowerRoman"/>
+      <w:lvlText w:val="%9."/>
+      <w:lvlJc w:val="right"/>
+      <w:pPr>
+        <w:ind w:left="7189" w:hanging="180"/>
+      </w:pPr>
+    </w:lvl>
+  </w:abstractNum>
+  <w:abstractNum w:abstractNumId="15" w15:restartNumberingAfterBreak="0">
+    <w:nsid w:val="2DEA1F13"/>
+    <w:multiLevelType w:val="hybridMultilevel"/>
+    <w:tmpl w:val="D7009A74"/>
+    <w:lvl w:ilvl="0" w:tplc="49B28E8A">
+      <w:start w:val="1"/>
+      <w:numFmt w:val="decimal"/>
+      <w:lvlText w:val="%1."/>
+      <w:lvlJc w:val="left"/>
+      <w:pPr>
+        <w:ind w:left="1069" w:hanging="360"/>
+      </w:pPr>
+      <w:rPr>
+        <w:rFonts w:hint="default"/>
+      </w:rPr>
+    </w:lvl>
+    <w:lvl w:ilvl="1" w:tplc="04190019" w:tentative="1">
+      <w:start w:val="1"/>
+      <w:numFmt w:val="lowerLetter"/>
+      <w:lvlText w:val="%2."/>
+      <w:lvlJc w:val="left"/>
+      <w:pPr>
+        <w:ind w:left="1789" w:hanging="360"/>
+      </w:pPr>
+    </w:lvl>
+    <w:lvl w:ilvl="2" w:tplc="0419001B" w:tentative="1">
+      <w:start w:val="1"/>
+      <w:numFmt w:val="lowerRoman"/>
+      <w:lvlText w:val="%3."/>
+      <w:lvlJc w:val="right"/>
+      <w:pPr>
+        <w:ind w:left="2509" w:hanging="180"/>
+      </w:pPr>
+    </w:lvl>
+    <w:lvl w:ilvl="3" w:tplc="0419000F" w:tentative="1">
+      <w:start w:val="1"/>
+      <w:numFmt w:val="decimal"/>
+      <w:lvlText w:val="%4."/>
+      <w:lvlJc w:val="left"/>
+      <w:pPr>
+        <w:ind w:left="3229" w:hanging="360"/>
+      </w:pPr>
+    </w:lvl>
+    <w:lvl w:ilvl="4" w:tplc="04190019" w:tentative="1">
+      <w:start w:val="1"/>
+      <w:numFmt w:val="lowerLetter"/>
+      <w:lvlText w:val="%5."/>
+      <w:lvlJc w:val="left"/>
+      <w:pPr>
+        <w:ind w:left="3949" w:hanging="360"/>
+      </w:pPr>
+    </w:lvl>
+    <w:lvl w:ilvl="5" w:tplc="0419001B" w:tentative="1">
+      <w:start w:val="1"/>
+      <w:numFmt w:val="lowerRoman"/>
+      <w:lvlText w:val="%6."/>
+      <w:lvlJc w:val="right"/>
+      <w:pPr>
+        <w:ind w:left="4669" w:hanging="180"/>
+      </w:pPr>
+    </w:lvl>
+    <w:lvl w:ilvl="6" w:tplc="0419000F" w:tentative="1">
+      <w:start w:val="1"/>
+      <w:numFmt w:val="decimal"/>
+      <w:lvlText w:val="%7."/>
+      <w:lvlJc w:val="left"/>
+      <w:pPr>
+        <w:ind w:left="5389" w:hanging="360"/>
+      </w:pPr>
+    </w:lvl>
+    <w:lvl w:ilvl="7" w:tplc="04190019" w:tentative="1">
+      <w:start w:val="1"/>
+      <w:numFmt w:val="lowerLetter"/>
+      <w:lvlText w:val="%8."/>
+      <w:lvlJc w:val="left"/>
+      <w:pPr>
+        <w:ind w:left="6109" w:hanging="360"/>
+      </w:pPr>
+    </w:lvl>
+    <w:lvl w:ilvl="8" w:tplc="0419001B" w:tentative="1">
+      <w:start w:val="1"/>
+      <w:numFmt w:val="lowerRoman"/>
+      <w:lvlText w:val="%9."/>
+      <w:lvlJc w:val="right"/>
+      <w:pPr>
+        <w:ind w:left="6829" w:hanging="180"/>
+      </w:pPr>
+    </w:lvl>
+  </w:abstractNum>
+  <w:abstractNum w:abstractNumId="16" w15:restartNumberingAfterBreak="0">
+    <w:nsid w:val="343815CB"/>
+    <w:multiLevelType w:val="multilevel"/>
+    <w:tmpl w:val="A536A9C0"/>
+    <w:lvl w:ilvl="0">
+      <w:start w:val="1"/>
+      <w:numFmt w:val="decimal"/>
+      <w:lvlText w:val="%1."/>
+      <w:lvlJc w:val="left"/>
+      <w:pPr>
+        <w:tabs>
+          <w:tab w:val="num" w:pos="720"/>
+        </w:tabs>
+        <w:ind w:left="720" w:hanging="360"/>
+      </w:pPr>
+    </w:lvl>
+    <w:lvl w:ilvl="1" w:tentative="1">
+      <w:start w:val="1"/>
+      <w:numFmt w:val="decimal"/>
+      <w:lvlText w:val="%2."/>
+      <w:lvlJc w:val="left"/>
+      <w:pPr>
+        <w:tabs>
+          <w:tab w:val="num" w:pos="1440"/>
+        </w:tabs>
+        <w:ind w:left="1440" w:hanging="360"/>
+      </w:pPr>
+    </w:lvl>
+    <w:lvl w:ilvl="2" w:tentative="1">
+      <w:start w:val="1"/>
+      <w:numFmt w:val="decimal"/>
+      <w:lvlText w:val="%3."/>
+      <w:lvlJc w:val="left"/>
+      <w:pPr>
+        <w:tabs>
+          <w:tab w:val="num" w:pos="2160"/>
+        </w:tabs>
+        <w:ind w:left="2160" w:hanging="360"/>
+      </w:pPr>
+    </w:lvl>
+    <w:lvl w:ilvl="3" w:tentative="1">
+      <w:start w:val="1"/>
+      <w:numFmt w:val="decimal"/>
+      <w:lvlText w:val="%4."/>
+      <w:lvlJc w:val="left"/>
+      <w:pPr>
+        <w:tabs>
+          <w:tab w:val="num" w:pos="2880"/>
+        </w:tabs>
+        <w:ind w:left="2880" w:hanging="360"/>
+      </w:pPr>
+    </w:lvl>
+    <w:lvl w:ilvl="4" w:tentative="1">
+      <w:start w:val="1"/>
+      <w:numFmt w:val="decimal"/>
+      <w:lvlText w:val="%5."/>
+      <w:lvlJc w:val="left"/>
+      <w:pPr>
+        <w:tabs>
+          <w:tab w:val="num" w:pos="3600"/>
+        </w:tabs>
+        <w:ind w:left="3600" w:hanging="360"/>
+      </w:pPr>
+    </w:lvl>
+    <w:lvl w:ilvl="5" w:tentative="1">
+      <w:start w:val="1"/>
+      <w:numFmt w:val="decimal"/>
+      <w:lvlText w:val="%6."/>
+      <w:lvlJc w:val="left"/>
+      <w:pPr>
+        <w:tabs>
+          <w:tab w:val="num" w:pos="4320"/>
+        </w:tabs>
+        <w:ind w:left="4320" w:hanging="360"/>
+      </w:pPr>
+    </w:lvl>
+    <w:lvl w:ilvl="6" w:tentative="1">
+      <w:start w:val="1"/>
+      <w:numFmt w:val="decimal"/>
+      <w:lvlText w:val="%7."/>
+      <w:lvlJc w:val="left"/>
+      <w:pPr>
+        <w:tabs>
+          <w:tab w:val="num" w:pos="5040"/>
+        </w:tabs>
+        <w:ind w:left="5040" w:hanging="360"/>
+      </w:pPr>
+    </w:lvl>
+    <w:lvl w:ilvl="7" w:tentative="1">
+      <w:start w:val="1"/>
+      <w:numFmt w:val="decimal"/>
+      <w:lvlText w:val="%8."/>
+      <w:lvlJc w:val="left"/>
+      <w:pPr>
+        <w:tabs>
+          <w:tab w:val="num" w:pos="5760"/>
+        </w:tabs>
+        <w:ind w:left="5760" w:hanging="360"/>
+      </w:pPr>
+    </w:lvl>
+    <w:lvl w:ilvl="8" w:tentative="1">
+      <w:start w:val="1"/>
+      <w:numFmt w:val="decimal"/>
+      <w:lvlText w:val="%9."/>
+      <w:lvlJc w:val="left"/>
+      <w:pPr>
+        <w:tabs>
+          <w:tab w:val="num" w:pos="6480"/>
+        </w:tabs>
+        <w:ind w:left="6480" w:hanging="360"/>
+      </w:pPr>
+    </w:lvl>
+  </w:abstractNum>
+  <w:abstractNum w:abstractNumId="17" w15:restartNumberingAfterBreak="0">
+    <w:nsid w:val="38636442"/>
+    <w:multiLevelType w:val="hybridMultilevel"/>
+    <w:tmpl w:val="DFFC4B64"/>
+    <w:lvl w:ilvl="0" w:tplc="0419000F">
+      <w:start w:val="1"/>
+      <w:numFmt w:val="decimal"/>
+      <w:lvlText w:val="%1."/>
+      <w:lvlJc w:val="left"/>
+      <w:pPr>
+        <w:ind w:left="2149" w:hanging="360"/>
+      </w:pPr>
+    </w:lvl>
+    <w:lvl w:ilvl="1" w:tplc="04190019" w:tentative="1">
+      <w:start w:val="1"/>
+      <w:numFmt w:val="lowerLetter"/>
+      <w:lvlText w:val="%2."/>
+      <w:lvlJc w:val="left"/>
+      <w:pPr>
+        <w:ind w:left="2869" w:hanging="360"/>
+      </w:pPr>
+    </w:lvl>
+    <w:lvl w:ilvl="2" w:tplc="0419001B" w:tentative="1">
+      <w:start w:val="1"/>
+      <w:numFmt w:val="lowerRoman"/>
+      <w:lvlText w:val="%3."/>
+      <w:lvlJc w:val="right"/>
+      <w:pPr>
+        <w:ind w:left="3589" w:hanging="180"/>
+      </w:pPr>
+    </w:lvl>
+    <w:lvl w:ilvl="3" w:tplc="0419000F" w:tentative="1">
+      <w:start w:val="1"/>
+      <w:numFmt w:val="decimal"/>
+      <w:lvlText w:val="%4."/>
+      <w:lvlJc w:val="left"/>
+      <w:pPr>
+        <w:ind w:left="4309" w:hanging="360"/>
+      </w:pPr>
+    </w:lvl>
+    <w:lvl w:ilvl="4" w:tplc="04190019" w:tentative="1">
+      <w:start w:val="1"/>
+      <w:numFmt w:val="lowerLetter"/>
+      <w:lvlText w:val="%5."/>
+      <w:lvlJc w:val="left"/>
+      <w:pPr>
+        <w:ind w:left="5029" w:hanging="360"/>
+      </w:pPr>
+    </w:lvl>
+    <w:lvl w:ilvl="5" w:tplc="0419001B" w:tentative="1">
+      <w:start w:val="1"/>
+      <w:numFmt w:val="lowerRoman"/>
+      <w:lvlText w:val="%6."/>
+      <w:lvlJc w:val="right"/>
+      <w:pPr>
+        <w:ind w:left="5749" w:hanging="180"/>
+      </w:pPr>
+    </w:lvl>
+    <w:lvl w:ilvl="6" w:tplc="0419000F" w:tentative="1">
+      <w:start w:val="1"/>
+      <w:numFmt w:val="decimal"/>
+      <w:lvlText w:val="%7."/>
+      <w:lvlJc w:val="left"/>
+      <w:pPr>
+        <w:ind w:left="6469" w:hanging="360"/>
+      </w:pPr>
+    </w:lvl>
+    <w:lvl w:ilvl="7" w:tplc="04190019" w:tentative="1">
+      <w:start w:val="1"/>
+      <w:numFmt w:val="lowerLetter"/>
+      <w:lvlText w:val="%8."/>
+      <w:lvlJc w:val="left"/>
+      <w:pPr>
+        <w:ind w:left="7189" w:hanging="360"/>
+      </w:pPr>
+    </w:lvl>
+    <w:lvl w:ilvl="8" w:tplc="0419001B" w:tentative="1">
+      <w:start w:val="1"/>
+      <w:numFmt w:val="lowerRoman"/>
+      <w:lvlText w:val="%9."/>
+      <w:lvlJc w:val="right"/>
+      <w:pPr>
+        <w:ind w:left="7909" w:hanging="180"/>
+      </w:pPr>
+    </w:lvl>
+  </w:abstractNum>
+  <w:abstractNum w:abstractNumId="18" w15:restartNumberingAfterBreak="0">
+    <w:nsid w:val="3BD52167"/>
+    <w:multiLevelType w:val="hybridMultilevel"/>
+    <w:tmpl w:val="804C5DEE"/>
+    <w:lvl w:ilvl="0" w:tplc="2B3C2812">
+      <w:start w:val="1"/>
+      <w:numFmt w:val="decimal"/>
+      <w:lvlText w:val="%1."/>
+      <w:lvlJc w:val="left"/>
+      <w:pPr>
+        <w:ind w:left="1429" w:hanging="360"/>
+      </w:pPr>
+      <w:rPr>
+        <w:rFonts w:hint="default"/>
+        <w:b w:val="0"/>
+        <w:bCs w:val="0"/>
+      </w:rPr>
+    </w:lvl>
     <w:lvl w:ilvl="1" w:tplc="04190003" w:tentative="1">
       <w:start w:val="1"/>
       <w:numFmt w:val="bullet"/>
@@ -10059,7 +10310,1262 @@
       </w:rPr>
     </w:lvl>
   </w:abstractNum>
+  <w:abstractNum w:abstractNumId="19" w15:restartNumberingAfterBreak="0">
+    <w:nsid w:val="3F58482F"/>
+    <w:multiLevelType w:val="hybridMultilevel"/>
+    <w:tmpl w:val="5B24CBE6"/>
+    <w:lvl w:ilvl="0" w:tplc="E6F01898">
+      <w:start w:val="1"/>
+      <w:numFmt w:val="decimal"/>
+      <w:lvlText w:val="%1."/>
+      <w:lvlJc w:val="left"/>
+      <w:pPr>
+        <w:ind w:left="1429" w:hanging="360"/>
+      </w:pPr>
+      <w:rPr>
+        <w:rFonts w:hint="default"/>
+        <w:color w:val="auto"/>
+      </w:rPr>
+    </w:lvl>
+    <w:lvl w:ilvl="1" w:tplc="04190019" w:tentative="1">
+      <w:start w:val="1"/>
+      <w:numFmt w:val="lowerLetter"/>
+      <w:lvlText w:val="%2."/>
+      <w:lvlJc w:val="left"/>
+      <w:pPr>
+        <w:ind w:left="2149" w:hanging="360"/>
+      </w:pPr>
+    </w:lvl>
+    <w:lvl w:ilvl="2" w:tplc="0419001B" w:tentative="1">
+      <w:start w:val="1"/>
+      <w:numFmt w:val="lowerRoman"/>
+      <w:lvlText w:val="%3."/>
+      <w:lvlJc w:val="right"/>
+      <w:pPr>
+        <w:ind w:left="2869" w:hanging="180"/>
+      </w:pPr>
+    </w:lvl>
+    <w:lvl w:ilvl="3" w:tplc="0419000F" w:tentative="1">
+      <w:start w:val="1"/>
+      <w:numFmt w:val="decimal"/>
+      <w:lvlText w:val="%4."/>
+      <w:lvlJc w:val="left"/>
+      <w:pPr>
+        <w:ind w:left="3589" w:hanging="360"/>
+      </w:pPr>
+    </w:lvl>
+    <w:lvl w:ilvl="4" w:tplc="04190019" w:tentative="1">
+      <w:start w:val="1"/>
+      <w:numFmt w:val="lowerLetter"/>
+      <w:lvlText w:val="%5."/>
+      <w:lvlJc w:val="left"/>
+      <w:pPr>
+        <w:ind w:left="4309" w:hanging="360"/>
+      </w:pPr>
+    </w:lvl>
+    <w:lvl w:ilvl="5" w:tplc="0419001B" w:tentative="1">
+      <w:start w:val="1"/>
+      <w:numFmt w:val="lowerRoman"/>
+      <w:lvlText w:val="%6."/>
+      <w:lvlJc w:val="right"/>
+      <w:pPr>
+        <w:ind w:left="5029" w:hanging="180"/>
+      </w:pPr>
+    </w:lvl>
+    <w:lvl w:ilvl="6" w:tplc="0419000F" w:tentative="1">
+      <w:start w:val="1"/>
+      <w:numFmt w:val="decimal"/>
+      <w:lvlText w:val="%7."/>
+      <w:lvlJc w:val="left"/>
+      <w:pPr>
+        <w:ind w:left="5749" w:hanging="360"/>
+      </w:pPr>
+    </w:lvl>
+    <w:lvl w:ilvl="7" w:tplc="04190019" w:tentative="1">
+      <w:start w:val="1"/>
+      <w:numFmt w:val="lowerLetter"/>
+      <w:lvlText w:val="%8."/>
+      <w:lvlJc w:val="left"/>
+      <w:pPr>
+        <w:ind w:left="6469" w:hanging="360"/>
+      </w:pPr>
+    </w:lvl>
+    <w:lvl w:ilvl="8" w:tplc="0419001B" w:tentative="1">
+      <w:start w:val="1"/>
+      <w:numFmt w:val="lowerRoman"/>
+      <w:lvlText w:val="%9."/>
+      <w:lvlJc w:val="right"/>
+      <w:pPr>
+        <w:ind w:left="7189" w:hanging="180"/>
+      </w:pPr>
+    </w:lvl>
+  </w:abstractNum>
+  <w:abstractNum w:abstractNumId="20" w15:restartNumberingAfterBreak="0">
+    <w:nsid w:val="3FDB7FE8"/>
+    <w:multiLevelType w:val="hybridMultilevel"/>
+    <w:tmpl w:val="8910A822"/>
+    <w:lvl w:ilvl="0" w:tplc="C4D0E180">
+      <w:start w:val="1"/>
+      <w:numFmt w:val="bullet"/>
+      <w:suff w:val="space"/>
+      <w:lvlText w:val=""/>
+      <w:lvlJc w:val="left"/>
+      <w:pPr>
+        <w:ind w:left="0" w:firstLine="709"/>
+      </w:pPr>
+      <w:rPr>
+        <w:rFonts w:ascii="Symbol" w:hAnsi="Symbol" w:hint="default"/>
+      </w:rPr>
+    </w:lvl>
+    <w:lvl w:ilvl="1" w:tplc="04190003" w:tentative="1">
+      <w:start w:val="1"/>
+      <w:numFmt w:val="bullet"/>
+      <w:lvlText w:val="o"/>
+      <w:lvlJc w:val="left"/>
+      <w:pPr>
+        <w:ind w:left="2149" w:hanging="360"/>
+      </w:pPr>
+      <w:rPr>
+        <w:rFonts w:ascii="Courier New" w:hAnsi="Courier New" w:cs="Courier New" w:hint="default"/>
+      </w:rPr>
+    </w:lvl>
+    <w:lvl w:ilvl="2" w:tplc="04190005" w:tentative="1">
+      <w:start w:val="1"/>
+      <w:numFmt w:val="bullet"/>
+      <w:lvlText w:val=""/>
+      <w:lvlJc w:val="left"/>
+      <w:pPr>
+        <w:ind w:left="2869" w:hanging="360"/>
+      </w:pPr>
+      <w:rPr>
+        <w:rFonts w:ascii="Wingdings" w:hAnsi="Wingdings" w:hint="default"/>
+      </w:rPr>
+    </w:lvl>
+    <w:lvl w:ilvl="3" w:tplc="04190001" w:tentative="1">
+      <w:start w:val="1"/>
+      <w:numFmt w:val="bullet"/>
+      <w:lvlText w:val=""/>
+      <w:lvlJc w:val="left"/>
+      <w:pPr>
+        <w:ind w:left="3589" w:hanging="360"/>
+      </w:pPr>
+      <w:rPr>
+        <w:rFonts w:ascii="Symbol" w:hAnsi="Symbol" w:hint="default"/>
+      </w:rPr>
+    </w:lvl>
+    <w:lvl w:ilvl="4" w:tplc="04190003" w:tentative="1">
+      <w:start w:val="1"/>
+      <w:numFmt w:val="bullet"/>
+      <w:lvlText w:val="o"/>
+      <w:lvlJc w:val="left"/>
+      <w:pPr>
+        <w:ind w:left="4309" w:hanging="360"/>
+      </w:pPr>
+      <w:rPr>
+        <w:rFonts w:ascii="Courier New" w:hAnsi="Courier New" w:cs="Courier New" w:hint="default"/>
+      </w:rPr>
+    </w:lvl>
+    <w:lvl w:ilvl="5" w:tplc="04190005" w:tentative="1">
+      <w:start w:val="1"/>
+      <w:numFmt w:val="bullet"/>
+      <w:lvlText w:val=""/>
+      <w:lvlJc w:val="left"/>
+      <w:pPr>
+        <w:ind w:left="5029" w:hanging="360"/>
+      </w:pPr>
+      <w:rPr>
+        <w:rFonts w:ascii="Wingdings" w:hAnsi="Wingdings" w:hint="default"/>
+      </w:rPr>
+    </w:lvl>
+    <w:lvl w:ilvl="6" w:tplc="04190001" w:tentative="1">
+      <w:start w:val="1"/>
+      <w:numFmt w:val="bullet"/>
+      <w:lvlText w:val=""/>
+      <w:lvlJc w:val="left"/>
+      <w:pPr>
+        <w:ind w:left="5749" w:hanging="360"/>
+      </w:pPr>
+      <w:rPr>
+        <w:rFonts w:ascii="Symbol" w:hAnsi="Symbol" w:hint="default"/>
+      </w:rPr>
+    </w:lvl>
+    <w:lvl w:ilvl="7" w:tplc="04190003" w:tentative="1">
+      <w:start w:val="1"/>
+      <w:numFmt w:val="bullet"/>
+      <w:lvlText w:val="o"/>
+      <w:lvlJc w:val="left"/>
+      <w:pPr>
+        <w:ind w:left="6469" w:hanging="360"/>
+      </w:pPr>
+      <w:rPr>
+        <w:rFonts w:ascii="Courier New" w:hAnsi="Courier New" w:cs="Courier New" w:hint="default"/>
+      </w:rPr>
+    </w:lvl>
+    <w:lvl w:ilvl="8" w:tplc="04190005" w:tentative="1">
+      <w:start w:val="1"/>
+      <w:numFmt w:val="bullet"/>
+      <w:lvlText w:val=""/>
+      <w:lvlJc w:val="left"/>
+      <w:pPr>
+        <w:ind w:left="7189" w:hanging="360"/>
+      </w:pPr>
+      <w:rPr>
+        <w:rFonts w:ascii="Wingdings" w:hAnsi="Wingdings" w:hint="default"/>
+      </w:rPr>
+    </w:lvl>
+  </w:abstractNum>
+  <w:abstractNum w:abstractNumId="21" w15:restartNumberingAfterBreak="0">
+    <w:nsid w:val="40B400E0"/>
+    <w:multiLevelType w:val="hybridMultilevel"/>
+    <w:tmpl w:val="B5945F46"/>
+    <w:lvl w:ilvl="0" w:tplc="9CB0AD58">
+      <w:start w:val="1"/>
+      <w:numFmt w:val="decimal"/>
+      <w:lvlText w:val="%1."/>
+      <w:lvlJc w:val="left"/>
+      <w:pPr>
+        <w:ind w:left="1429" w:hanging="360"/>
+      </w:pPr>
+      <w:rPr>
+        <w:rFonts w:hint="default"/>
+        <w:b w:val="0"/>
+        <w:bCs w:val="0"/>
+      </w:rPr>
+    </w:lvl>
+    <w:lvl w:ilvl="1" w:tplc="04190019" w:tentative="1">
+      <w:start w:val="1"/>
+      <w:numFmt w:val="lowerLetter"/>
+      <w:lvlText w:val="%2."/>
+      <w:lvlJc w:val="left"/>
+      <w:pPr>
+        <w:ind w:left="1440" w:hanging="360"/>
+      </w:pPr>
+    </w:lvl>
+    <w:lvl w:ilvl="2" w:tplc="0419001B" w:tentative="1">
+      <w:start w:val="1"/>
+      <w:numFmt w:val="lowerRoman"/>
+      <w:lvlText w:val="%3."/>
+      <w:lvlJc w:val="right"/>
+      <w:pPr>
+        <w:ind w:left="2160" w:hanging="180"/>
+      </w:pPr>
+    </w:lvl>
+    <w:lvl w:ilvl="3" w:tplc="0419000F" w:tentative="1">
+      <w:start w:val="1"/>
+      <w:numFmt w:val="decimal"/>
+      <w:lvlText w:val="%4."/>
+      <w:lvlJc w:val="left"/>
+      <w:pPr>
+        <w:ind w:left="2880" w:hanging="360"/>
+      </w:pPr>
+    </w:lvl>
+    <w:lvl w:ilvl="4" w:tplc="04190019" w:tentative="1">
+      <w:start w:val="1"/>
+      <w:numFmt w:val="lowerLetter"/>
+      <w:lvlText w:val="%5."/>
+      <w:lvlJc w:val="left"/>
+      <w:pPr>
+        <w:ind w:left="3600" w:hanging="360"/>
+      </w:pPr>
+    </w:lvl>
+    <w:lvl w:ilvl="5" w:tplc="0419001B" w:tentative="1">
+      <w:start w:val="1"/>
+      <w:numFmt w:val="lowerRoman"/>
+      <w:lvlText w:val="%6."/>
+      <w:lvlJc w:val="right"/>
+      <w:pPr>
+        <w:ind w:left="4320" w:hanging="180"/>
+      </w:pPr>
+    </w:lvl>
+    <w:lvl w:ilvl="6" w:tplc="0419000F" w:tentative="1">
+      <w:start w:val="1"/>
+      <w:numFmt w:val="decimal"/>
+      <w:lvlText w:val="%7."/>
+      <w:lvlJc w:val="left"/>
+      <w:pPr>
+        <w:ind w:left="5040" w:hanging="360"/>
+      </w:pPr>
+    </w:lvl>
+    <w:lvl w:ilvl="7" w:tplc="04190019" w:tentative="1">
+      <w:start w:val="1"/>
+      <w:numFmt w:val="lowerLetter"/>
+      <w:lvlText w:val="%8."/>
+      <w:lvlJc w:val="left"/>
+      <w:pPr>
+        <w:ind w:left="5760" w:hanging="360"/>
+      </w:pPr>
+    </w:lvl>
+    <w:lvl w:ilvl="8" w:tplc="0419001B" w:tentative="1">
+      <w:start w:val="1"/>
+      <w:numFmt w:val="lowerRoman"/>
+      <w:lvlText w:val="%9."/>
+      <w:lvlJc w:val="right"/>
+      <w:pPr>
+        <w:ind w:left="6480" w:hanging="180"/>
+      </w:pPr>
+    </w:lvl>
+  </w:abstractNum>
+  <w:abstractNum w:abstractNumId="22" w15:restartNumberingAfterBreak="0">
+    <w:nsid w:val="4319644D"/>
+    <w:multiLevelType w:val="hybridMultilevel"/>
+    <w:tmpl w:val="E6A01C06"/>
+    <w:lvl w:ilvl="0" w:tplc="8A8A6BB6">
+      <w:start w:val="1"/>
+      <w:numFmt w:val="decimal"/>
+      <w:lvlText w:val="%1."/>
+      <w:lvlJc w:val="left"/>
+      <w:pPr>
+        <w:ind w:left="1637" w:hanging="360"/>
+      </w:pPr>
+      <w:rPr>
+        <w:b w:val="0"/>
+        <w:bCs w:val="0"/>
+      </w:rPr>
+    </w:lvl>
+    <w:lvl w:ilvl="1" w:tplc="04190019" w:tentative="1">
+      <w:start w:val="1"/>
+      <w:numFmt w:val="lowerLetter"/>
+      <w:lvlText w:val="%2."/>
+      <w:lvlJc w:val="left"/>
+      <w:pPr>
+        <w:ind w:left="2357" w:hanging="360"/>
+      </w:pPr>
+    </w:lvl>
+    <w:lvl w:ilvl="2" w:tplc="0419001B" w:tentative="1">
+      <w:start w:val="1"/>
+      <w:numFmt w:val="lowerRoman"/>
+      <w:lvlText w:val="%3."/>
+      <w:lvlJc w:val="right"/>
+      <w:pPr>
+        <w:ind w:left="3077" w:hanging="180"/>
+      </w:pPr>
+    </w:lvl>
+    <w:lvl w:ilvl="3" w:tplc="0419000F" w:tentative="1">
+      <w:start w:val="1"/>
+      <w:numFmt w:val="decimal"/>
+      <w:lvlText w:val="%4."/>
+      <w:lvlJc w:val="left"/>
+      <w:pPr>
+        <w:ind w:left="3797" w:hanging="360"/>
+      </w:pPr>
+    </w:lvl>
+    <w:lvl w:ilvl="4" w:tplc="04190019" w:tentative="1">
+      <w:start w:val="1"/>
+      <w:numFmt w:val="lowerLetter"/>
+      <w:lvlText w:val="%5."/>
+      <w:lvlJc w:val="left"/>
+      <w:pPr>
+        <w:ind w:left="4517" w:hanging="360"/>
+      </w:pPr>
+    </w:lvl>
+    <w:lvl w:ilvl="5" w:tplc="0419001B" w:tentative="1">
+      <w:start w:val="1"/>
+      <w:numFmt w:val="lowerRoman"/>
+      <w:lvlText w:val="%6."/>
+      <w:lvlJc w:val="right"/>
+      <w:pPr>
+        <w:ind w:left="5237" w:hanging="180"/>
+      </w:pPr>
+    </w:lvl>
+    <w:lvl w:ilvl="6" w:tplc="0419000F" w:tentative="1">
+      <w:start w:val="1"/>
+      <w:numFmt w:val="decimal"/>
+      <w:lvlText w:val="%7."/>
+      <w:lvlJc w:val="left"/>
+      <w:pPr>
+        <w:ind w:left="5957" w:hanging="360"/>
+      </w:pPr>
+    </w:lvl>
+    <w:lvl w:ilvl="7" w:tplc="04190019" w:tentative="1">
+      <w:start w:val="1"/>
+      <w:numFmt w:val="lowerLetter"/>
+      <w:lvlText w:val="%8."/>
+      <w:lvlJc w:val="left"/>
+      <w:pPr>
+        <w:ind w:left="6677" w:hanging="360"/>
+      </w:pPr>
+    </w:lvl>
+    <w:lvl w:ilvl="8" w:tplc="0419001B" w:tentative="1">
+      <w:start w:val="1"/>
+      <w:numFmt w:val="lowerRoman"/>
+      <w:lvlText w:val="%9."/>
+      <w:lvlJc w:val="right"/>
+      <w:pPr>
+        <w:ind w:left="7397" w:hanging="180"/>
+      </w:pPr>
+    </w:lvl>
+  </w:abstractNum>
+  <w:abstractNum w:abstractNumId="23" w15:restartNumberingAfterBreak="0">
+    <w:nsid w:val="434A30CD"/>
+    <w:multiLevelType w:val="hybridMultilevel"/>
+    <w:tmpl w:val="A456EC4E"/>
+    <w:lvl w:ilvl="0" w:tplc="04190001">
+      <w:start w:val="1"/>
+      <w:numFmt w:val="bullet"/>
+      <w:lvlText w:val=""/>
+      <w:lvlJc w:val="left"/>
+      <w:pPr>
+        <w:ind w:left="1429" w:hanging="360"/>
+      </w:pPr>
+      <w:rPr>
+        <w:rFonts w:ascii="Symbol" w:hAnsi="Symbol" w:hint="default"/>
+      </w:rPr>
+    </w:lvl>
+    <w:lvl w:ilvl="1" w:tplc="04190003" w:tentative="1">
+      <w:start w:val="1"/>
+      <w:numFmt w:val="bullet"/>
+      <w:lvlText w:val="o"/>
+      <w:lvlJc w:val="left"/>
+      <w:pPr>
+        <w:ind w:left="2149" w:hanging="360"/>
+      </w:pPr>
+      <w:rPr>
+        <w:rFonts w:ascii="Courier New" w:hAnsi="Courier New" w:cs="Courier New" w:hint="default"/>
+      </w:rPr>
+    </w:lvl>
+    <w:lvl w:ilvl="2" w:tplc="04190005" w:tentative="1">
+      <w:start w:val="1"/>
+      <w:numFmt w:val="bullet"/>
+      <w:lvlText w:val=""/>
+      <w:lvlJc w:val="left"/>
+      <w:pPr>
+        <w:ind w:left="2869" w:hanging="360"/>
+      </w:pPr>
+      <w:rPr>
+        <w:rFonts w:ascii="Wingdings" w:hAnsi="Wingdings" w:hint="default"/>
+      </w:rPr>
+    </w:lvl>
+    <w:lvl w:ilvl="3" w:tplc="04190001" w:tentative="1">
+      <w:start w:val="1"/>
+      <w:numFmt w:val="bullet"/>
+      <w:lvlText w:val=""/>
+      <w:lvlJc w:val="left"/>
+      <w:pPr>
+        <w:ind w:left="3589" w:hanging="360"/>
+      </w:pPr>
+      <w:rPr>
+        <w:rFonts w:ascii="Symbol" w:hAnsi="Symbol" w:hint="default"/>
+      </w:rPr>
+    </w:lvl>
+    <w:lvl w:ilvl="4" w:tplc="04190003" w:tentative="1">
+      <w:start w:val="1"/>
+      <w:numFmt w:val="bullet"/>
+      <w:lvlText w:val="o"/>
+      <w:lvlJc w:val="left"/>
+      <w:pPr>
+        <w:ind w:left="4309" w:hanging="360"/>
+      </w:pPr>
+      <w:rPr>
+        <w:rFonts w:ascii="Courier New" w:hAnsi="Courier New" w:cs="Courier New" w:hint="default"/>
+      </w:rPr>
+    </w:lvl>
+    <w:lvl w:ilvl="5" w:tplc="04190005" w:tentative="1">
+      <w:start w:val="1"/>
+      <w:numFmt w:val="bullet"/>
+      <w:lvlText w:val=""/>
+      <w:lvlJc w:val="left"/>
+      <w:pPr>
+        <w:ind w:left="5029" w:hanging="360"/>
+      </w:pPr>
+      <w:rPr>
+        <w:rFonts w:ascii="Wingdings" w:hAnsi="Wingdings" w:hint="default"/>
+      </w:rPr>
+    </w:lvl>
+    <w:lvl w:ilvl="6" w:tplc="04190001" w:tentative="1">
+      <w:start w:val="1"/>
+      <w:numFmt w:val="bullet"/>
+      <w:lvlText w:val=""/>
+      <w:lvlJc w:val="left"/>
+      <w:pPr>
+        <w:ind w:left="5749" w:hanging="360"/>
+      </w:pPr>
+      <w:rPr>
+        <w:rFonts w:ascii="Symbol" w:hAnsi="Symbol" w:hint="default"/>
+      </w:rPr>
+    </w:lvl>
+    <w:lvl w:ilvl="7" w:tplc="04190003" w:tentative="1">
+      <w:start w:val="1"/>
+      <w:numFmt w:val="bullet"/>
+      <w:lvlText w:val="o"/>
+      <w:lvlJc w:val="left"/>
+      <w:pPr>
+        <w:ind w:left="6469" w:hanging="360"/>
+      </w:pPr>
+      <w:rPr>
+        <w:rFonts w:ascii="Courier New" w:hAnsi="Courier New" w:cs="Courier New" w:hint="default"/>
+      </w:rPr>
+    </w:lvl>
+    <w:lvl w:ilvl="8" w:tplc="04190005" w:tentative="1">
+      <w:start w:val="1"/>
+      <w:numFmt w:val="bullet"/>
+      <w:lvlText w:val=""/>
+      <w:lvlJc w:val="left"/>
+      <w:pPr>
+        <w:ind w:left="7189" w:hanging="360"/>
+      </w:pPr>
+      <w:rPr>
+        <w:rFonts w:ascii="Wingdings" w:hAnsi="Wingdings" w:hint="default"/>
+      </w:rPr>
+    </w:lvl>
+  </w:abstractNum>
+  <w:abstractNum w:abstractNumId="24" w15:restartNumberingAfterBreak="0">
+    <w:nsid w:val="43B7011C"/>
+    <w:multiLevelType w:val="hybridMultilevel"/>
+    <w:tmpl w:val="B5945F46"/>
+    <w:lvl w:ilvl="0" w:tplc="9CB0AD58">
+      <w:start w:val="1"/>
+      <w:numFmt w:val="decimal"/>
+      <w:lvlText w:val="%1."/>
+      <w:lvlJc w:val="left"/>
+      <w:pPr>
+        <w:ind w:left="1429" w:hanging="360"/>
+      </w:pPr>
+      <w:rPr>
+        <w:rFonts w:hint="default"/>
+        <w:b w:val="0"/>
+        <w:bCs w:val="0"/>
+      </w:rPr>
+    </w:lvl>
+    <w:lvl w:ilvl="1" w:tplc="04190019" w:tentative="1">
+      <w:start w:val="1"/>
+      <w:numFmt w:val="lowerLetter"/>
+      <w:lvlText w:val="%2."/>
+      <w:lvlJc w:val="left"/>
+      <w:pPr>
+        <w:ind w:left="1440" w:hanging="360"/>
+      </w:pPr>
+    </w:lvl>
+    <w:lvl w:ilvl="2" w:tplc="0419001B" w:tentative="1">
+      <w:start w:val="1"/>
+      <w:numFmt w:val="lowerRoman"/>
+      <w:lvlText w:val="%3."/>
+      <w:lvlJc w:val="right"/>
+      <w:pPr>
+        <w:ind w:left="2160" w:hanging="180"/>
+      </w:pPr>
+    </w:lvl>
+    <w:lvl w:ilvl="3" w:tplc="0419000F" w:tentative="1">
+      <w:start w:val="1"/>
+      <w:numFmt w:val="decimal"/>
+      <w:lvlText w:val="%4."/>
+      <w:lvlJc w:val="left"/>
+      <w:pPr>
+        <w:ind w:left="2880" w:hanging="360"/>
+      </w:pPr>
+    </w:lvl>
+    <w:lvl w:ilvl="4" w:tplc="04190019" w:tentative="1">
+      <w:start w:val="1"/>
+      <w:numFmt w:val="lowerLetter"/>
+      <w:lvlText w:val="%5."/>
+      <w:lvlJc w:val="left"/>
+      <w:pPr>
+        <w:ind w:left="3600" w:hanging="360"/>
+      </w:pPr>
+    </w:lvl>
+    <w:lvl w:ilvl="5" w:tplc="0419001B" w:tentative="1">
+      <w:start w:val="1"/>
+      <w:numFmt w:val="lowerRoman"/>
+      <w:lvlText w:val="%6."/>
+      <w:lvlJc w:val="right"/>
+      <w:pPr>
+        <w:ind w:left="4320" w:hanging="180"/>
+      </w:pPr>
+    </w:lvl>
+    <w:lvl w:ilvl="6" w:tplc="0419000F" w:tentative="1">
+      <w:start w:val="1"/>
+      <w:numFmt w:val="decimal"/>
+      <w:lvlText w:val="%7."/>
+      <w:lvlJc w:val="left"/>
+      <w:pPr>
+        <w:ind w:left="5040" w:hanging="360"/>
+      </w:pPr>
+    </w:lvl>
+    <w:lvl w:ilvl="7" w:tplc="04190019" w:tentative="1">
+      <w:start w:val="1"/>
+      <w:numFmt w:val="lowerLetter"/>
+      <w:lvlText w:val="%8."/>
+      <w:lvlJc w:val="left"/>
+      <w:pPr>
+        <w:ind w:left="5760" w:hanging="360"/>
+      </w:pPr>
+    </w:lvl>
+    <w:lvl w:ilvl="8" w:tplc="0419001B" w:tentative="1">
+      <w:start w:val="1"/>
+      <w:numFmt w:val="lowerRoman"/>
+      <w:lvlText w:val="%9."/>
+      <w:lvlJc w:val="right"/>
+      <w:pPr>
+        <w:ind w:left="6480" w:hanging="180"/>
+      </w:pPr>
+    </w:lvl>
+  </w:abstractNum>
+  <w:abstractNum w:abstractNumId="25" w15:restartNumberingAfterBreak="0">
+    <w:nsid w:val="447A51EB"/>
+    <w:multiLevelType w:val="hybridMultilevel"/>
+    <w:tmpl w:val="9884AA22"/>
+    <w:lvl w:ilvl="0" w:tplc="0419000F">
+      <w:start w:val="1"/>
+      <w:numFmt w:val="decimal"/>
+      <w:lvlText w:val="%1."/>
+      <w:lvlJc w:val="left"/>
+      <w:pPr>
+        <w:ind w:left="2149" w:hanging="360"/>
+      </w:pPr>
+      <w:rPr>
+        <w:rFonts w:hint="default"/>
+      </w:rPr>
+    </w:lvl>
+    <w:lvl w:ilvl="1" w:tplc="04190019" w:tentative="1">
+      <w:start w:val="1"/>
+      <w:numFmt w:val="lowerLetter"/>
+      <w:lvlText w:val="%2."/>
+      <w:lvlJc w:val="left"/>
+      <w:pPr>
+        <w:ind w:left="2869" w:hanging="360"/>
+      </w:pPr>
+    </w:lvl>
+    <w:lvl w:ilvl="2" w:tplc="0419001B" w:tentative="1">
+      <w:start w:val="1"/>
+      <w:numFmt w:val="lowerRoman"/>
+      <w:lvlText w:val="%3."/>
+      <w:lvlJc w:val="right"/>
+      <w:pPr>
+        <w:ind w:left="3589" w:hanging="180"/>
+      </w:pPr>
+    </w:lvl>
+    <w:lvl w:ilvl="3" w:tplc="0419000F" w:tentative="1">
+      <w:start w:val="1"/>
+      <w:numFmt w:val="decimal"/>
+      <w:lvlText w:val="%4."/>
+      <w:lvlJc w:val="left"/>
+      <w:pPr>
+        <w:ind w:left="4309" w:hanging="360"/>
+      </w:pPr>
+    </w:lvl>
+    <w:lvl w:ilvl="4" w:tplc="04190019" w:tentative="1">
+      <w:start w:val="1"/>
+      <w:numFmt w:val="lowerLetter"/>
+      <w:lvlText w:val="%5."/>
+      <w:lvlJc w:val="left"/>
+      <w:pPr>
+        <w:ind w:left="5029" w:hanging="360"/>
+      </w:pPr>
+    </w:lvl>
+    <w:lvl w:ilvl="5" w:tplc="0419001B" w:tentative="1">
+      <w:start w:val="1"/>
+      <w:numFmt w:val="lowerRoman"/>
+      <w:lvlText w:val="%6."/>
+      <w:lvlJc w:val="right"/>
+      <w:pPr>
+        <w:ind w:left="5749" w:hanging="180"/>
+      </w:pPr>
+    </w:lvl>
+    <w:lvl w:ilvl="6" w:tplc="0419000F" w:tentative="1">
+      <w:start w:val="1"/>
+      <w:numFmt w:val="decimal"/>
+      <w:lvlText w:val="%7."/>
+      <w:lvlJc w:val="left"/>
+      <w:pPr>
+        <w:ind w:left="6469" w:hanging="360"/>
+      </w:pPr>
+    </w:lvl>
+    <w:lvl w:ilvl="7" w:tplc="04190019" w:tentative="1">
+      <w:start w:val="1"/>
+      <w:numFmt w:val="lowerLetter"/>
+      <w:lvlText w:val="%8."/>
+      <w:lvlJc w:val="left"/>
+      <w:pPr>
+        <w:ind w:left="7189" w:hanging="360"/>
+      </w:pPr>
+    </w:lvl>
+    <w:lvl w:ilvl="8" w:tplc="0419001B" w:tentative="1">
+      <w:start w:val="1"/>
+      <w:numFmt w:val="lowerRoman"/>
+      <w:lvlText w:val="%9."/>
+      <w:lvlJc w:val="right"/>
+      <w:pPr>
+        <w:ind w:left="7909" w:hanging="180"/>
+      </w:pPr>
+    </w:lvl>
+  </w:abstractNum>
+  <w:abstractNum w:abstractNumId="26" w15:restartNumberingAfterBreak="0">
+    <w:nsid w:val="4A4B639C"/>
+    <w:multiLevelType w:val="hybridMultilevel"/>
+    <w:tmpl w:val="5EE880F8"/>
+    <w:lvl w:ilvl="0" w:tplc="0419000F">
+      <w:start w:val="1"/>
+      <w:numFmt w:val="decimal"/>
+      <w:lvlText w:val="%1."/>
+      <w:lvlJc w:val="left"/>
+      <w:pPr>
+        <w:ind w:left="1429" w:hanging="360"/>
+      </w:pPr>
+    </w:lvl>
+    <w:lvl w:ilvl="1" w:tplc="04190019" w:tentative="1">
+      <w:start w:val="1"/>
+      <w:numFmt w:val="lowerLetter"/>
+      <w:lvlText w:val="%2."/>
+      <w:lvlJc w:val="left"/>
+      <w:pPr>
+        <w:ind w:left="2149" w:hanging="360"/>
+      </w:pPr>
+    </w:lvl>
+    <w:lvl w:ilvl="2" w:tplc="0419001B" w:tentative="1">
+      <w:start w:val="1"/>
+      <w:numFmt w:val="lowerRoman"/>
+      <w:lvlText w:val="%3."/>
+      <w:lvlJc w:val="right"/>
+      <w:pPr>
+        <w:ind w:left="2869" w:hanging="180"/>
+      </w:pPr>
+    </w:lvl>
+    <w:lvl w:ilvl="3" w:tplc="0419000F" w:tentative="1">
+      <w:start w:val="1"/>
+      <w:numFmt w:val="decimal"/>
+      <w:lvlText w:val="%4."/>
+      <w:lvlJc w:val="left"/>
+      <w:pPr>
+        <w:ind w:left="3589" w:hanging="360"/>
+      </w:pPr>
+    </w:lvl>
+    <w:lvl w:ilvl="4" w:tplc="04190019" w:tentative="1">
+      <w:start w:val="1"/>
+      <w:numFmt w:val="lowerLetter"/>
+      <w:lvlText w:val="%5."/>
+      <w:lvlJc w:val="left"/>
+      <w:pPr>
+        <w:ind w:left="4309" w:hanging="360"/>
+      </w:pPr>
+    </w:lvl>
+    <w:lvl w:ilvl="5" w:tplc="0419001B" w:tentative="1">
+      <w:start w:val="1"/>
+      <w:numFmt w:val="lowerRoman"/>
+      <w:lvlText w:val="%6."/>
+      <w:lvlJc w:val="right"/>
+      <w:pPr>
+        <w:ind w:left="5029" w:hanging="180"/>
+      </w:pPr>
+    </w:lvl>
+    <w:lvl w:ilvl="6" w:tplc="0419000F" w:tentative="1">
+      <w:start w:val="1"/>
+      <w:numFmt w:val="decimal"/>
+      <w:lvlText w:val="%7."/>
+      <w:lvlJc w:val="left"/>
+      <w:pPr>
+        <w:ind w:left="5749" w:hanging="360"/>
+      </w:pPr>
+    </w:lvl>
+    <w:lvl w:ilvl="7" w:tplc="04190019" w:tentative="1">
+      <w:start w:val="1"/>
+      <w:numFmt w:val="lowerLetter"/>
+      <w:lvlText w:val="%8."/>
+      <w:lvlJc w:val="left"/>
+      <w:pPr>
+        <w:ind w:left="6469" w:hanging="360"/>
+      </w:pPr>
+    </w:lvl>
+    <w:lvl w:ilvl="8" w:tplc="0419001B" w:tentative="1">
+      <w:start w:val="1"/>
+      <w:numFmt w:val="lowerRoman"/>
+      <w:lvlText w:val="%9."/>
+      <w:lvlJc w:val="right"/>
+      <w:pPr>
+        <w:ind w:left="7189" w:hanging="180"/>
+      </w:pPr>
+    </w:lvl>
+  </w:abstractNum>
   <w:abstractNum w:abstractNumId="27" w15:restartNumberingAfterBreak="0">
+    <w:nsid w:val="519345CC"/>
+    <w:multiLevelType w:val="hybridMultilevel"/>
+    <w:tmpl w:val="A66C10D2"/>
+    <w:lvl w:ilvl="0" w:tplc="DBB2DD5C">
+      <w:start w:val="1"/>
+      <w:numFmt w:val="decimal"/>
+      <w:suff w:val="space"/>
+      <w:lvlText w:val="%1."/>
+      <w:lvlJc w:val="left"/>
+      <w:pPr>
+        <w:ind w:left="0" w:firstLine="709"/>
+      </w:pPr>
+      <w:rPr>
+        <w:rFonts w:hint="default"/>
+      </w:rPr>
+    </w:lvl>
+    <w:lvl w:ilvl="1" w:tplc="04190019" w:tentative="1">
+      <w:start w:val="1"/>
+      <w:numFmt w:val="lowerLetter"/>
+      <w:lvlText w:val="%2."/>
+      <w:lvlJc w:val="left"/>
+      <w:pPr>
+        <w:ind w:left="2149" w:hanging="360"/>
+      </w:pPr>
+    </w:lvl>
+    <w:lvl w:ilvl="2" w:tplc="0419001B" w:tentative="1">
+      <w:start w:val="1"/>
+      <w:numFmt w:val="lowerRoman"/>
+      <w:lvlText w:val="%3."/>
+      <w:lvlJc w:val="right"/>
+      <w:pPr>
+        <w:ind w:left="2869" w:hanging="180"/>
+      </w:pPr>
+    </w:lvl>
+    <w:lvl w:ilvl="3" w:tplc="0419000F" w:tentative="1">
+      <w:start w:val="1"/>
+      <w:numFmt w:val="decimal"/>
+      <w:lvlText w:val="%4."/>
+      <w:lvlJc w:val="left"/>
+      <w:pPr>
+        <w:ind w:left="3589" w:hanging="360"/>
+      </w:pPr>
+    </w:lvl>
+    <w:lvl w:ilvl="4" w:tplc="04190019" w:tentative="1">
+      <w:start w:val="1"/>
+      <w:numFmt w:val="lowerLetter"/>
+      <w:lvlText w:val="%5."/>
+      <w:lvlJc w:val="left"/>
+      <w:pPr>
+        <w:ind w:left="4309" w:hanging="360"/>
+      </w:pPr>
+    </w:lvl>
+    <w:lvl w:ilvl="5" w:tplc="0419001B" w:tentative="1">
+      <w:start w:val="1"/>
+      <w:numFmt w:val="lowerRoman"/>
+      <w:lvlText w:val="%6."/>
+      <w:lvlJc w:val="right"/>
+      <w:pPr>
+        <w:ind w:left="5029" w:hanging="180"/>
+      </w:pPr>
+    </w:lvl>
+    <w:lvl w:ilvl="6" w:tplc="0419000F" w:tentative="1">
+      <w:start w:val="1"/>
+      <w:numFmt w:val="decimal"/>
+      <w:lvlText w:val="%7."/>
+      <w:lvlJc w:val="left"/>
+      <w:pPr>
+        <w:ind w:left="5749" w:hanging="360"/>
+      </w:pPr>
+    </w:lvl>
+    <w:lvl w:ilvl="7" w:tplc="04190019" w:tentative="1">
+      <w:start w:val="1"/>
+      <w:numFmt w:val="lowerLetter"/>
+      <w:lvlText w:val="%8."/>
+      <w:lvlJc w:val="left"/>
+      <w:pPr>
+        <w:ind w:left="6469" w:hanging="360"/>
+      </w:pPr>
+    </w:lvl>
+    <w:lvl w:ilvl="8" w:tplc="0419001B" w:tentative="1">
+      <w:start w:val="1"/>
+      <w:numFmt w:val="lowerRoman"/>
+      <w:lvlText w:val="%9."/>
+      <w:lvlJc w:val="right"/>
+      <w:pPr>
+        <w:ind w:left="7189" w:hanging="180"/>
+      </w:pPr>
+    </w:lvl>
+  </w:abstractNum>
+  <w:abstractNum w:abstractNumId="28" w15:restartNumberingAfterBreak="0">
+    <w:nsid w:val="54551378"/>
+    <w:multiLevelType w:val="hybridMultilevel"/>
+    <w:tmpl w:val="DFFC4B64"/>
+    <w:lvl w:ilvl="0" w:tplc="0419000F">
+      <w:start w:val="1"/>
+      <w:numFmt w:val="decimal"/>
+      <w:lvlText w:val="%1."/>
+      <w:lvlJc w:val="left"/>
+      <w:pPr>
+        <w:ind w:left="2149" w:hanging="360"/>
+      </w:pPr>
+    </w:lvl>
+    <w:lvl w:ilvl="1" w:tplc="04190019" w:tentative="1">
+      <w:start w:val="1"/>
+      <w:numFmt w:val="lowerLetter"/>
+      <w:lvlText w:val="%2."/>
+      <w:lvlJc w:val="left"/>
+      <w:pPr>
+        <w:ind w:left="2869" w:hanging="360"/>
+      </w:pPr>
+    </w:lvl>
+    <w:lvl w:ilvl="2" w:tplc="0419001B" w:tentative="1">
+      <w:start w:val="1"/>
+      <w:numFmt w:val="lowerRoman"/>
+      <w:lvlText w:val="%3."/>
+      <w:lvlJc w:val="right"/>
+      <w:pPr>
+        <w:ind w:left="3589" w:hanging="180"/>
+      </w:pPr>
+    </w:lvl>
+    <w:lvl w:ilvl="3" w:tplc="0419000F" w:tentative="1">
+      <w:start w:val="1"/>
+      <w:numFmt w:val="decimal"/>
+      <w:lvlText w:val="%4."/>
+      <w:lvlJc w:val="left"/>
+      <w:pPr>
+        <w:ind w:left="4309" w:hanging="360"/>
+      </w:pPr>
+    </w:lvl>
+    <w:lvl w:ilvl="4" w:tplc="04190019" w:tentative="1">
+      <w:start w:val="1"/>
+      <w:numFmt w:val="lowerLetter"/>
+      <w:lvlText w:val="%5."/>
+      <w:lvlJc w:val="left"/>
+      <w:pPr>
+        <w:ind w:left="5029" w:hanging="360"/>
+      </w:pPr>
+    </w:lvl>
+    <w:lvl w:ilvl="5" w:tplc="0419001B" w:tentative="1">
+      <w:start w:val="1"/>
+      <w:numFmt w:val="lowerRoman"/>
+      <w:lvlText w:val="%6."/>
+      <w:lvlJc w:val="right"/>
+      <w:pPr>
+        <w:ind w:left="5749" w:hanging="180"/>
+      </w:pPr>
+    </w:lvl>
+    <w:lvl w:ilvl="6" w:tplc="0419000F" w:tentative="1">
+      <w:start w:val="1"/>
+      <w:numFmt w:val="decimal"/>
+      <w:lvlText w:val="%7."/>
+      <w:lvlJc w:val="left"/>
+      <w:pPr>
+        <w:ind w:left="6469" w:hanging="360"/>
+      </w:pPr>
+    </w:lvl>
+    <w:lvl w:ilvl="7" w:tplc="04190019" w:tentative="1">
+      <w:start w:val="1"/>
+      <w:numFmt w:val="lowerLetter"/>
+      <w:lvlText w:val="%8."/>
+      <w:lvlJc w:val="left"/>
+      <w:pPr>
+        <w:ind w:left="7189" w:hanging="360"/>
+      </w:pPr>
+    </w:lvl>
+    <w:lvl w:ilvl="8" w:tplc="0419001B" w:tentative="1">
+      <w:start w:val="1"/>
+      <w:numFmt w:val="lowerRoman"/>
+      <w:lvlText w:val="%9."/>
+      <w:lvlJc w:val="right"/>
+      <w:pPr>
+        <w:ind w:left="7909" w:hanging="180"/>
+      </w:pPr>
+    </w:lvl>
+  </w:abstractNum>
+  <w:abstractNum w:abstractNumId="29" w15:restartNumberingAfterBreak="0">
+    <w:nsid w:val="55BB38EF"/>
+    <w:multiLevelType w:val="hybridMultilevel"/>
+    <w:tmpl w:val="3DE00650"/>
+    <w:lvl w:ilvl="0" w:tplc="0419000F">
+      <w:start w:val="1"/>
+      <w:numFmt w:val="decimal"/>
+      <w:lvlText w:val="%1."/>
+      <w:lvlJc w:val="left"/>
+      <w:pPr>
+        <w:ind w:left="1429" w:hanging="360"/>
+      </w:pPr>
+    </w:lvl>
+    <w:lvl w:ilvl="1" w:tplc="04190019" w:tentative="1">
+      <w:start w:val="1"/>
+      <w:numFmt w:val="lowerLetter"/>
+      <w:lvlText w:val="%2."/>
+      <w:lvlJc w:val="left"/>
+      <w:pPr>
+        <w:ind w:left="2149" w:hanging="360"/>
+      </w:pPr>
+    </w:lvl>
+    <w:lvl w:ilvl="2" w:tplc="0419001B" w:tentative="1">
+      <w:start w:val="1"/>
+      <w:numFmt w:val="lowerRoman"/>
+      <w:lvlText w:val="%3."/>
+      <w:lvlJc w:val="right"/>
+      <w:pPr>
+        <w:ind w:left="2869" w:hanging="180"/>
+      </w:pPr>
+    </w:lvl>
+    <w:lvl w:ilvl="3" w:tplc="0419000F" w:tentative="1">
+      <w:start w:val="1"/>
+      <w:numFmt w:val="decimal"/>
+      <w:lvlText w:val="%4."/>
+      <w:lvlJc w:val="left"/>
+      <w:pPr>
+        <w:ind w:left="3589" w:hanging="360"/>
+      </w:pPr>
+    </w:lvl>
+    <w:lvl w:ilvl="4" w:tplc="04190019" w:tentative="1">
+      <w:start w:val="1"/>
+      <w:numFmt w:val="lowerLetter"/>
+      <w:lvlText w:val="%5."/>
+      <w:lvlJc w:val="left"/>
+      <w:pPr>
+        <w:ind w:left="4309" w:hanging="360"/>
+      </w:pPr>
+    </w:lvl>
+    <w:lvl w:ilvl="5" w:tplc="0419001B" w:tentative="1">
+      <w:start w:val="1"/>
+      <w:numFmt w:val="lowerRoman"/>
+      <w:lvlText w:val="%6."/>
+      <w:lvlJc w:val="right"/>
+      <w:pPr>
+        <w:ind w:left="5029" w:hanging="180"/>
+      </w:pPr>
+    </w:lvl>
+    <w:lvl w:ilvl="6" w:tplc="0419000F" w:tentative="1">
+      <w:start w:val="1"/>
+      <w:numFmt w:val="decimal"/>
+      <w:lvlText w:val="%7."/>
+      <w:lvlJc w:val="left"/>
+      <w:pPr>
+        <w:ind w:left="5749" w:hanging="360"/>
+      </w:pPr>
+    </w:lvl>
+    <w:lvl w:ilvl="7" w:tplc="04190019" w:tentative="1">
+      <w:start w:val="1"/>
+      <w:numFmt w:val="lowerLetter"/>
+      <w:lvlText w:val="%8."/>
+      <w:lvlJc w:val="left"/>
+      <w:pPr>
+        <w:ind w:left="6469" w:hanging="360"/>
+      </w:pPr>
+    </w:lvl>
+    <w:lvl w:ilvl="8" w:tplc="0419001B" w:tentative="1">
+      <w:start w:val="1"/>
+      <w:numFmt w:val="lowerRoman"/>
+      <w:lvlText w:val="%9."/>
+      <w:lvlJc w:val="right"/>
+      <w:pPr>
+        <w:ind w:left="7189" w:hanging="180"/>
+      </w:pPr>
+    </w:lvl>
+  </w:abstractNum>
+  <w:abstractNum w:abstractNumId="30" w15:restartNumberingAfterBreak="0">
+    <w:nsid w:val="5F4F1FB8"/>
+    <w:multiLevelType w:val="hybridMultilevel"/>
+    <w:tmpl w:val="48E87D12"/>
+    <w:lvl w:ilvl="0" w:tplc="BDC6D014">
+      <w:start w:val="1"/>
+      <w:numFmt w:val="bullet"/>
+      <w:suff w:val="space"/>
+      <w:lvlText w:val=""/>
+      <w:lvlJc w:val="left"/>
+      <w:pPr>
+        <w:ind w:left="0" w:firstLine="709"/>
+      </w:pPr>
+      <w:rPr>
+        <w:rFonts w:ascii="Symbol" w:hAnsi="Symbol" w:hint="default"/>
+      </w:rPr>
+    </w:lvl>
+    <w:lvl w:ilvl="1" w:tplc="04190003">
+      <w:start w:val="1"/>
+      <w:numFmt w:val="bullet"/>
+      <w:lvlText w:val="o"/>
+      <w:lvlJc w:val="left"/>
+      <w:pPr>
+        <w:ind w:left="2149" w:hanging="360"/>
+      </w:pPr>
+      <w:rPr>
+        <w:rFonts w:ascii="Courier New" w:hAnsi="Courier New" w:cs="Courier New" w:hint="default"/>
+      </w:rPr>
+    </w:lvl>
+    <w:lvl w:ilvl="2" w:tplc="04190005" w:tentative="1">
+      <w:start w:val="1"/>
+      <w:numFmt w:val="bullet"/>
+      <w:lvlText w:val=""/>
+      <w:lvlJc w:val="left"/>
+      <w:pPr>
+        <w:ind w:left="2869" w:hanging="360"/>
+      </w:pPr>
+      <w:rPr>
+        <w:rFonts w:ascii="Wingdings" w:hAnsi="Wingdings" w:hint="default"/>
+      </w:rPr>
+    </w:lvl>
+    <w:lvl w:ilvl="3" w:tplc="04190001" w:tentative="1">
+      <w:start w:val="1"/>
+      <w:numFmt w:val="bullet"/>
+      <w:lvlText w:val=""/>
+      <w:lvlJc w:val="left"/>
+      <w:pPr>
+        <w:ind w:left="3589" w:hanging="360"/>
+      </w:pPr>
+      <w:rPr>
+        <w:rFonts w:ascii="Symbol" w:hAnsi="Symbol" w:hint="default"/>
+      </w:rPr>
+    </w:lvl>
+    <w:lvl w:ilvl="4" w:tplc="04190003" w:tentative="1">
+      <w:start w:val="1"/>
+      <w:numFmt w:val="bullet"/>
+      <w:lvlText w:val="o"/>
+      <w:lvlJc w:val="left"/>
+      <w:pPr>
+        <w:ind w:left="4309" w:hanging="360"/>
+      </w:pPr>
+      <w:rPr>
+        <w:rFonts w:ascii="Courier New" w:hAnsi="Courier New" w:cs="Courier New" w:hint="default"/>
+      </w:rPr>
+    </w:lvl>
+    <w:lvl w:ilvl="5" w:tplc="04190005" w:tentative="1">
+      <w:start w:val="1"/>
+      <w:numFmt w:val="bullet"/>
+      <w:lvlText w:val=""/>
+      <w:lvlJc w:val="left"/>
+      <w:pPr>
+        <w:ind w:left="5029" w:hanging="360"/>
+      </w:pPr>
+      <w:rPr>
+        <w:rFonts w:ascii="Wingdings" w:hAnsi="Wingdings" w:hint="default"/>
+      </w:rPr>
+    </w:lvl>
+    <w:lvl w:ilvl="6" w:tplc="04190001" w:tentative="1">
+      <w:start w:val="1"/>
+      <w:numFmt w:val="bullet"/>
+      <w:lvlText w:val=""/>
+      <w:lvlJc w:val="left"/>
+      <w:pPr>
+        <w:ind w:left="5749" w:hanging="360"/>
+      </w:pPr>
+      <w:rPr>
+        <w:rFonts w:ascii="Symbol" w:hAnsi="Symbol" w:hint="default"/>
+      </w:rPr>
+    </w:lvl>
+    <w:lvl w:ilvl="7" w:tplc="04190003" w:tentative="1">
+      <w:start w:val="1"/>
+      <w:numFmt w:val="bullet"/>
+      <w:lvlText w:val="o"/>
+      <w:lvlJc w:val="left"/>
+      <w:pPr>
+        <w:ind w:left="6469" w:hanging="360"/>
+      </w:pPr>
+      <w:rPr>
+        <w:rFonts w:ascii="Courier New" w:hAnsi="Courier New" w:cs="Courier New" w:hint="default"/>
+      </w:rPr>
+    </w:lvl>
+    <w:lvl w:ilvl="8" w:tplc="04190005" w:tentative="1">
+      <w:start w:val="1"/>
+      <w:numFmt w:val="bullet"/>
+      <w:lvlText w:val=""/>
+      <w:lvlJc w:val="left"/>
+      <w:pPr>
+        <w:ind w:left="7189" w:hanging="360"/>
+      </w:pPr>
+      <w:rPr>
+        <w:rFonts w:ascii="Wingdings" w:hAnsi="Wingdings" w:hint="default"/>
+      </w:rPr>
+    </w:lvl>
+  </w:abstractNum>
+  <w:abstractNum w:abstractNumId="31" w15:restartNumberingAfterBreak="0">
+    <w:nsid w:val="622A30CB"/>
+    <w:multiLevelType w:val="hybridMultilevel"/>
+    <w:tmpl w:val="4C8C1B2C"/>
+    <w:lvl w:ilvl="0" w:tplc="2B3C2812">
+      <w:start w:val="1"/>
+      <w:numFmt w:val="decimal"/>
+      <w:lvlText w:val="%1."/>
+      <w:lvlJc w:val="left"/>
+      <w:pPr>
+        <w:ind w:left="1429" w:hanging="360"/>
+      </w:pPr>
+      <w:rPr>
+        <w:rFonts w:hint="default"/>
+        <w:b w:val="0"/>
+        <w:bCs w:val="0"/>
+      </w:rPr>
+    </w:lvl>
+    <w:lvl w:ilvl="1" w:tplc="04190003" w:tentative="1">
+      <w:start w:val="1"/>
+      <w:numFmt w:val="bullet"/>
+      <w:lvlText w:val="o"/>
+      <w:lvlJc w:val="left"/>
+      <w:pPr>
+        <w:ind w:left="2149" w:hanging="360"/>
+      </w:pPr>
+      <w:rPr>
+        <w:rFonts w:ascii="Courier New" w:hAnsi="Courier New" w:cs="Courier New" w:hint="default"/>
+      </w:rPr>
+    </w:lvl>
+    <w:lvl w:ilvl="2" w:tplc="04190005" w:tentative="1">
+      <w:start w:val="1"/>
+      <w:numFmt w:val="bullet"/>
+      <w:lvlText w:val=""/>
+      <w:lvlJc w:val="left"/>
+      <w:pPr>
+        <w:ind w:left="2869" w:hanging="360"/>
+      </w:pPr>
+      <w:rPr>
+        <w:rFonts w:ascii="Wingdings" w:hAnsi="Wingdings" w:hint="default"/>
+      </w:rPr>
+    </w:lvl>
+    <w:lvl w:ilvl="3" w:tplc="04190001" w:tentative="1">
+      <w:start w:val="1"/>
+      <w:numFmt w:val="bullet"/>
+      <w:lvlText w:val=""/>
+      <w:lvlJc w:val="left"/>
+      <w:pPr>
+        <w:ind w:left="3589" w:hanging="360"/>
+      </w:pPr>
+      <w:rPr>
+        <w:rFonts w:ascii="Symbol" w:hAnsi="Symbol" w:hint="default"/>
+      </w:rPr>
+    </w:lvl>
+    <w:lvl w:ilvl="4" w:tplc="04190003" w:tentative="1">
+      <w:start w:val="1"/>
+      <w:numFmt w:val="bullet"/>
+      <w:lvlText w:val="o"/>
+      <w:lvlJc w:val="left"/>
+      <w:pPr>
+        <w:ind w:left="4309" w:hanging="360"/>
+      </w:pPr>
+      <w:rPr>
+        <w:rFonts w:ascii="Courier New" w:hAnsi="Courier New" w:cs="Courier New" w:hint="default"/>
+      </w:rPr>
+    </w:lvl>
+    <w:lvl w:ilvl="5" w:tplc="04190005" w:tentative="1">
+      <w:start w:val="1"/>
+      <w:numFmt w:val="bullet"/>
+      <w:lvlText w:val=""/>
+      <w:lvlJc w:val="left"/>
+      <w:pPr>
+        <w:ind w:left="5029" w:hanging="360"/>
+      </w:pPr>
+      <w:rPr>
+        <w:rFonts w:ascii="Wingdings" w:hAnsi="Wingdings" w:hint="default"/>
+      </w:rPr>
+    </w:lvl>
+    <w:lvl w:ilvl="6" w:tplc="04190001" w:tentative="1">
+      <w:start w:val="1"/>
+      <w:numFmt w:val="bullet"/>
+      <w:lvlText w:val=""/>
+      <w:lvlJc w:val="left"/>
+      <w:pPr>
+        <w:ind w:left="5749" w:hanging="360"/>
+      </w:pPr>
+      <w:rPr>
+        <w:rFonts w:ascii="Symbol" w:hAnsi="Symbol" w:hint="default"/>
+      </w:rPr>
+    </w:lvl>
+    <w:lvl w:ilvl="7" w:tplc="04190003" w:tentative="1">
+      <w:start w:val="1"/>
+      <w:numFmt w:val="bullet"/>
+      <w:lvlText w:val="o"/>
+      <w:lvlJc w:val="left"/>
+      <w:pPr>
+        <w:ind w:left="6469" w:hanging="360"/>
+      </w:pPr>
+      <w:rPr>
+        <w:rFonts w:ascii="Courier New" w:hAnsi="Courier New" w:cs="Courier New" w:hint="default"/>
+      </w:rPr>
+    </w:lvl>
+    <w:lvl w:ilvl="8" w:tplc="04190005" w:tentative="1">
+      <w:start w:val="1"/>
+      <w:numFmt w:val="bullet"/>
+      <w:lvlText w:val=""/>
+      <w:lvlJc w:val="left"/>
+      <w:pPr>
+        <w:ind w:left="7189" w:hanging="360"/>
+      </w:pPr>
+      <w:rPr>
+        <w:rFonts w:ascii="Wingdings" w:hAnsi="Wingdings" w:hint="default"/>
+      </w:rPr>
+    </w:lvl>
+  </w:abstractNum>
+  <w:abstractNum w:abstractNumId="32" w15:restartNumberingAfterBreak="0">
     <w:nsid w:val="641C461C"/>
     <w:multiLevelType w:val="multilevel"/>
     <w:tmpl w:val="A9221EC2"/>
@@ -10172,7 +11678,7 @@
       </w:pPr>
     </w:lvl>
   </w:abstractNum>
-  <w:abstractNum w:abstractNumId="28" w15:restartNumberingAfterBreak="0">
+  <w:abstractNum w:abstractNumId="33" w15:restartNumberingAfterBreak="0">
     <w:nsid w:val="6D5C299C"/>
     <w:multiLevelType w:val="hybridMultilevel"/>
     <w:tmpl w:val="C9543E2C"/>
@@ -10258,7 +11764,7 @@
       </w:pPr>
     </w:lvl>
   </w:abstractNum>
-  <w:abstractNum w:abstractNumId="29" w15:restartNumberingAfterBreak="0">
+  <w:abstractNum w:abstractNumId="34" w15:restartNumberingAfterBreak="0">
     <w:nsid w:val="6DBF16FF"/>
     <w:multiLevelType w:val="hybridMultilevel"/>
     <w:tmpl w:val="AF307728"/>
@@ -10350,7 +11856,7 @@
       </w:pPr>
     </w:lvl>
   </w:abstractNum>
-  <w:abstractNum w:abstractNumId="30" w15:restartNumberingAfterBreak="0">
+  <w:abstractNum w:abstractNumId="35" w15:restartNumberingAfterBreak="0">
     <w:nsid w:val="6DCC0998"/>
     <w:multiLevelType w:val="hybridMultilevel"/>
     <w:tmpl w:val="8D9C232C"/>
@@ -10463,7 +11969,7 @@
       </w:rPr>
     </w:lvl>
   </w:abstractNum>
-  <w:abstractNum w:abstractNumId="31" w15:restartNumberingAfterBreak="0">
+  <w:abstractNum w:abstractNumId="36" w15:restartNumberingAfterBreak="0">
     <w:nsid w:val="6F7F32BD"/>
     <w:multiLevelType w:val="hybridMultilevel"/>
     <w:tmpl w:val="E70E91C4"/>
@@ -10576,7 +12082,7 @@
       </w:rPr>
     </w:lvl>
   </w:abstractNum>
-  <w:abstractNum w:abstractNumId="32" w15:restartNumberingAfterBreak="0">
+  <w:abstractNum w:abstractNumId="37" w15:restartNumberingAfterBreak="0">
     <w:nsid w:val="6FEA33E5"/>
     <w:multiLevelType w:val="hybridMultilevel"/>
     <w:tmpl w:val="1D20CE26"/>
@@ -10665,7 +12171,7 @@
       </w:pPr>
     </w:lvl>
   </w:abstractNum>
-  <w:abstractNum w:abstractNumId="33" w15:restartNumberingAfterBreak="0">
+  <w:abstractNum w:abstractNumId="38" w15:restartNumberingAfterBreak="0">
     <w:nsid w:val="7055355A"/>
     <w:multiLevelType w:val="hybridMultilevel"/>
     <w:tmpl w:val="FBC8D3AE"/>
@@ -10751,7 +12257,7 @@
       </w:pPr>
     </w:lvl>
   </w:abstractNum>
-  <w:abstractNum w:abstractNumId="34" w15:restartNumberingAfterBreak="0">
+  <w:abstractNum w:abstractNumId="39" w15:restartNumberingAfterBreak="0">
     <w:nsid w:val="707043EB"/>
     <w:multiLevelType w:val="hybridMultilevel"/>
     <w:tmpl w:val="DEC0E55A"/>
@@ -10840,7 +12346,7 @@
       </w:pPr>
     </w:lvl>
   </w:abstractNum>
-  <w:abstractNum w:abstractNumId="35" w15:restartNumberingAfterBreak="0">
+  <w:abstractNum w:abstractNumId="40" w15:restartNumberingAfterBreak="0">
     <w:nsid w:val="751F7593"/>
     <w:multiLevelType w:val="hybridMultilevel"/>
     <w:tmpl w:val="DFFC4B64"/>
@@ -10926,7 +12432,7 @@
       </w:pPr>
     </w:lvl>
   </w:abstractNum>
-  <w:abstractNum w:abstractNumId="36" w15:restartNumberingAfterBreak="0">
+  <w:abstractNum w:abstractNumId="41" w15:restartNumberingAfterBreak="0">
     <w:nsid w:val="7D93385B"/>
     <w:multiLevelType w:val="hybridMultilevel"/>
     <w:tmpl w:val="7A325FE0"/>
@@ -11039,7 +12545,98 @@
       </w:rPr>
     </w:lvl>
   </w:abstractNum>
-  <w:abstractNum w:abstractNumId="37" w15:restartNumberingAfterBreak="0">
+  <w:abstractNum w:abstractNumId="42" w15:restartNumberingAfterBreak="0">
+    <w:nsid w:val="7E653AC3"/>
+    <w:multiLevelType w:val="hybridMultilevel"/>
+    <w:tmpl w:val="B5945F46"/>
+    <w:lvl w:ilvl="0" w:tplc="9CB0AD58">
+      <w:start w:val="1"/>
+      <w:numFmt w:val="decimal"/>
+      <w:lvlText w:val="%1."/>
+      <w:lvlJc w:val="left"/>
+      <w:pPr>
+        <w:ind w:left="1429" w:hanging="360"/>
+      </w:pPr>
+      <w:rPr>
+        <w:rFonts w:hint="default"/>
+        <w:b w:val="0"/>
+        <w:bCs w:val="0"/>
+      </w:rPr>
+    </w:lvl>
+    <w:lvl w:ilvl="1" w:tplc="04190019" w:tentative="1">
+      <w:start w:val="1"/>
+      <w:numFmt w:val="lowerLetter"/>
+      <w:lvlText w:val="%2."/>
+      <w:lvlJc w:val="left"/>
+      <w:pPr>
+        <w:ind w:left="1440" w:hanging="360"/>
+      </w:pPr>
+    </w:lvl>
+    <w:lvl w:ilvl="2" w:tplc="0419001B" w:tentative="1">
+      <w:start w:val="1"/>
+      <w:numFmt w:val="lowerRoman"/>
+      <w:lvlText w:val="%3."/>
+      <w:lvlJc w:val="right"/>
+      <w:pPr>
+        <w:ind w:left="2160" w:hanging="180"/>
+      </w:pPr>
+    </w:lvl>
+    <w:lvl w:ilvl="3" w:tplc="0419000F" w:tentative="1">
+      <w:start w:val="1"/>
+      <w:numFmt w:val="decimal"/>
+      <w:lvlText w:val="%4."/>
+      <w:lvlJc w:val="left"/>
+      <w:pPr>
+        <w:ind w:left="2880" w:hanging="360"/>
+      </w:pPr>
+    </w:lvl>
+    <w:lvl w:ilvl="4" w:tplc="04190019" w:tentative="1">
+      <w:start w:val="1"/>
+      <w:numFmt w:val="lowerLetter"/>
+      <w:lvlText w:val="%5."/>
+      <w:lvlJc w:val="left"/>
+      <w:pPr>
+        <w:ind w:left="3600" w:hanging="360"/>
+      </w:pPr>
+    </w:lvl>
+    <w:lvl w:ilvl="5" w:tplc="0419001B" w:tentative="1">
+      <w:start w:val="1"/>
+      <w:numFmt w:val="lowerRoman"/>
+      <w:lvlText w:val="%6."/>
+      <w:lvlJc w:val="right"/>
+      <w:pPr>
+        <w:ind w:left="4320" w:hanging="180"/>
+      </w:pPr>
+    </w:lvl>
+    <w:lvl w:ilvl="6" w:tplc="0419000F" w:tentative="1">
+      <w:start w:val="1"/>
+      <w:numFmt w:val="decimal"/>
+      <w:lvlText w:val="%7."/>
+      <w:lvlJc w:val="left"/>
+      <w:pPr>
+        <w:ind w:left="5040" w:hanging="360"/>
+      </w:pPr>
+    </w:lvl>
+    <w:lvl w:ilvl="7" w:tplc="04190019" w:tentative="1">
+      <w:start w:val="1"/>
+      <w:numFmt w:val="lowerLetter"/>
+      <w:lvlText w:val="%8."/>
+      <w:lvlJc w:val="left"/>
+      <w:pPr>
+        <w:ind w:left="5760" w:hanging="360"/>
+      </w:pPr>
+    </w:lvl>
+    <w:lvl w:ilvl="8" w:tplc="0419001B" w:tentative="1">
+      <w:start w:val="1"/>
+      <w:numFmt w:val="lowerRoman"/>
+      <w:lvlText w:val="%9."/>
+      <w:lvlJc w:val="right"/>
+      <w:pPr>
+        <w:ind w:left="6480" w:hanging="180"/>
+      </w:pPr>
+    </w:lvl>
+  </w:abstractNum>
+  <w:abstractNum w:abstractNumId="43" w15:restartNumberingAfterBreak="0">
     <w:nsid w:val="7ED631BB"/>
     <w:multiLevelType w:val="hybridMultilevel"/>
     <w:tmpl w:val="692EAC04"/>
@@ -11132,118 +12729,136 @@
     </w:lvl>
   </w:abstractNum>
   <w:num w:numId="1">
-    <w:abstractNumId w:val="12"/>
+    <w:abstractNumId w:val="16"/>
   </w:num>
   <w:num w:numId="2">
-    <w:abstractNumId w:val="30"/>
+    <w:abstractNumId w:val="35"/>
   </w:num>
   <w:num w:numId="3">
-    <w:abstractNumId w:val="15"/>
+    <w:abstractNumId w:val="19"/>
   </w:num>
   <w:num w:numId="4">
     <w:abstractNumId w:val="1"/>
   </w:num>
   <w:num w:numId="5">
-    <w:abstractNumId w:val="34"/>
+    <w:abstractNumId w:val="39"/>
   </w:num>
   <w:num w:numId="6">
-    <w:abstractNumId w:val="31"/>
+    <w:abstractNumId w:val="36"/>
   </w:num>
   <w:num w:numId="7">
+    <w:abstractNumId w:val="43"/>
+  </w:num>
+  <w:num w:numId="8">
     <w:abstractNumId w:val="37"/>
   </w:num>
-  <w:num w:numId="8">
-    <w:abstractNumId w:val="32"/>
-  </w:num>
   <w:num w:numId="9">
-    <w:abstractNumId w:val="19"/>
+    <w:abstractNumId w:val="24"/>
   </w:num>
   <w:num w:numId="10">
-    <w:abstractNumId w:val="28"/>
+    <w:abstractNumId w:val="33"/>
   </w:num>
   <w:num w:numId="11">
-    <w:abstractNumId w:val="33"/>
+    <w:abstractNumId w:val="38"/>
   </w:num>
   <w:num w:numId="12">
-    <w:abstractNumId w:val="24"/>
+    <w:abstractNumId w:val="29"/>
   </w:num>
   <w:num w:numId="13">
-    <w:abstractNumId w:val="21"/>
+    <w:abstractNumId w:val="26"/>
   </w:num>
   <w:num w:numId="14">
     <w:abstractNumId w:val="2"/>
   </w:num>
   <w:num w:numId="15">
-    <w:abstractNumId w:val="4"/>
+    <w:abstractNumId w:val="5"/>
   </w:num>
   <w:num w:numId="16">
-    <w:abstractNumId w:val="29"/>
+    <w:abstractNumId w:val="34"/>
   </w:num>
   <w:num w:numId="17">
-    <w:abstractNumId w:val="7"/>
+    <w:abstractNumId w:val="8"/>
   </w:num>
   <w:num w:numId="18">
-    <w:abstractNumId w:val="13"/>
+    <w:abstractNumId w:val="17"/>
   </w:num>
   <w:num w:numId="19">
-    <w:abstractNumId w:val="35"/>
+    <w:abstractNumId w:val="40"/>
   </w:num>
   <w:num w:numId="20">
-    <w:abstractNumId w:val="23"/>
+    <w:abstractNumId w:val="28"/>
   </w:num>
   <w:num w:numId="21">
-    <w:abstractNumId w:val="20"/>
+    <w:abstractNumId w:val="25"/>
   </w:num>
   <w:num w:numId="22">
-    <w:abstractNumId w:val="14"/>
+    <w:abstractNumId w:val="18"/>
   </w:num>
   <w:num w:numId="23">
-    <w:abstractNumId w:val="26"/>
+    <w:abstractNumId w:val="31"/>
   </w:num>
   <w:num w:numId="24">
-    <w:abstractNumId w:val="36"/>
+    <w:abstractNumId w:val="41"/>
   </w:num>
   <w:num w:numId="25">
-    <w:abstractNumId w:val="11"/>
+    <w:abstractNumId w:val="14"/>
   </w:num>
   <w:num w:numId="26">
     <w:abstractNumId w:val="0"/>
   </w:num>
   <w:num w:numId="27">
-    <w:abstractNumId w:val="27"/>
+    <w:abstractNumId w:val="32"/>
   </w:num>
   <w:num w:numId="28">
-    <w:abstractNumId w:val="18"/>
+    <w:abstractNumId w:val="23"/>
   </w:num>
   <w:num w:numId="29">
-    <w:abstractNumId w:val="16"/>
+    <w:abstractNumId w:val="20"/>
   </w:num>
   <w:num w:numId="30">
-    <w:abstractNumId w:val="9"/>
+    <w:abstractNumId w:val="12"/>
   </w:num>
   <w:num w:numId="31">
-    <w:abstractNumId w:val="8"/>
+    <w:abstractNumId w:val="10"/>
   </w:num>
   <w:num w:numId="32">
-    <w:abstractNumId w:val="17"/>
+    <w:abstractNumId w:val="22"/>
   </w:num>
   <w:num w:numId="33">
-    <w:abstractNumId w:val="6"/>
+    <w:abstractNumId w:val="7"/>
   </w:num>
   <w:num w:numId="34">
-    <w:abstractNumId w:val="25"/>
+    <w:abstractNumId w:val="30"/>
   </w:num>
   <w:num w:numId="35">
     <w:abstractNumId w:val="3"/>
   </w:num>
   <w:num w:numId="36">
-    <w:abstractNumId w:val="10"/>
+    <w:abstractNumId w:val="13"/>
   </w:num>
   <w:num w:numId="37">
-    <w:abstractNumId w:val="5"/>
+    <w:abstractNumId w:val="6"/>
   </w:num>
   <w:num w:numId="38">
-    <w:abstractNumId w:val="22"/>
+    <w:abstractNumId w:val="27"/>
+  </w:num>
+  <w:num w:numId="39">
+    <w:abstractNumId w:val="42"/>
+  </w:num>
+  <w:num w:numId="40">
+    <w:abstractNumId w:val="4"/>
+  </w:num>
+  <w:num w:numId="41">
+    <w:abstractNumId w:val="21"/>
+  </w:num>
+  <w:num w:numId="42">
+    <w:abstractNumId w:val="15"/>
+  </w:num>
+  <w:num w:numId="43">
+    <w:abstractNumId w:val="9"/>
+  </w:num>
+  <w:num w:numId="44">
+    <w:abstractNumId w:val="11"/>
   </w:num>
 </w:numbering>
 </file>
@@ -11953,10 +13568,18 @@
     <w:autoRedefine/>
     <w:uiPriority w:val="39"/>
     <w:unhideWhenUsed/>
-    <w:rsid w:val="00005288"/>
+    <w:rsid w:val="006412B6"/>
     <w:pPr>
+      <w:tabs>
+        <w:tab w:val="right" w:leader="dot" w:pos="9912"/>
+      </w:tabs>
       <w:spacing w:after="100"/>
     </w:pPr>
+    <w:rPr>
+      <w:rFonts w:eastAsiaTheme="majorEastAsia" w:cstheme="majorBidi"/>
+      <w:caps/>
+      <w:noProof/>
+    </w:rPr>
   </w:style>
   <w:style w:type="character" w:styleId="af">
     <w:name w:val="Hyperlink"/>
@@ -12077,10 +13700,13 @@
     <w:autoRedefine/>
     <w:uiPriority w:val="39"/>
     <w:unhideWhenUsed/>
-    <w:rsid w:val="00012D06"/>
+    <w:rsid w:val="00AF6D68"/>
     <w:pPr>
+      <w:tabs>
+        <w:tab w:val="right" w:leader="dot" w:pos="9912"/>
+      </w:tabs>
       <w:spacing w:after="100"/>
-      <w:ind w:left="560"/>
+      <w:ind w:left="284"/>
     </w:pPr>
   </w:style>
   <w:style w:type="paragraph" w:styleId="af4">
